--- a/TheorynCoding/Study Material/Java Overall/Java Overall/Quick Java/oza sir/Study This/study material/Interview Question/Collection/ConcurrentHashMap other41.docx
+++ b/TheorynCoding/Study Material/Java Overall/Java Overall/Quick Java/oza sir/Study This/study material/Interview Question/Collection/ConcurrentHashMap other41.docx
@@ -30675,7 +30675,7 @@
       </w:pPr>
       <w:r>
         <w:pict>
-          <v:rect id="_x0000_i1087" style="width:0;height:1.5pt" o:hralign="center" o:hrstd="t" o:hr="t" fillcolor="#a0a0a0" stroked="f"/>
+          <v:rect id="_x0000_i1077" style="width:0;height:1.5pt" o:hralign="center" o:hrstd="t" o:hr="t" fillcolor="#a0a0a0" stroked="f"/>
         </w:pict>
       </w:r>
     </w:p>
@@ -30980,7 +30980,7 @@
       </w:pPr>
       <w:r>
         <w:pict>
-          <v:rect id="_x0000_i1088" style="width:0;height:1.5pt" o:hralign="center" o:hrstd="t" o:hr="t" fillcolor="#a0a0a0" stroked="f"/>
+          <v:rect id="_x0000_i1078" style="width:0;height:1.5pt" o:hralign="center" o:hrstd="t" o:hr="t" fillcolor="#a0a0a0" stroked="f"/>
         </w:pict>
       </w:r>
     </w:p>
@@ -31203,7 +31203,7 @@
       </w:pPr>
       <w:r>
         <w:pict>
-          <v:rect id="_x0000_i1089" style="width:0;height:1.5pt" o:hralign="center" o:hrstd="t" o:hr="t" fillcolor="#a0a0a0" stroked="f"/>
+          <v:rect id="_x0000_i1079" style="width:0;height:1.5pt" o:hralign="center" o:hrstd="t" o:hr="t" fillcolor="#a0a0a0" stroked="f"/>
         </w:pict>
       </w:r>
     </w:p>
@@ -31618,7 +31618,7 @@
           <w:lang w:eastAsia="en-IN"/>
         </w:rPr>
         <w:pict>
-          <v:rect id="_x0000_i1077" style="width:0;height:1.5pt" o:hralign="center" o:hrstd="t" o:hr="t" fillcolor="#a0a0a0" stroked="f"/>
+          <v:rect id="_x0000_i1080" style="width:0;height:1.5pt" o:hralign="center" o:hrstd="t" o:hr="t" fillcolor="#a0a0a0" stroked="f"/>
         </w:pict>
       </w:r>
     </w:p>
@@ -31873,7 +31873,7 @@
           <w:lang w:eastAsia="en-IN"/>
         </w:rPr>
         <w:pict>
-          <v:rect id="_x0000_i1078" style="width:0;height:1.5pt" o:hralign="center" o:hrstd="t" o:hr="t" fillcolor="#a0a0a0" stroked="f"/>
+          <v:rect id="_x0000_i1081" style="width:0;height:1.5pt" o:hralign="center" o:hrstd="t" o:hr="t" fillcolor="#a0a0a0" stroked="f"/>
         </w:pict>
       </w:r>
     </w:p>
@@ -32415,7 +32415,7 @@
           <w:lang w:eastAsia="en-IN"/>
         </w:rPr>
         <w:pict>
-          <v:rect id="_x0000_i1079" style="width:0;height:1.5pt" o:hralign="center" o:hrstd="t" o:hr="t" fillcolor="#a0a0a0" stroked="f"/>
+          <v:rect id="_x0000_i1082" style="width:0;height:1.5pt" o:hralign="center" o:hrstd="t" o:hr="t" fillcolor="#a0a0a0" stroked="f"/>
         </w:pict>
       </w:r>
     </w:p>
@@ -32949,7 +32949,7 @@
           <w:lang w:eastAsia="en-IN"/>
         </w:rPr>
         <w:pict>
-          <v:rect id="_x0000_i1080" style="width:0;height:1.5pt" o:hralign="center" o:hrstd="t" o:hr="t" fillcolor="#a0a0a0" stroked="f"/>
+          <v:rect id="_x0000_i1083" style="width:0;height:1.5pt" o:hralign="center" o:hrstd="t" o:hr="t" fillcolor="#a0a0a0" stroked="f"/>
         </w:pict>
       </w:r>
     </w:p>
@@ -33468,8 +33468,6 @@
         </w:rPr>
         <w:t>Bucket 0 → empty</w:t>
       </w:r>
-      <w:bookmarkStart w:id="0" w:name="_GoBack"/>
-      <w:bookmarkEnd w:id="0"/>
     </w:p>
     <w:p>
       <w:pPr>
@@ -33999,7 +33997,7 @@
           <w:lang w:eastAsia="en-IN"/>
         </w:rPr>
         <w:pict>
-          <v:rect id="_x0000_i1081" style="width:0;height:1.5pt" o:hralign="center" o:hrstd="t" o:hr="t" fillcolor="#a0a0a0" stroked="f"/>
+          <v:rect id="_x0000_i1084" style="width:0;height:1.5pt" o:hralign="center" o:hrstd="t" o:hr="t" fillcolor="#a0a0a0" stroked="f"/>
         </w:pict>
       </w:r>
     </w:p>
@@ -34436,7 +34434,7 @@
           <w:lang w:eastAsia="en-IN"/>
         </w:rPr>
         <w:pict>
-          <v:rect id="_x0000_i1082" style="width:0;height:1.5pt" o:hralign="center" o:hrstd="t" o:hr="t" fillcolor="#a0a0a0" stroked="f"/>
+          <v:rect id="_x0000_i1085" style="width:0;height:1.5pt" o:hralign="center" o:hrstd="t" o:hr="t" fillcolor="#a0a0a0" stroked="f"/>
         </w:pict>
       </w:r>
     </w:p>
@@ -34945,7 +34943,7 @@
           <w:lang w:eastAsia="en-IN"/>
         </w:rPr>
         <w:pict>
-          <v:rect id="_x0000_i1083" style="width:0;height:1.5pt" o:hralign="center" o:hrstd="t" o:hr="t" fillcolor="#a0a0a0" stroked="f"/>
+          <v:rect id="_x0000_i1086" style="width:0;height:1.5pt" o:hralign="center" o:hrstd="t" o:hr="t" fillcolor="#a0a0a0" stroked="f"/>
         </w:pict>
       </w:r>
     </w:p>
@@ -35268,7 +35266,7 @@
           <w:lang w:eastAsia="en-IN"/>
         </w:rPr>
         <w:pict>
-          <v:rect id="_x0000_i1084" style="width:0;height:1.5pt" o:hralign="center" o:hrstd="t" o:hr="t" fillcolor="#a0a0a0" stroked="f"/>
+          <v:rect id="_x0000_i1087" style="width:0;height:1.5pt" o:hralign="center" o:hrstd="t" o:hr="t" fillcolor="#a0a0a0" stroked="f"/>
         </w:pict>
       </w:r>
     </w:p>
@@ -35773,7 +35771,7 @@
           <w:lang w:eastAsia="en-IN"/>
         </w:rPr>
         <w:pict>
-          <v:rect id="_x0000_i1085" style="width:0;height:1.5pt" o:hralign="center" o:hrstd="t" o:hr="t" fillcolor="#a0a0a0" stroked="f"/>
+          <v:rect id="_x0000_i1088" style="width:0;height:1.5pt" o:hralign="center" o:hrstd="t" o:hr="t" fillcolor="#a0a0a0" stroked="f"/>
         </w:pict>
       </w:r>
     </w:p>
@@ -36503,7 +36501,7 @@
           <w:lang w:eastAsia="en-IN"/>
         </w:rPr>
         <w:pict>
-          <v:rect id="_x0000_i1086" style="width:0;height:1.5pt" o:hralign="center" o:hrstd="t" o:hr="t" fillcolor="#a0a0a0" stroked="f"/>
+          <v:rect id="_x0000_i1089" style="width:0;height:1.5pt" o:hralign="center" o:hrstd="t" o:hr="t" fillcolor="#a0a0a0" stroked="f"/>
         </w:pict>
       </w:r>
     </w:p>
@@ -37449,6 +37447,6831 @@
         <w:t>: same structure and concepts, but without the repeated A/B thread scenarios and multiple explanations of the same Segment/CAS mechanism.</w:t>
       </w:r>
     </w:p>
+    <w:p/>
+    <w:p>
+      <w:r>
+        <w:rPr>
+          <w:highlight w:val="yellow"/>
+        </w:rPr>
+        <w:t>Tree Node</w:t>
+      </w:r>
+    </w:p>
+    <w:p/>
+    <w:p>
+      <w:pPr>
+        <w:pStyle w:val="NormalWeb"/>
+      </w:pPr>
+      <w:r>
+        <w:t xml:space="preserve">Yes. Here is the </w:t>
+      </w:r>
+      <w:r>
+        <w:rPr>
+          <w:rStyle w:val="Strong"/>
+        </w:rPr>
+        <w:t xml:space="preserve">complete </w:t>
+      </w:r>
+      <w:proofErr w:type="spellStart"/>
+      <w:r>
+        <w:rPr>
+          <w:rStyle w:val="Strong"/>
+        </w:rPr>
+        <w:t>ConcurrentHashMap</w:t>
+      </w:r>
+      <w:proofErr w:type="spellEnd"/>
+      <w:r>
+        <w:rPr>
+          <w:rStyle w:val="Strong"/>
+        </w:rPr>
+        <w:t xml:space="preserve"> note again</w:t>
+      </w:r>
+      <w:r>
+        <w:t xml:space="preserve">, with the </w:t>
+      </w:r>
+      <w:r>
+        <w:rPr>
+          <w:rStyle w:val="Strong"/>
+        </w:rPr>
+        <w:t>resize-first behavior</w:t>
+      </w:r>
+      <w:r>
+        <w:t xml:space="preserve"> included, but still kept concise.</w:t>
+      </w:r>
+    </w:p>
+    <w:p>
+      <w:pPr>
+        <w:pStyle w:val="HTMLPreformatted"/>
+        <w:rPr>
+          <w:rStyle w:val="HTMLCode"/>
+        </w:rPr>
+      </w:pPr>
+      <w:r>
+        <w:rPr>
+          <w:rStyle w:val="HTMLCode"/>
+        </w:rPr>
+        <w:t>// ============================================================</w:t>
+      </w:r>
+    </w:p>
+    <w:p>
+      <w:pPr>
+        <w:pStyle w:val="HTMLPreformatted"/>
+        <w:rPr>
+          <w:rStyle w:val="HTMLCode"/>
+        </w:rPr>
+      </w:pPr>
+      <w:r>
+        <w:rPr>
+          <w:rStyle w:val="HTMLCode"/>
+        </w:rPr>
+        <w:t xml:space="preserve">// 16. </w:t>
+      </w:r>
+      <w:proofErr w:type="spellStart"/>
+      <w:r>
+        <w:rPr>
+          <w:rStyle w:val="HTMLCode"/>
+        </w:rPr>
+        <w:t>ConcurrentHashMap</w:t>
+      </w:r>
+      <w:proofErr w:type="spellEnd"/>
+    </w:p>
+    <w:p>
+      <w:pPr>
+        <w:pStyle w:val="HTMLPreformatted"/>
+        <w:rPr>
+          <w:rStyle w:val="HTMLCode"/>
+        </w:rPr>
+      </w:pPr>
+      <w:r>
+        <w:rPr>
+          <w:rStyle w:val="HTMLCode"/>
+        </w:rPr>
+        <w:t>// ============================================================</w:t>
+      </w:r>
+    </w:p>
+    <w:p>
+      <w:pPr>
+        <w:pStyle w:val="HTMLPreformatted"/>
+        <w:rPr>
+          <w:rStyle w:val="HTMLCode"/>
+        </w:rPr>
+      </w:pPr>
+      <w:r>
+        <w:rPr>
+          <w:rStyle w:val="HTMLCode"/>
+        </w:rPr>
+        <w:t>/*</w:t>
+      </w:r>
+    </w:p>
+    <w:p>
+      <w:pPr>
+        <w:pStyle w:val="HTMLPreformatted"/>
+        <w:rPr>
+          <w:rStyle w:val="HTMLCode"/>
+        </w:rPr>
+      </w:pPr>
+      <w:r>
+        <w:rPr>
+          <w:rStyle w:val="HTMLCode"/>
+        </w:rPr>
+        <w:t xml:space="preserve"> * Internal DS      : </w:t>
+      </w:r>
+      <w:proofErr w:type="gramStart"/>
+      <w:r>
+        <w:rPr>
+          <w:rStyle w:val="HTMLCode"/>
+        </w:rPr>
+        <w:t>Node[</w:t>
+      </w:r>
+      <w:proofErr w:type="gramEnd"/>
+      <w:r>
+        <w:rPr>
+          <w:rStyle w:val="HTMLCode"/>
+        </w:rPr>
+        <w:t>] table</w:t>
+      </w:r>
+    </w:p>
+    <w:p>
+      <w:pPr>
+        <w:pStyle w:val="HTMLPreformatted"/>
+        <w:rPr>
+          <w:rStyle w:val="HTMLCode"/>
+        </w:rPr>
+      </w:pPr>
+      <w:r>
+        <w:rPr>
+          <w:rStyle w:val="HTMLCode"/>
+        </w:rPr>
+        <w:t xml:space="preserve"> * Structure        : Node</w:t>
+      </w:r>
+    </w:p>
+    <w:p>
+      <w:pPr>
+        <w:pStyle w:val="HTMLPreformatted"/>
+        <w:rPr>
+          <w:rStyle w:val="HTMLCode"/>
+        </w:rPr>
+      </w:pPr>
+      <w:r>
+        <w:rPr>
+          <w:rStyle w:val="HTMLCode"/>
+        </w:rPr>
+        <w:t xml:space="preserve"> * Initialization   : Lazy</w:t>
+      </w:r>
+    </w:p>
+    <w:p>
+      <w:pPr>
+        <w:pStyle w:val="HTMLPreformatted"/>
+        <w:rPr>
+          <w:rStyle w:val="HTMLCode"/>
+        </w:rPr>
+      </w:pPr>
+      <w:r>
+        <w:rPr>
+          <w:rStyle w:val="HTMLCode"/>
+        </w:rPr>
+        <w:t xml:space="preserve"> *</w:t>
+      </w:r>
+    </w:p>
+    <w:p>
+      <w:pPr>
+        <w:pStyle w:val="HTMLPreformatted"/>
+        <w:rPr>
+          <w:rStyle w:val="HTMLCode"/>
+        </w:rPr>
+      </w:pPr>
+      <w:r>
+        <w:rPr>
+          <w:rStyle w:val="HTMLCode"/>
+        </w:rPr>
+        <w:t xml:space="preserve"> * </w:t>
+      </w:r>
+      <w:proofErr w:type="gramStart"/>
+      <w:r>
+        <w:rPr>
+          <w:rStyle w:val="HTMLCode"/>
+        </w:rPr>
+        <w:t>put(</w:t>
+      </w:r>
+      <w:proofErr w:type="gramEnd"/>
+      <w:r>
+        <w:rPr>
+          <w:rStyle w:val="HTMLCode"/>
+        </w:rPr>
+        <w:t>)            : O(1) Average</w:t>
+      </w:r>
+    </w:p>
+    <w:p>
+      <w:pPr>
+        <w:pStyle w:val="HTMLPreformatted"/>
+        <w:rPr>
+          <w:rStyle w:val="HTMLCode"/>
+        </w:rPr>
+      </w:pPr>
+      <w:r>
+        <w:rPr>
+          <w:rStyle w:val="HTMLCode"/>
+        </w:rPr>
+        <w:t xml:space="preserve"> * </w:t>
+      </w:r>
+      <w:proofErr w:type="gramStart"/>
+      <w:r>
+        <w:rPr>
+          <w:rStyle w:val="HTMLCode"/>
+        </w:rPr>
+        <w:t>get(</w:t>
+      </w:r>
+      <w:proofErr w:type="gramEnd"/>
+      <w:r>
+        <w:rPr>
+          <w:rStyle w:val="HTMLCode"/>
+        </w:rPr>
+        <w:t>)            : O(1) Average</w:t>
+      </w:r>
+    </w:p>
+    <w:p>
+      <w:pPr>
+        <w:pStyle w:val="HTMLPreformatted"/>
+        <w:rPr>
+          <w:rStyle w:val="HTMLCode"/>
+        </w:rPr>
+      </w:pPr>
+      <w:r>
+        <w:rPr>
+          <w:rStyle w:val="HTMLCode"/>
+        </w:rPr>
+        <w:t xml:space="preserve"> * </w:t>
+      </w:r>
+      <w:proofErr w:type="gramStart"/>
+      <w:r>
+        <w:rPr>
+          <w:rStyle w:val="HTMLCode"/>
+        </w:rPr>
+        <w:t>remove(</w:t>
+      </w:r>
+      <w:proofErr w:type="gramEnd"/>
+      <w:r>
+        <w:rPr>
+          <w:rStyle w:val="HTMLCode"/>
+        </w:rPr>
+        <w:t>)         : O(1) Average</w:t>
+      </w:r>
+    </w:p>
+    <w:p>
+      <w:pPr>
+        <w:pStyle w:val="HTMLPreformatted"/>
+        <w:rPr>
+          <w:rStyle w:val="HTMLCode"/>
+        </w:rPr>
+      </w:pPr>
+      <w:r>
+        <w:rPr>
+          <w:rStyle w:val="HTMLCode"/>
+        </w:rPr>
+        <w:t xml:space="preserve"> * </w:t>
+      </w:r>
+      <w:proofErr w:type="spellStart"/>
+      <w:proofErr w:type="gramStart"/>
+      <w:r>
+        <w:rPr>
+          <w:rStyle w:val="HTMLCode"/>
+        </w:rPr>
+        <w:t>containsKey</w:t>
+      </w:r>
+      <w:proofErr w:type="spellEnd"/>
+      <w:r>
+        <w:rPr>
+          <w:rStyle w:val="HTMLCode"/>
+        </w:rPr>
+        <w:t>(</w:t>
+      </w:r>
+      <w:proofErr w:type="gramEnd"/>
+      <w:r>
+        <w:rPr>
+          <w:rStyle w:val="HTMLCode"/>
+        </w:rPr>
+        <w:t>)    : O(1) Average</w:t>
+      </w:r>
+    </w:p>
+    <w:p>
+      <w:pPr>
+        <w:pStyle w:val="HTMLPreformatted"/>
+        <w:rPr>
+          <w:rStyle w:val="HTMLCode"/>
+        </w:rPr>
+      </w:pPr>
+      <w:r>
+        <w:rPr>
+          <w:rStyle w:val="HTMLCode"/>
+        </w:rPr>
+        <w:t xml:space="preserve"> * </w:t>
+      </w:r>
+      <w:proofErr w:type="spellStart"/>
+      <w:proofErr w:type="gramStart"/>
+      <w:r>
+        <w:rPr>
+          <w:rStyle w:val="HTMLCode"/>
+        </w:rPr>
+        <w:t>containsValue</w:t>
+      </w:r>
+      <w:proofErr w:type="spellEnd"/>
+      <w:r>
+        <w:rPr>
+          <w:rStyle w:val="HTMLCode"/>
+        </w:rPr>
+        <w:t>(</w:t>
+      </w:r>
+      <w:proofErr w:type="gramEnd"/>
+      <w:r>
+        <w:rPr>
+          <w:rStyle w:val="HTMLCode"/>
+        </w:rPr>
+        <w:t>)  : O(n)</w:t>
+      </w:r>
+    </w:p>
+    <w:p>
+      <w:pPr>
+        <w:pStyle w:val="HTMLPreformatted"/>
+        <w:rPr>
+          <w:rStyle w:val="HTMLCode"/>
+        </w:rPr>
+      </w:pPr>
+      <w:r>
+        <w:rPr>
+          <w:rStyle w:val="HTMLCode"/>
+        </w:rPr>
+        <w:t xml:space="preserve"> * </w:t>
+      </w:r>
+      <w:proofErr w:type="gramStart"/>
+      <w:r>
+        <w:rPr>
+          <w:rStyle w:val="HTMLCode"/>
+        </w:rPr>
+        <w:t>size(</w:t>
+      </w:r>
+      <w:proofErr w:type="gramEnd"/>
+      <w:r>
+        <w:rPr>
+          <w:rStyle w:val="HTMLCode"/>
+        </w:rPr>
+        <w:t>)           : O(1) Average</w:t>
+      </w:r>
+    </w:p>
+    <w:p>
+      <w:pPr>
+        <w:pStyle w:val="HTMLPreformatted"/>
+        <w:rPr>
+          <w:rStyle w:val="HTMLCode"/>
+        </w:rPr>
+      </w:pPr>
+      <w:r>
+        <w:rPr>
+          <w:rStyle w:val="HTMLCode"/>
+        </w:rPr>
+        <w:t xml:space="preserve"> * </w:t>
+      </w:r>
+      <w:proofErr w:type="spellStart"/>
+      <w:proofErr w:type="gramStart"/>
+      <w:r>
+        <w:rPr>
+          <w:rStyle w:val="HTMLCode"/>
+        </w:rPr>
+        <w:t>isEmpty</w:t>
+      </w:r>
+      <w:proofErr w:type="spellEnd"/>
+      <w:r>
+        <w:rPr>
+          <w:rStyle w:val="HTMLCode"/>
+        </w:rPr>
+        <w:t>(</w:t>
+      </w:r>
+      <w:proofErr w:type="gramEnd"/>
+      <w:r>
+        <w:rPr>
+          <w:rStyle w:val="HTMLCode"/>
+        </w:rPr>
+        <w:t>)        : O(1)</w:t>
+      </w:r>
+    </w:p>
+    <w:p>
+      <w:pPr>
+        <w:pStyle w:val="HTMLPreformatted"/>
+        <w:rPr>
+          <w:rStyle w:val="HTMLCode"/>
+        </w:rPr>
+      </w:pPr>
+      <w:r>
+        <w:rPr>
+          <w:rStyle w:val="HTMLCode"/>
+        </w:rPr>
+        <w:lastRenderedPageBreak/>
+        <w:t xml:space="preserve"> * </w:t>
+      </w:r>
+      <w:proofErr w:type="gramStart"/>
+      <w:r>
+        <w:rPr>
+          <w:rStyle w:val="HTMLCode"/>
+        </w:rPr>
+        <w:t>clear(</w:t>
+      </w:r>
+      <w:proofErr w:type="gramEnd"/>
+      <w:r>
+        <w:rPr>
+          <w:rStyle w:val="HTMLCode"/>
+        </w:rPr>
+        <w:t>)          : O(n)</w:t>
+      </w:r>
+    </w:p>
+    <w:p>
+      <w:pPr>
+        <w:pStyle w:val="HTMLPreformatted"/>
+        <w:rPr>
+          <w:rStyle w:val="HTMLCode"/>
+        </w:rPr>
+      </w:pPr>
+      <w:r>
+        <w:rPr>
+          <w:rStyle w:val="HTMLCode"/>
+        </w:rPr>
+        <w:t xml:space="preserve"> *</w:t>
+      </w:r>
+    </w:p>
+    <w:p>
+      <w:pPr>
+        <w:pStyle w:val="HTMLPreformatted"/>
+        <w:rPr>
+          <w:rStyle w:val="HTMLCode"/>
+        </w:rPr>
+      </w:pPr>
+      <w:r>
+        <w:rPr>
+          <w:rStyle w:val="HTMLCode"/>
+        </w:rPr>
+        <w:t xml:space="preserve"> * Key Comparison   : </w:t>
+      </w:r>
+      <w:proofErr w:type="spellStart"/>
+      <w:proofErr w:type="gramStart"/>
+      <w:r>
+        <w:rPr>
+          <w:rStyle w:val="HTMLCode"/>
+        </w:rPr>
+        <w:t>hashCode</w:t>
+      </w:r>
+      <w:proofErr w:type="spellEnd"/>
+      <w:r>
+        <w:rPr>
+          <w:rStyle w:val="HTMLCode"/>
+        </w:rPr>
+        <w:t>(</w:t>
+      </w:r>
+      <w:proofErr w:type="gramEnd"/>
+      <w:r>
+        <w:rPr>
+          <w:rStyle w:val="HTMLCode"/>
+        </w:rPr>
+        <w:t>) + equals()</w:t>
+      </w:r>
+    </w:p>
+    <w:p>
+      <w:pPr>
+        <w:pStyle w:val="HTMLPreformatted"/>
+        <w:rPr>
+          <w:rStyle w:val="HTMLCode"/>
+        </w:rPr>
+      </w:pPr>
+      <w:r>
+        <w:rPr>
+          <w:rStyle w:val="HTMLCode"/>
+        </w:rPr>
+        <w:t xml:space="preserve"> * Hashing          : Hash-based</w:t>
+      </w:r>
+    </w:p>
+    <w:p>
+      <w:pPr>
+        <w:pStyle w:val="HTMLPreformatted"/>
+        <w:rPr>
+          <w:rStyle w:val="HTMLCode"/>
+        </w:rPr>
+      </w:pPr>
+      <w:r>
+        <w:rPr>
+          <w:rStyle w:val="HTMLCode"/>
+        </w:rPr>
+        <w:t xml:space="preserve"> * Collision        : Node → next / </w:t>
+      </w:r>
+      <w:proofErr w:type="spellStart"/>
+      <w:r>
+        <w:rPr>
+          <w:rStyle w:val="HTMLCode"/>
+        </w:rPr>
+        <w:t>TreeNode</w:t>
+      </w:r>
+      <w:proofErr w:type="spellEnd"/>
+    </w:p>
+    <w:p>
+      <w:pPr>
+        <w:pStyle w:val="HTMLPreformatted"/>
+        <w:rPr>
+          <w:rStyle w:val="HTMLCode"/>
+        </w:rPr>
+      </w:pPr>
+      <w:r>
+        <w:rPr>
+          <w:rStyle w:val="HTMLCode"/>
+        </w:rPr>
+        <w:t xml:space="preserve"> * Node / Entry     : Node</w:t>
+      </w:r>
+    </w:p>
+    <w:p>
+      <w:pPr>
+        <w:pStyle w:val="HTMLPreformatted"/>
+        <w:rPr>
+          <w:rStyle w:val="HTMLCode"/>
+        </w:rPr>
+      </w:pPr>
+      <w:r>
+        <w:rPr>
+          <w:rStyle w:val="HTMLCode"/>
+        </w:rPr>
+        <w:t xml:space="preserve"> *</w:t>
+      </w:r>
+    </w:p>
+    <w:p>
+      <w:pPr>
+        <w:pStyle w:val="HTMLPreformatted"/>
+        <w:rPr>
+          <w:rStyle w:val="HTMLCode"/>
+        </w:rPr>
+      </w:pPr>
+      <w:r>
+        <w:rPr>
+          <w:rStyle w:val="HTMLCode"/>
+        </w:rPr>
+        <w:t xml:space="preserve"> * Concurrency      : CAS + synchronized (Java 8+)</w:t>
+      </w:r>
+    </w:p>
+    <w:p>
+      <w:pPr>
+        <w:pStyle w:val="HTMLPreformatted"/>
+        <w:rPr>
+          <w:rStyle w:val="HTMLCode"/>
+        </w:rPr>
+      </w:pPr>
+      <w:r>
+        <w:rPr>
+          <w:rStyle w:val="HTMLCode"/>
+        </w:rPr>
+        <w:t xml:space="preserve"> * Segment          : Java 7 only</w:t>
+      </w:r>
+    </w:p>
+    <w:p>
+      <w:pPr>
+        <w:pStyle w:val="HTMLPreformatted"/>
+        <w:rPr>
+          <w:rStyle w:val="HTMLCode"/>
+        </w:rPr>
+      </w:pPr>
+      <w:r>
+        <w:rPr>
+          <w:rStyle w:val="HTMLCode"/>
+        </w:rPr>
+        <w:t xml:space="preserve"> *</w:t>
+      </w:r>
+    </w:p>
+    <w:p>
+      <w:pPr>
+        <w:pStyle w:val="HTMLPreformatted"/>
+        <w:rPr>
+          <w:rStyle w:val="HTMLCode"/>
+        </w:rPr>
+      </w:pPr>
+      <w:r>
+        <w:rPr>
+          <w:rStyle w:val="HTMLCode"/>
+        </w:rPr>
+        <w:t xml:space="preserve"> * Default </w:t>
+      </w:r>
+      <w:proofErr w:type="gramStart"/>
+      <w:r>
+        <w:rPr>
+          <w:rStyle w:val="HTMLCode"/>
+        </w:rPr>
+        <w:t>Capacity :</w:t>
+      </w:r>
+      <w:proofErr w:type="gramEnd"/>
+      <w:r>
+        <w:rPr>
+          <w:rStyle w:val="HTMLCode"/>
+        </w:rPr>
+        <w:t xml:space="preserve"> 16</w:t>
+      </w:r>
+    </w:p>
+    <w:p>
+      <w:pPr>
+        <w:pStyle w:val="HTMLPreformatted"/>
+        <w:rPr>
+          <w:rStyle w:val="HTMLCode"/>
+        </w:rPr>
+      </w:pPr>
+      <w:r>
+        <w:rPr>
+          <w:rStyle w:val="HTMLCode"/>
+        </w:rPr>
+        <w:t xml:space="preserve"> * Load Factor      : 0.75</w:t>
+      </w:r>
+    </w:p>
+    <w:p>
+      <w:pPr>
+        <w:pStyle w:val="HTMLPreformatted"/>
+        <w:rPr>
+          <w:rStyle w:val="HTMLCode"/>
+        </w:rPr>
+      </w:pPr>
+      <w:r>
+        <w:rPr>
+          <w:rStyle w:val="HTMLCode"/>
+        </w:rPr>
+        <w:t xml:space="preserve"> * Resize           : 16 → 32 → 64 → 128</w:t>
+      </w:r>
+    </w:p>
+    <w:p>
+      <w:pPr>
+        <w:pStyle w:val="HTMLPreformatted"/>
+        <w:rPr>
+          <w:rStyle w:val="HTMLCode"/>
+        </w:rPr>
+      </w:pPr>
+      <w:r>
+        <w:rPr>
+          <w:rStyle w:val="HTMLCode"/>
+        </w:rPr>
+        <w:t xml:space="preserve"> * Growth           : old × 2</w:t>
+      </w:r>
+    </w:p>
+    <w:p>
+      <w:pPr>
+        <w:pStyle w:val="HTMLPreformatted"/>
+        <w:rPr>
+          <w:rStyle w:val="HTMLCode"/>
+        </w:rPr>
+      </w:pPr>
+      <w:r>
+        <w:rPr>
+          <w:rStyle w:val="HTMLCode"/>
+        </w:rPr>
+        <w:t xml:space="preserve"> *</w:t>
+      </w:r>
+    </w:p>
+    <w:p>
+      <w:pPr>
+        <w:pStyle w:val="HTMLPreformatted"/>
+        <w:rPr>
+          <w:rStyle w:val="HTMLCode"/>
+        </w:rPr>
+      </w:pPr>
+      <w:r>
+        <w:rPr>
+          <w:rStyle w:val="HTMLCode"/>
+        </w:rPr>
+        <w:t xml:space="preserve"> * </w:t>
+      </w:r>
+      <w:proofErr w:type="spellStart"/>
+      <w:r>
+        <w:rPr>
+          <w:rStyle w:val="HTMLCode"/>
+        </w:rPr>
+        <w:t>Treeification</w:t>
+      </w:r>
+      <w:proofErr w:type="spellEnd"/>
+      <w:r>
+        <w:rPr>
+          <w:rStyle w:val="HTMLCode"/>
+        </w:rPr>
+        <w:t xml:space="preserve">    : Same bucket reaches 8 nodes</w:t>
+      </w:r>
+    </w:p>
+    <w:p>
+      <w:pPr>
+        <w:pStyle w:val="HTMLPreformatted"/>
+        <w:rPr>
+          <w:rStyle w:val="HTMLCode"/>
+        </w:rPr>
+      </w:pPr>
+      <w:r>
+        <w:rPr>
+          <w:rStyle w:val="HTMLCode"/>
+        </w:rPr>
+        <w:t xml:space="preserve"> *                    AND table capacity &gt;= 64</w:t>
+      </w:r>
+    </w:p>
+    <w:p>
+      <w:pPr>
+        <w:pStyle w:val="HTMLPreformatted"/>
+        <w:rPr>
+          <w:rStyle w:val="HTMLCode"/>
+        </w:rPr>
+      </w:pPr>
+      <w:r>
+        <w:rPr>
+          <w:rStyle w:val="HTMLCode"/>
+        </w:rPr>
+        <w:t xml:space="preserve"> *</w:t>
+      </w:r>
+    </w:p>
+    <w:p>
+      <w:pPr>
+        <w:pStyle w:val="HTMLPreformatted"/>
+        <w:rPr>
+          <w:rStyle w:val="HTMLCode"/>
+        </w:rPr>
+      </w:pPr>
+      <w:r>
+        <w:rPr>
+          <w:rStyle w:val="HTMLCode"/>
+        </w:rPr>
+        <w:t xml:space="preserve"> * If capacity &lt; </w:t>
+      </w:r>
+      <w:proofErr w:type="gramStart"/>
+      <w:r>
+        <w:rPr>
+          <w:rStyle w:val="HTMLCode"/>
+        </w:rPr>
+        <w:t>64 :</w:t>
+      </w:r>
+      <w:proofErr w:type="gramEnd"/>
+      <w:r>
+        <w:rPr>
+          <w:rStyle w:val="HTMLCode"/>
+        </w:rPr>
+        <w:t xml:space="preserve"> Resize first instead of </w:t>
+      </w:r>
+      <w:proofErr w:type="spellStart"/>
+      <w:r>
+        <w:rPr>
+          <w:rStyle w:val="HTMLCode"/>
+        </w:rPr>
+        <w:t>treeifying</w:t>
+      </w:r>
+      <w:proofErr w:type="spellEnd"/>
+    </w:p>
+    <w:p>
+      <w:pPr>
+        <w:pStyle w:val="HTMLPreformatted"/>
+        <w:rPr>
+          <w:rStyle w:val="HTMLCode"/>
+        </w:rPr>
+      </w:pPr>
+      <w:r>
+        <w:rPr>
+          <w:rStyle w:val="HTMLCode"/>
+        </w:rPr>
+        <w:t xml:space="preserve"> */</w:t>
+      </w:r>
+    </w:p>
+    <w:p>
+      <w:pPr>
+        <w:pStyle w:val="HTMLPreformatted"/>
+        <w:rPr>
+          <w:rStyle w:val="HTMLCode"/>
+        </w:rPr>
+      </w:pPr>
+    </w:p>
+    <w:p>
+      <w:pPr>
+        <w:pStyle w:val="HTMLPreformatted"/>
+        <w:rPr>
+          <w:rStyle w:val="HTMLCode"/>
+        </w:rPr>
+      </w:pPr>
+      <w:proofErr w:type="spellStart"/>
+      <w:r>
+        <w:rPr>
+          <w:rStyle w:val="HTMLCode"/>
+        </w:rPr>
+        <w:t>ConcurrentHashMap</w:t>
+      </w:r>
+      <w:proofErr w:type="spellEnd"/>
+      <w:r>
+        <w:rPr>
+          <w:rStyle w:val="HTMLCode"/>
+        </w:rPr>
+        <w:t xml:space="preserve">&lt;Integer, String&gt; </w:t>
+      </w:r>
+      <w:proofErr w:type="spellStart"/>
+      <w:r>
+        <w:rPr>
+          <w:rStyle w:val="HTMLCode"/>
+        </w:rPr>
+        <w:t>concurrentHashMap</w:t>
+      </w:r>
+      <w:proofErr w:type="spellEnd"/>
+      <w:r>
+        <w:rPr>
+          <w:rStyle w:val="HTMLCode"/>
+        </w:rPr>
+        <w:t xml:space="preserve"> =</w:t>
+      </w:r>
+    </w:p>
+    <w:p>
+      <w:pPr>
+        <w:pStyle w:val="HTMLPreformatted"/>
+        <w:rPr>
+          <w:rStyle w:val="HTMLCode"/>
+        </w:rPr>
+      </w:pPr>
+      <w:r>
+        <w:rPr>
+          <w:rStyle w:val="HTMLCode"/>
+        </w:rPr>
+        <w:t xml:space="preserve">        </w:t>
+      </w:r>
+      <w:proofErr w:type="gramStart"/>
+      <w:r>
+        <w:rPr>
+          <w:rStyle w:val="HTMLCode"/>
+        </w:rPr>
+        <w:t>new</w:t>
+      </w:r>
+      <w:proofErr w:type="gramEnd"/>
+      <w:r>
+        <w:rPr>
+          <w:rStyle w:val="HTMLCode"/>
+        </w:rPr>
+        <w:t xml:space="preserve"> </w:t>
+      </w:r>
+      <w:proofErr w:type="spellStart"/>
+      <w:r>
+        <w:rPr>
+          <w:rStyle w:val="HTMLCode"/>
+        </w:rPr>
+        <w:t>ConcurrentHashMap</w:t>
+      </w:r>
+      <w:proofErr w:type="spellEnd"/>
+      <w:r>
+        <w:rPr>
+          <w:rStyle w:val="HTMLCode"/>
+        </w:rPr>
+        <w:t>&lt;&gt;();</w:t>
+      </w:r>
+    </w:p>
+    <w:p>
+      <w:pPr>
+        <w:pStyle w:val="HTMLPreformatted"/>
+        <w:rPr>
+          <w:rStyle w:val="HTMLCode"/>
+        </w:rPr>
+      </w:pPr>
+    </w:p>
+    <w:p>
+      <w:pPr>
+        <w:pStyle w:val="HTMLPreformatted"/>
+        <w:rPr>
+          <w:rStyle w:val="HTMLCode"/>
+        </w:rPr>
+      </w:pPr>
+      <w:proofErr w:type="spellStart"/>
+      <w:proofErr w:type="gramStart"/>
+      <w:r>
+        <w:rPr>
+          <w:rStyle w:val="HTMLCode"/>
+        </w:rPr>
+        <w:t>concurrentHashMap.put</w:t>
+      </w:r>
+      <w:proofErr w:type="spellEnd"/>
+      <w:r>
+        <w:rPr>
+          <w:rStyle w:val="HTMLCode"/>
+        </w:rPr>
+        <w:t>(</w:t>
+      </w:r>
+      <w:proofErr w:type="gramEnd"/>
+      <w:r>
+        <w:rPr>
+          <w:rStyle w:val="HTMLCode"/>
+        </w:rPr>
+        <w:t>101, "Java");</w:t>
+      </w:r>
+    </w:p>
+    <w:p>
+      <w:pPr>
+        <w:pStyle w:val="HTMLPreformatted"/>
+        <w:rPr>
+          <w:rStyle w:val="HTMLCode"/>
+        </w:rPr>
+      </w:pPr>
+      <w:proofErr w:type="spellStart"/>
+      <w:proofErr w:type="gramStart"/>
+      <w:r>
+        <w:rPr>
+          <w:rStyle w:val="HTMLCode"/>
+        </w:rPr>
+        <w:t>concurrentHashMap.put</w:t>
+      </w:r>
+      <w:proofErr w:type="spellEnd"/>
+      <w:r>
+        <w:rPr>
+          <w:rStyle w:val="HTMLCode"/>
+        </w:rPr>
+        <w:t>(</w:t>
+      </w:r>
+      <w:proofErr w:type="gramEnd"/>
+      <w:r>
+        <w:rPr>
+          <w:rStyle w:val="HTMLCode"/>
+        </w:rPr>
+        <w:t>102, "Spring");</w:t>
+      </w:r>
+    </w:p>
+    <w:p>
+      <w:pPr>
+        <w:pStyle w:val="HTMLPreformatted"/>
+        <w:rPr>
+          <w:rStyle w:val="HTMLCode"/>
+        </w:rPr>
+      </w:pPr>
+    </w:p>
+    <w:p>
+      <w:pPr>
+        <w:pStyle w:val="HTMLPreformatted"/>
+        <w:rPr>
+          <w:rStyle w:val="HTMLCode"/>
+        </w:rPr>
+      </w:pPr>
+      <w:proofErr w:type="spellStart"/>
+      <w:proofErr w:type="gramStart"/>
+      <w:r>
+        <w:rPr>
+          <w:rStyle w:val="HTMLCode"/>
+        </w:rPr>
+        <w:t>concurrentHashMap.get</w:t>
+      </w:r>
+      <w:proofErr w:type="spellEnd"/>
+      <w:r>
+        <w:rPr>
+          <w:rStyle w:val="HTMLCode"/>
+        </w:rPr>
+        <w:t>(</w:t>
+      </w:r>
+      <w:proofErr w:type="gramEnd"/>
+      <w:r>
+        <w:rPr>
+          <w:rStyle w:val="HTMLCode"/>
+        </w:rPr>
+        <w:t>101);</w:t>
+      </w:r>
+    </w:p>
+    <w:p>
+      <w:pPr>
+        <w:pStyle w:val="HTMLPreformatted"/>
+        <w:rPr>
+          <w:rStyle w:val="HTMLCode"/>
+        </w:rPr>
+      </w:pPr>
+      <w:proofErr w:type="spellStart"/>
+      <w:proofErr w:type="gramStart"/>
+      <w:r>
+        <w:rPr>
+          <w:rStyle w:val="HTMLCode"/>
+        </w:rPr>
+        <w:t>concurrentHashMap.containsKey</w:t>
+      </w:r>
+      <w:proofErr w:type="spellEnd"/>
+      <w:r>
+        <w:rPr>
+          <w:rStyle w:val="HTMLCode"/>
+        </w:rPr>
+        <w:t>(</w:t>
+      </w:r>
+      <w:proofErr w:type="gramEnd"/>
+      <w:r>
+        <w:rPr>
+          <w:rStyle w:val="HTMLCode"/>
+        </w:rPr>
+        <w:t>102);</w:t>
+      </w:r>
+    </w:p>
+    <w:p>
+      <w:pPr>
+        <w:pStyle w:val="HTMLPreformatted"/>
+        <w:rPr>
+          <w:rStyle w:val="HTMLCode"/>
+        </w:rPr>
+      </w:pPr>
+      <w:proofErr w:type="spellStart"/>
+      <w:proofErr w:type="gramStart"/>
+      <w:r>
+        <w:rPr>
+          <w:rStyle w:val="HTMLCode"/>
+        </w:rPr>
+        <w:t>concurrentHashMap.containsValue</w:t>
+      </w:r>
+      <w:proofErr w:type="spellEnd"/>
+      <w:r>
+        <w:rPr>
+          <w:rStyle w:val="HTMLCode"/>
+        </w:rPr>
+        <w:t>(</w:t>
+      </w:r>
+      <w:proofErr w:type="gramEnd"/>
+      <w:r>
+        <w:rPr>
+          <w:rStyle w:val="HTMLCode"/>
+        </w:rPr>
+        <w:t>"Java");</w:t>
+      </w:r>
+    </w:p>
+    <w:p>
+      <w:pPr>
+        <w:pStyle w:val="HTMLPreformatted"/>
+        <w:rPr>
+          <w:rStyle w:val="HTMLCode"/>
+        </w:rPr>
+      </w:pPr>
+    </w:p>
+    <w:p>
+      <w:pPr>
+        <w:pStyle w:val="HTMLPreformatted"/>
+        <w:rPr>
+          <w:rStyle w:val="HTMLCode"/>
+        </w:rPr>
+      </w:pPr>
+      <w:proofErr w:type="spellStart"/>
+      <w:proofErr w:type="gramStart"/>
+      <w:r>
+        <w:rPr>
+          <w:rStyle w:val="HTMLCode"/>
+        </w:rPr>
+        <w:t>concurrentHashMap.remove</w:t>
+      </w:r>
+      <w:proofErr w:type="spellEnd"/>
+      <w:r>
+        <w:rPr>
+          <w:rStyle w:val="HTMLCode"/>
+        </w:rPr>
+        <w:t>(</w:t>
+      </w:r>
+      <w:proofErr w:type="gramEnd"/>
+      <w:r>
+        <w:rPr>
+          <w:rStyle w:val="HTMLCode"/>
+        </w:rPr>
+        <w:t>102);</w:t>
+      </w:r>
+    </w:p>
+    <w:p>
+      <w:pPr>
+        <w:pStyle w:val="HTMLPreformatted"/>
+        <w:rPr>
+          <w:rStyle w:val="HTMLCode"/>
+        </w:rPr>
+      </w:pPr>
+      <w:proofErr w:type="spellStart"/>
+      <w:proofErr w:type="gramStart"/>
+      <w:r>
+        <w:rPr>
+          <w:rStyle w:val="HTMLCode"/>
+        </w:rPr>
+        <w:t>concurrentHashMap.size</w:t>
+      </w:r>
+      <w:proofErr w:type="spellEnd"/>
+      <w:r>
+        <w:rPr>
+          <w:rStyle w:val="HTMLCode"/>
+        </w:rPr>
+        <w:t>(</w:t>
+      </w:r>
+      <w:proofErr w:type="gramEnd"/>
+      <w:r>
+        <w:rPr>
+          <w:rStyle w:val="HTMLCode"/>
+        </w:rPr>
+        <w:t>);</w:t>
+      </w:r>
+    </w:p>
+    <w:p>
+      <w:pPr>
+        <w:pStyle w:val="HTMLPreformatted"/>
+        <w:rPr>
+          <w:rStyle w:val="HTMLCode"/>
+        </w:rPr>
+      </w:pPr>
+      <w:proofErr w:type="spellStart"/>
+      <w:proofErr w:type="gramStart"/>
+      <w:r>
+        <w:rPr>
+          <w:rStyle w:val="HTMLCode"/>
+        </w:rPr>
+        <w:t>concurrentHashMap.isEmpty</w:t>
+      </w:r>
+      <w:proofErr w:type="spellEnd"/>
+      <w:r>
+        <w:rPr>
+          <w:rStyle w:val="HTMLCode"/>
+        </w:rPr>
+        <w:t>(</w:t>
+      </w:r>
+      <w:proofErr w:type="gramEnd"/>
+      <w:r>
+        <w:rPr>
+          <w:rStyle w:val="HTMLCode"/>
+        </w:rPr>
+        <w:t>);</w:t>
+      </w:r>
+    </w:p>
+    <w:p>
+      <w:pPr>
+        <w:pStyle w:val="HTMLPreformatted"/>
+      </w:pPr>
+      <w:proofErr w:type="spellStart"/>
+      <w:proofErr w:type="gramStart"/>
+      <w:r>
+        <w:rPr>
+          <w:rStyle w:val="HTMLCode"/>
+        </w:rPr>
+        <w:t>concurrentHashMap.clear</w:t>
+      </w:r>
+      <w:proofErr w:type="spellEnd"/>
+      <w:r>
+        <w:rPr>
+          <w:rStyle w:val="HTMLCode"/>
+        </w:rPr>
+        <w:t>(</w:t>
+      </w:r>
+      <w:proofErr w:type="gramEnd"/>
+      <w:r>
+        <w:rPr>
+          <w:rStyle w:val="HTMLCode"/>
+        </w:rPr>
+        <w:t>);</w:t>
+      </w:r>
+    </w:p>
+    <w:p>
+      <w:pPr>
+        <w:pStyle w:val="Heading2"/>
+      </w:pPr>
+      <w:proofErr w:type="spellStart"/>
+      <w:r>
+        <w:t>Treeification</w:t>
+      </w:r>
+      <w:proofErr w:type="spellEnd"/>
+      <w:r>
+        <w:t xml:space="preserve"> — simple flow</w:t>
+      </w:r>
+    </w:p>
+    <w:p>
+      <w:pPr>
+        <w:pStyle w:val="NormalWeb"/>
+      </w:pPr>
+      <w:r>
+        <w:t>Suppose:</w:t>
+      </w:r>
+    </w:p>
+    <w:p>
+      <w:pPr>
+        <w:pStyle w:val="HTMLPreformatted"/>
+      </w:pPr>
+      <w:r>
+        <w:rPr>
+          <w:rStyle w:val="HTMLCode"/>
+        </w:rPr>
+        <w:t>Capacity = 16</w:t>
+      </w:r>
+    </w:p>
+    <w:p>
+      <w:pPr>
+        <w:pStyle w:val="NormalWeb"/>
+      </w:pPr>
+      <w:proofErr w:type="gramStart"/>
+      <w:r>
+        <w:t>and</w:t>
+      </w:r>
+      <w:proofErr w:type="gramEnd"/>
+      <w:r>
+        <w:t xml:space="preserve"> 8 entries collide:</w:t>
+      </w:r>
+    </w:p>
+    <w:p>
+      <w:pPr>
+        <w:pStyle w:val="HTMLPreformatted"/>
+        <w:rPr>
+          <w:rStyle w:val="HTMLCode"/>
+        </w:rPr>
+      </w:pPr>
+      <w:proofErr w:type="gramStart"/>
+      <w:r>
+        <w:rPr>
+          <w:rStyle w:val="HTMLCode"/>
+        </w:rPr>
+        <w:t>Bucket[</w:t>
+      </w:r>
+      <w:proofErr w:type="gramEnd"/>
+      <w:r>
+        <w:rPr>
+          <w:rStyle w:val="HTMLCode"/>
+        </w:rPr>
+        <w:t>5]</w:t>
+      </w:r>
+    </w:p>
+    <w:p>
+      <w:pPr>
+        <w:pStyle w:val="HTMLPreformatted"/>
+        <w:rPr>
+          <w:rStyle w:val="HTMLCode"/>
+        </w:rPr>
+      </w:pPr>
+      <w:r>
+        <w:rPr>
+          <w:rStyle w:val="HTMLCode"/>
+        </w:rPr>
+        <w:lastRenderedPageBreak/>
+        <w:t xml:space="preserve">   ↓</w:t>
+      </w:r>
+    </w:p>
+    <w:p>
+      <w:pPr>
+        <w:pStyle w:val="HTMLPreformatted"/>
+        <w:rPr>
+          <w:rStyle w:val="HTMLCode"/>
+        </w:rPr>
+      </w:pPr>
+      <w:r>
+        <w:rPr>
+          <w:rStyle w:val="HTMLCode"/>
+        </w:rPr>
+        <w:t>Node A</w:t>
+      </w:r>
+    </w:p>
+    <w:p>
+      <w:pPr>
+        <w:pStyle w:val="HTMLPreformatted"/>
+        <w:rPr>
+          <w:rStyle w:val="HTMLCode"/>
+        </w:rPr>
+      </w:pPr>
+      <w:r>
+        <w:rPr>
+          <w:rStyle w:val="HTMLCode"/>
+        </w:rPr>
+        <w:t xml:space="preserve">   ↓</w:t>
+      </w:r>
+    </w:p>
+    <w:p>
+      <w:pPr>
+        <w:pStyle w:val="HTMLPreformatted"/>
+        <w:rPr>
+          <w:rStyle w:val="HTMLCode"/>
+        </w:rPr>
+      </w:pPr>
+      <w:r>
+        <w:rPr>
+          <w:rStyle w:val="HTMLCode"/>
+        </w:rPr>
+        <w:t>Node B</w:t>
+      </w:r>
+    </w:p>
+    <w:p>
+      <w:pPr>
+        <w:pStyle w:val="HTMLPreformatted"/>
+        <w:rPr>
+          <w:rStyle w:val="HTMLCode"/>
+        </w:rPr>
+      </w:pPr>
+      <w:r>
+        <w:rPr>
+          <w:rStyle w:val="HTMLCode"/>
+        </w:rPr>
+        <w:t xml:space="preserve">   ↓</w:t>
+      </w:r>
+    </w:p>
+    <w:p>
+      <w:pPr>
+        <w:pStyle w:val="HTMLPreformatted"/>
+        <w:rPr>
+          <w:rStyle w:val="HTMLCode"/>
+        </w:rPr>
+      </w:pPr>
+      <w:r>
+        <w:rPr>
+          <w:rStyle w:val="HTMLCode"/>
+        </w:rPr>
+        <w:t>Node C</w:t>
+      </w:r>
+    </w:p>
+    <w:p>
+      <w:pPr>
+        <w:pStyle w:val="HTMLPreformatted"/>
+        <w:rPr>
+          <w:rStyle w:val="HTMLCode"/>
+        </w:rPr>
+      </w:pPr>
+      <w:r>
+        <w:rPr>
+          <w:rStyle w:val="HTMLCode"/>
+        </w:rPr>
+        <w:t xml:space="preserve">   ↓</w:t>
+      </w:r>
+    </w:p>
+    <w:p>
+      <w:pPr>
+        <w:pStyle w:val="HTMLPreformatted"/>
+        <w:rPr>
+          <w:rStyle w:val="HTMLCode"/>
+        </w:rPr>
+      </w:pPr>
+      <w:r>
+        <w:rPr>
+          <w:rStyle w:val="HTMLCode"/>
+        </w:rPr>
+        <w:t>Node D</w:t>
+      </w:r>
+    </w:p>
+    <w:p>
+      <w:pPr>
+        <w:pStyle w:val="HTMLPreformatted"/>
+        <w:rPr>
+          <w:rStyle w:val="HTMLCode"/>
+        </w:rPr>
+      </w:pPr>
+      <w:r>
+        <w:rPr>
+          <w:rStyle w:val="HTMLCode"/>
+        </w:rPr>
+        <w:t xml:space="preserve">   ↓</w:t>
+      </w:r>
+    </w:p>
+    <w:p>
+      <w:pPr>
+        <w:pStyle w:val="HTMLPreformatted"/>
+        <w:rPr>
+          <w:rStyle w:val="HTMLCode"/>
+        </w:rPr>
+      </w:pPr>
+      <w:r>
+        <w:rPr>
+          <w:rStyle w:val="HTMLCode"/>
+        </w:rPr>
+        <w:t>Node E</w:t>
+      </w:r>
+    </w:p>
+    <w:p>
+      <w:pPr>
+        <w:pStyle w:val="HTMLPreformatted"/>
+        <w:rPr>
+          <w:rStyle w:val="HTMLCode"/>
+        </w:rPr>
+      </w:pPr>
+      <w:r>
+        <w:rPr>
+          <w:rStyle w:val="HTMLCode"/>
+        </w:rPr>
+        <w:t xml:space="preserve">   ↓</w:t>
+      </w:r>
+    </w:p>
+    <w:p>
+      <w:pPr>
+        <w:pStyle w:val="HTMLPreformatted"/>
+        <w:rPr>
+          <w:rStyle w:val="HTMLCode"/>
+        </w:rPr>
+      </w:pPr>
+      <w:r>
+        <w:rPr>
+          <w:rStyle w:val="HTMLCode"/>
+        </w:rPr>
+        <w:t>Node F</w:t>
+      </w:r>
+    </w:p>
+    <w:p>
+      <w:pPr>
+        <w:pStyle w:val="HTMLPreformatted"/>
+        <w:rPr>
+          <w:rStyle w:val="HTMLCode"/>
+        </w:rPr>
+      </w:pPr>
+      <w:r>
+        <w:rPr>
+          <w:rStyle w:val="HTMLCode"/>
+        </w:rPr>
+        <w:t xml:space="preserve">   ↓</w:t>
+      </w:r>
+    </w:p>
+    <w:p>
+      <w:pPr>
+        <w:pStyle w:val="HTMLPreformatted"/>
+        <w:rPr>
+          <w:rStyle w:val="HTMLCode"/>
+        </w:rPr>
+      </w:pPr>
+      <w:r>
+        <w:rPr>
+          <w:rStyle w:val="HTMLCode"/>
+        </w:rPr>
+        <w:t>Node G</w:t>
+      </w:r>
+    </w:p>
+    <w:p>
+      <w:pPr>
+        <w:pStyle w:val="HTMLPreformatted"/>
+        <w:rPr>
+          <w:rStyle w:val="HTMLCode"/>
+        </w:rPr>
+      </w:pPr>
+      <w:r>
+        <w:rPr>
+          <w:rStyle w:val="HTMLCode"/>
+        </w:rPr>
+        <w:t xml:space="preserve">   ↓</w:t>
+      </w:r>
+    </w:p>
+    <w:p>
+      <w:pPr>
+        <w:pStyle w:val="HTMLPreformatted"/>
+      </w:pPr>
+      <w:r>
+        <w:rPr>
+          <w:rStyle w:val="HTMLCode"/>
+        </w:rPr>
+        <w:t>Node H</w:t>
+      </w:r>
+    </w:p>
+    <w:p>
+      <w:pPr>
+        <w:pStyle w:val="NormalWeb"/>
+      </w:pPr>
+      <w:r>
+        <w:t>8 nodes reached, but:</w:t>
+      </w:r>
+    </w:p>
+    <w:p>
+      <w:pPr>
+        <w:pStyle w:val="HTMLPreformatted"/>
+      </w:pPr>
+      <w:r>
+        <w:rPr>
+          <w:rStyle w:val="HTMLCode"/>
+        </w:rPr>
+        <w:t>16 &lt; 64</w:t>
+      </w:r>
+    </w:p>
+    <w:p>
+      <w:pPr>
+        <w:pStyle w:val="NormalWeb"/>
+      </w:pPr>
+      <w:r>
+        <w:t xml:space="preserve">So </w:t>
+      </w:r>
+      <w:r>
+        <w:rPr>
+          <w:rStyle w:val="Strong"/>
+        </w:rPr>
+        <w:t xml:space="preserve">don't </w:t>
+      </w:r>
+      <w:proofErr w:type="spellStart"/>
+      <w:r>
+        <w:rPr>
+          <w:rStyle w:val="Strong"/>
+        </w:rPr>
+        <w:t>treeify</w:t>
+      </w:r>
+      <w:proofErr w:type="spellEnd"/>
+      <w:r>
+        <w:rPr>
+          <w:rStyle w:val="Strong"/>
+        </w:rPr>
+        <w:t xml:space="preserve"> yet</w:t>
+      </w:r>
+      <w:r>
+        <w:t>.</w:t>
+      </w:r>
+    </w:p>
+    <w:p>
+      <w:pPr>
+        <w:pStyle w:val="HTMLPreformatted"/>
+        <w:rPr>
+          <w:rStyle w:val="HTMLCode"/>
+        </w:rPr>
+      </w:pPr>
+      <w:r>
+        <w:rPr>
+          <w:rStyle w:val="HTMLCode"/>
+        </w:rPr>
+        <w:t>8 nodes</w:t>
+      </w:r>
+    </w:p>
+    <w:p>
+      <w:pPr>
+        <w:pStyle w:val="HTMLPreformatted"/>
+        <w:rPr>
+          <w:rStyle w:val="HTMLCode"/>
+        </w:rPr>
+      </w:pPr>
+      <w:r>
+        <w:rPr>
+          <w:rStyle w:val="HTMLCode"/>
+        </w:rPr>
+        <w:t xml:space="preserve">   ↓</w:t>
+      </w:r>
+    </w:p>
+    <w:p>
+      <w:pPr>
+        <w:pStyle w:val="HTMLPreformatted"/>
+        <w:rPr>
+          <w:rStyle w:val="HTMLCode"/>
+        </w:rPr>
+      </w:pPr>
+      <w:proofErr w:type="gramStart"/>
+      <w:r>
+        <w:rPr>
+          <w:rStyle w:val="HTMLCode"/>
+        </w:rPr>
+        <w:t>capacity</w:t>
+      </w:r>
+      <w:proofErr w:type="gramEnd"/>
+      <w:r>
+        <w:rPr>
+          <w:rStyle w:val="HTMLCode"/>
+        </w:rPr>
+        <w:t xml:space="preserve"> &lt; 64</w:t>
+      </w:r>
+    </w:p>
+    <w:p>
+      <w:pPr>
+        <w:pStyle w:val="HTMLPreformatted"/>
+        <w:rPr>
+          <w:rStyle w:val="HTMLCode"/>
+        </w:rPr>
+      </w:pPr>
+      <w:r>
+        <w:rPr>
+          <w:rStyle w:val="HTMLCode"/>
+        </w:rPr>
+        <w:t xml:space="preserve">   ↓</w:t>
+      </w:r>
+    </w:p>
+    <w:p>
+      <w:pPr>
+        <w:pStyle w:val="HTMLPreformatted"/>
+        <w:rPr>
+          <w:rStyle w:val="HTMLCode"/>
+        </w:rPr>
+      </w:pPr>
+      <w:r>
+        <w:rPr>
+          <w:rStyle w:val="HTMLCode"/>
+        </w:rPr>
+        <w:t>RESIZE</w:t>
+      </w:r>
+    </w:p>
+    <w:p>
+      <w:pPr>
+        <w:pStyle w:val="HTMLPreformatted"/>
+        <w:rPr>
+          <w:rStyle w:val="HTMLCode"/>
+        </w:rPr>
+      </w:pPr>
+      <w:r>
+        <w:rPr>
+          <w:rStyle w:val="HTMLCode"/>
+        </w:rPr>
+        <w:t xml:space="preserve">   ↓</w:t>
+      </w:r>
+    </w:p>
+    <w:p>
+      <w:pPr>
+        <w:pStyle w:val="HTMLPreformatted"/>
+      </w:pPr>
+      <w:r>
+        <w:rPr>
+          <w:rStyle w:val="HTMLCode"/>
+        </w:rPr>
+        <w:t>16 → 32</w:t>
+      </w:r>
+    </w:p>
+    <w:p>
+      <w:pPr>
+        <w:pStyle w:val="NormalWeb"/>
+      </w:pPr>
+      <w:r>
+        <w:t>If the collision remains:</w:t>
+      </w:r>
+    </w:p>
+    <w:p>
+      <w:pPr>
+        <w:pStyle w:val="HTMLPreformatted"/>
+        <w:rPr>
+          <w:rStyle w:val="HTMLCode"/>
+        </w:rPr>
+      </w:pPr>
+      <w:r>
+        <w:rPr>
+          <w:rStyle w:val="HTMLCode"/>
+        </w:rPr>
+        <w:t>32 &lt; 64</w:t>
+      </w:r>
+    </w:p>
+    <w:p>
+      <w:pPr>
+        <w:pStyle w:val="HTMLPreformatted"/>
+        <w:rPr>
+          <w:rStyle w:val="HTMLCode"/>
+        </w:rPr>
+      </w:pPr>
+      <w:r>
+        <w:rPr>
+          <w:rStyle w:val="HTMLCode"/>
+        </w:rPr>
+        <w:t xml:space="preserve">   ↓</w:t>
+      </w:r>
+    </w:p>
+    <w:p>
+      <w:pPr>
+        <w:pStyle w:val="HTMLPreformatted"/>
+        <w:rPr>
+          <w:rStyle w:val="HTMLCode"/>
+        </w:rPr>
+      </w:pPr>
+      <w:r>
+        <w:rPr>
+          <w:rStyle w:val="HTMLCode"/>
+        </w:rPr>
+        <w:t>RESIZE</w:t>
+      </w:r>
+    </w:p>
+    <w:p>
+      <w:pPr>
+        <w:pStyle w:val="HTMLPreformatted"/>
+        <w:rPr>
+          <w:rStyle w:val="HTMLCode"/>
+        </w:rPr>
+      </w:pPr>
+      <w:r>
+        <w:rPr>
+          <w:rStyle w:val="HTMLCode"/>
+        </w:rPr>
+        <w:t xml:space="preserve">   ↓</w:t>
+      </w:r>
+    </w:p>
+    <w:p>
+      <w:pPr>
+        <w:pStyle w:val="HTMLPreformatted"/>
+      </w:pPr>
+      <w:r>
+        <w:rPr>
+          <w:rStyle w:val="HTMLCode"/>
+        </w:rPr>
+        <w:t>32 → 64</w:t>
+      </w:r>
+    </w:p>
+    <w:p>
+      <w:pPr>
+        <w:pStyle w:val="NormalWeb"/>
+      </w:pPr>
+      <w:r>
+        <w:t>Now:</w:t>
+      </w:r>
+    </w:p>
+    <w:p>
+      <w:pPr>
+        <w:pStyle w:val="HTMLPreformatted"/>
+        <w:rPr>
+          <w:rStyle w:val="HTMLCode"/>
+        </w:rPr>
+      </w:pPr>
+      <w:r>
+        <w:rPr>
+          <w:rStyle w:val="HTMLCode"/>
+        </w:rPr>
+        <w:t>8+ nodes</w:t>
+      </w:r>
+    </w:p>
+    <w:p>
+      <w:pPr>
+        <w:pStyle w:val="HTMLPreformatted"/>
+        <w:rPr>
+          <w:rStyle w:val="HTMLCode"/>
+        </w:rPr>
+      </w:pPr>
+      <w:r>
+        <w:rPr>
+          <w:rStyle w:val="HTMLCode"/>
+        </w:rPr>
+        <w:t xml:space="preserve">   +</w:t>
+      </w:r>
+    </w:p>
+    <w:p>
+      <w:pPr>
+        <w:pStyle w:val="HTMLPreformatted"/>
+        <w:rPr>
+          <w:rStyle w:val="HTMLCode"/>
+        </w:rPr>
+      </w:pPr>
+      <w:proofErr w:type="gramStart"/>
+      <w:r>
+        <w:rPr>
+          <w:rStyle w:val="HTMLCode"/>
+        </w:rPr>
+        <w:t>capacity</w:t>
+      </w:r>
+      <w:proofErr w:type="gramEnd"/>
+      <w:r>
+        <w:rPr>
+          <w:rStyle w:val="HTMLCode"/>
+        </w:rPr>
+        <w:t xml:space="preserve"> &gt;= 64</w:t>
+      </w:r>
+    </w:p>
+    <w:p>
+      <w:pPr>
+        <w:pStyle w:val="HTMLPreformatted"/>
+        <w:rPr>
+          <w:rStyle w:val="HTMLCode"/>
+        </w:rPr>
+      </w:pPr>
+      <w:r>
+        <w:rPr>
+          <w:rStyle w:val="HTMLCode"/>
+        </w:rPr>
+        <w:lastRenderedPageBreak/>
+        <w:t xml:space="preserve">   ↓</w:t>
+      </w:r>
+    </w:p>
+    <w:p>
+      <w:pPr>
+        <w:pStyle w:val="HTMLPreformatted"/>
+      </w:pPr>
+      <w:r>
+        <w:rPr>
+          <w:rStyle w:val="HTMLCode"/>
+        </w:rPr>
+        <w:t>TREEIFY</w:t>
+      </w:r>
+    </w:p>
+    <w:p>
+      <w:pPr>
+        <w:pStyle w:val="HTMLPreformatted"/>
+        <w:rPr>
+          <w:rStyle w:val="HTMLCode"/>
+        </w:rPr>
+      </w:pPr>
+      <w:proofErr w:type="gramStart"/>
+      <w:r>
+        <w:rPr>
+          <w:rStyle w:val="HTMLCode"/>
+        </w:rPr>
+        <w:t>Bucket[</w:t>
+      </w:r>
+      <w:proofErr w:type="gramEnd"/>
+      <w:r>
+        <w:rPr>
+          <w:rStyle w:val="HTMLCode"/>
+        </w:rPr>
+        <w:t>5]</w:t>
+      </w:r>
+    </w:p>
+    <w:p>
+      <w:pPr>
+        <w:pStyle w:val="HTMLPreformatted"/>
+        <w:rPr>
+          <w:rStyle w:val="HTMLCode"/>
+        </w:rPr>
+      </w:pPr>
+      <w:r>
+        <w:rPr>
+          <w:rStyle w:val="HTMLCode"/>
+        </w:rPr>
+        <w:t xml:space="preserve">     ↓</w:t>
+      </w:r>
+    </w:p>
+    <w:p>
+      <w:pPr>
+        <w:pStyle w:val="HTMLPreformatted"/>
+        <w:rPr>
+          <w:rStyle w:val="HTMLCode"/>
+        </w:rPr>
+      </w:pPr>
+      <w:r>
+        <w:rPr>
+          <w:rStyle w:val="HTMLCode"/>
+        </w:rPr>
+        <w:t xml:space="preserve"> </w:t>
+      </w:r>
+      <w:proofErr w:type="spellStart"/>
+      <w:r>
+        <w:rPr>
+          <w:rStyle w:val="HTMLCode"/>
+        </w:rPr>
+        <w:t>TreeNode</w:t>
+      </w:r>
+      <w:proofErr w:type="spellEnd"/>
+    </w:p>
+    <w:p>
+      <w:pPr>
+        <w:pStyle w:val="HTMLPreformatted"/>
+        <w:rPr>
+          <w:rStyle w:val="HTMLCode"/>
+        </w:rPr>
+      </w:pPr>
+      <w:r>
+        <w:rPr>
+          <w:rStyle w:val="HTMLCode"/>
+        </w:rPr>
+        <w:t xml:space="preserve">     ↓</w:t>
+      </w:r>
+    </w:p>
+    <w:p>
+      <w:pPr>
+        <w:pStyle w:val="HTMLPreformatted"/>
+      </w:pPr>
+      <w:r>
+        <w:rPr>
+          <w:rStyle w:val="HTMLCode"/>
+        </w:rPr>
+        <w:t>Red-Black Tree</w:t>
+      </w:r>
+    </w:p>
+    <w:p>
+      <w:pPr>
+        <w:pStyle w:val="Heading3"/>
+      </w:pPr>
+      <w:r>
+        <w:t>⭐ Keep these 4 numbers together</w:t>
+      </w:r>
+    </w:p>
+    <w:p>
+      <w:pPr>
+        <w:pStyle w:val="HTMLPreformatted"/>
+        <w:rPr>
+          <w:rStyle w:val="HTMLCode"/>
+        </w:rPr>
+      </w:pPr>
+      <w:proofErr w:type="gramStart"/>
+      <w:r>
+        <w:rPr>
+          <w:rStyle w:val="HTMLCode"/>
+        </w:rPr>
+        <w:t>16  →</w:t>
+      </w:r>
+      <w:proofErr w:type="gramEnd"/>
+      <w:r>
+        <w:rPr>
+          <w:rStyle w:val="HTMLCode"/>
+        </w:rPr>
+        <w:t xml:space="preserve"> Initial capacity</w:t>
+      </w:r>
+    </w:p>
+    <w:p>
+      <w:pPr>
+        <w:pStyle w:val="HTMLPreformatted"/>
+        <w:rPr>
+          <w:rStyle w:val="HTMLCode"/>
+        </w:rPr>
+      </w:pPr>
+      <w:r>
+        <w:rPr>
+          <w:rStyle w:val="HTMLCode"/>
+        </w:rPr>
+        <w:t>0.75 → Load factor / resize threshold</w:t>
+      </w:r>
+    </w:p>
+    <w:p>
+      <w:pPr>
+        <w:pStyle w:val="HTMLPreformatted"/>
+        <w:rPr>
+          <w:rStyle w:val="HTMLCode"/>
+        </w:rPr>
+      </w:pPr>
+      <w:r>
+        <w:rPr>
+          <w:rStyle w:val="HTMLCode"/>
+        </w:rPr>
+        <w:t xml:space="preserve">8   → </w:t>
+      </w:r>
+      <w:proofErr w:type="spellStart"/>
+      <w:r>
+        <w:rPr>
+          <w:rStyle w:val="HTMLCode"/>
+        </w:rPr>
+        <w:t>Treeify</w:t>
+      </w:r>
+      <w:proofErr w:type="spellEnd"/>
+      <w:r>
+        <w:rPr>
+          <w:rStyle w:val="HTMLCode"/>
+        </w:rPr>
+        <w:t xml:space="preserve"> threshold</w:t>
+      </w:r>
+    </w:p>
+    <w:p>
+      <w:pPr>
+        <w:pStyle w:val="HTMLPreformatted"/>
+      </w:pPr>
+      <w:proofErr w:type="gramStart"/>
+      <w:r>
+        <w:rPr>
+          <w:rStyle w:val="HTMLCode"/>
+        </w:rPr>
+        <w:t>64  →</w:t>
+      </w:r>
+      <w:proofErr w:type="gramEnd"/>
+      <w:r>
+        <w:rPr>
+          <w:rStyle w:val="HTMLCode"/>
+        </w:rPr>
+        <w:t xml:space="preserve"> Minimum table capacity for </w:t>
+      </w:r>
+      <w:proofErr w:type="spellStart"/>
+      <w:r>
+        <w:rPr>
+          <w:rStyle w:val="HTMLCode"/>
+        </w:rPr>
+        <w:t>treeification</w:t>
+      </w:r>
+      <w:proofErr w:type="spellEnd"/>
+    </w:p>
+    <w:p>
+      <w:pPr>
+        <w:pStyle w:val="NormalWeb"/>
+      </w:pPr>
+      <w:r>
+        <w:t>So the important distinction is:</w:t>
+      </w:r>
+    </w:p>
+    <w:p>
+      <w:pPr>
+        <w:pStyle w:val="HTMLPreformatted"/>
+        <w:rPr>
+          <w:rStyle w:val="HTMLCode"/>
+        </w:rPr>
+      </w:pPr>
+      <w:proofErr w:type="gramStart"/>
+      <w:r>
+        <w:rPr>
+          <w:rStyle w:val="HTMLCode"/>
+        </w:rPr>
+        <w:t>0.75 → "Should the TABLE resize?"</w:t>
+      </w:r>
+      <w:proofErr w:type="gramEnd"/>
+    </w:p>
+    <w:p>
+      <w:pPr>
+        <w:pStyle w:val="HTMLPreformatted"/>
+        <w:rPr>
+          <w:rStyle w:val="HTMLCode"/>
+        </w:rPr>
+      </w:pPr>
+      <w:r>
+        <w:rPr>
+          <w:rStyle w:val="HTMLCode"/>
+        </w:rPr>
+        <w:t>8    → "Is this BUCKET heavily collided?"</w:t>
+      </w:r>
+    </w:p>
+    <w:p>
+      <w:pPr>
+        <w:pStyle w:val="HTMLPreformatted"/>
+      </w:pPr>
+      <w:r>
+        <w:rPr>
+          <w:rStyle w:val="HTMLCode"/>
+        </w:rPr>
+        <w:t>64   → "Is the TABLE large enough to TREEIFY?"</w:t>
+      </w:r>
+    </w:p>
+    <w:p>
+      <w:pPr>
+        <w:pStyle w:val="NormalWeb"/>
+      </w:pPr>
+      <w:r>
+        <w:t>And if the bucket has 8+ nodes while capacity is below 64:</w:t>
+      </w:r>
+    </w:p>
+    <w:p>
+      <w:pPr>
+        <w:pStyle w:val="HTMLPreformatted"/>
+        <w:rPr>
+          <w:rStyle w:val="HTMLCode"/>
+        </w:rPr>
+      </w:pPr>
+      <w:r>
+        <w:rPr>
+          <w:rStyle w:val="HTMLCode"/>
+        </w:rPr>
+        <w:t xml:space="preserve">8+ </w:t>
+      </w:r>
+      <w:proofErr w:type="gramStart"/>
+      <w:r>
+        <w:rPr>
+          <w:rStyle w:val="HTMLCode"/>
+        </w:rPr>
+        <w:t>collision</w:t>
+      </w:r>
+      <w:proofErr w:type="gramEnd"/>
+    </w:p>
+    <w:p>
+      <w:pPr>
+        <w:pStyle w:val="HTMLPreformatted"/>
+        <w:rPr>
+          <w:rStyle w:val="HTMLCode"/>
+        </w:rPr>
+      </w:pPr>
+      <w:r>
+        <w:rPr>
+          <w:rStyle w:val="HTMLCode"/>
+        </w:rPr>
+        <w:t xml:space="preserve">     ↓</w:t>
+      </w:r>
+    </w:p>
+    <w:p>
+      <w:pPr>
+        <w:pStyle w:val="HTMLPreformatted"/>
+        <w:rPr>
+          <w:rStyle w:val="HTMLCode"/>
+        </w:rPr>
+      </w:pPr>
+      <w:proofErr w:type="gramStart"/>
+      <w:r>
+        <w:rPr>
+          <w:rStyle w:val="HTMLCode"/>
+        </w:rPr>
+        <w:t>capacity</w:t>
+      </w:r>
+      <w:proofErr w:type="gramEnd"/>
+      <w:r>
+        <w:rPr>
+          <w:rStyle w:val="HTMLCode"/>
+        </w:rPr>
+        <w:t xml:space="preserve"> &lt; 64</w:t>
+      </w:r>
+    </w:p>
+    <w:p>
+      <w:pPr>
+        <w:pStyle w:val="HTMLPreformatted"/>
+        <w:rPr>
+          <w:rStyle w:val="HTMLCode"/>
+        </w:rPr>
+      </w:pPr>
+      <w:r>
+        <w:rPr>
+          <w:rStyle w:val="HTMLCode"/>
+        </w:rPr>
+        <w:t xml:space="preserve">     ↓</w:t>
+      </w:r>
+    </w:p>
+    <w:p>
+      <w:pPr>
+        <w:pStyle w:val="HTMLPreformatted"/>
+        <w:rPr>
+          <w:rStyle w:val="HTMLCode"/>
+        </w:rPr>
+      </w:pPr>
+      <w:r>
+        <w:rPr>
+          <w:rStyle w:val="HTMLCode"/>
+        </w:rPr>
+        <w:t>RESIZE FIRST</w:t>
+      </w:r>
+    </w:p>
+    <w:p>
+      <w:pPr>
+        <w:pStyle w:val="HTMLPreformatted"/>
+        <w:rPr>
+          <w:rStyle w:val="HTMLCode"/>
+        </w:rPr>
+      </w:pPr>
+      <w:r>
+        <w:rPr>
+          <w:rStyle w:val="HTMLCode"/>
+        </w:rPr>
+        <w:t xml:space="preserve">     ↓</w:t>
+      </w:r>
+    </w:p>
+    <w:p>
+      <w:pPr>
+        <w:pStyle w:val="HTMLPreformatted"/>
+      </w:pPr>
+      <w:proofErr w:type="gramStart"/>
+      <w:r>
+        <w:rPr>
+          <w:rStyle w:val="HTMLCode"/>
+        </w:rPr>
+        <w:t>try</w:t>
+      </w:r>
+      <w:proofErr w:type="gramEnd"/>
+      <w:r>
+        <w:rPr>
+          <w:rStyle w:val="HTMLCode"/>
+        </w:rPr>
+        <w:t xml:space="preserve"> </w:t>
+      </w:r>
+      <w:proofErr w:type="spellStart"/>
+      <w:r>
+        <w:rPr>
+          <w:rStyle w:val="HTMLCode"/>
+        </w:rPr>
+        <w:t>treeification</w:t>
+      </w:r>
+      <w:proofErr w:type="spellEnd"/>
+      <w:r>
+        <w:rPr>
+          <w:rStyle w:val="HTMLCode"/>
+        </w:rPr>
+        <w:t xml:space="preserve"> later</w:t>
+      </w:r>
+    </w:p>
+    <w:p>
+      <w:pPr>
+        <w:pStyle w:val="NormalWeb"/>
+      </w:pPr>
+      <w:r>
+        <w:t>That's the exact mental model you need for the interview.</w:t>
+      </w:r>
+    </w:p>
+    <w:p>
+      <w:r>
+        <w:rPr>
+          <w:highlight w:val="yellow"/>
+        </w:rPr>
+        <w:t>Important Details</w:t>
+      </w:r>
+    </w:p>
+    <w:p>
+      <w:pPr>
+        <w:pStyle w:val="NormalWeb"/>
+      </w:pPr>
+      <w:r>
+        <w:t xml:space="preserve">Yes. Let's use </w:t>
+      </w:r>
+      <w:r>
+        <w:rPr>
+          <w:rStyle w:val="Strong"/>
+        </w:rPr>
+        <w:t>3 threads</w:t>
+      </w:r>
+      <w:r>
+        <w:t xml:space="preserve"> and keep </w:t>
+      </w:r>
+      <w:r>
+        <w:rPr>
+          <w:rStyle w:val="HTMLCode"/>
+        </w:rPr>
+        <w:t>CAS</w:t>
+      </w:r>
+      <w:r>
+        <w:t xml:space="preserve">, </w:t>
+      </w:r>
+      <w:r>
+        <w:rPr>
+          <w:rStyle w:val="HTMLCode"/>
+        </w:rPr>
+        <w:t>volatile</w:t>
+      </w:r>
+      <w:r>
+        <w:t xml:space="preserve">, and </w:t>
+      </w:r>
+      <w:proofErr w:type="gramStart"/>
+      <w:r>
+        <w:rPr>
+          <w:rStyle w:val="HTMLCode"/>
+        </w:rPr>
+        <w:t>synchronized(</w:t>
+      </w:r>
+      <w:proofErr w:type="gramEnd"/>
+      <w:r>
+        <w:rPr>
+          <w:rStyle w:val="HTMLCode"/>
+        </w:rPr>
+        <w:t>bin)</w:t>
+      </w:r>
+      <w:r>
+        <w:t xml:space="preserve"> very simple.</w:t>
+      </w:r>
+    </w:p>
+    <w:p>
+      <w:pPr>
+        <w:pStyle w:val="Heading1"/>
+      </w:pPr>
+      <w:proofErr w:type="spellStart"/>
+      <w:r>
+        <w:t>ConcurrentHashMap</w:t>
+      </w:r>
+      <w:proofErr w:type="spellEnd"/>
+      <w:r>
+        <w:t xml:space="preserve"> — 3 Threads</w:t>
+      </w:r>
+    </w:p>
+    <w:p>
+      <w:pPr>
+        <w:pStyle w:val="NormalWeb"/>
+      </w:pPr>
+      <w:r>
+        <w:lastRenderedPageBreak/>
+        <w:t>Assume:</w:t>
+      </w:r>
+    </w:p>
+    <w:p>
+      <w:pPr>
+        <w:pStyle w:val="HTMLPreformatted"/>
+        <w:rPr>
+          <w:rStyle w:val="HTMLCode"/>
+        </w:rPr>
+      </w:pPr>
+      <w:r>
+        <w:rPr>
+          <w:rStyle w:val="HTMLCode"/>
+        </w:rPr>
+        <w:t xml:space="preserve">Thread 1 → </w:t>
+      </w:r>
+      <w:proofErr w:type="gramStart"/>
+      <w:r>
+        <w:rPr>
+          <w:rStyle w:val="HTMLCode"/>
+        </w:rPr>
+        <w:t>put(</w:t>
+      </w:r>
+      <w:proofErr w:type="gramEnd"/>
+      <w:r>
+        <w:rPr>
+          <w:rStyle w:val="HTMLCode"/>
+        </w:rPr>
+        <w:t>A, 100)</w:t>
+      </w:r>
+    </w:p>
+    <w:p>
+      <w:pPr>
+        <w:pStyle w:val="HTMLPreformatted"/>
+        <w:rPr>
+          <w:rStyle w:val="HTMLCode"/>
+        </w:rPr>
+      </w:pPr>
+      <w:r>
+        <w:rPr>
+          <w:rStyle w:val="HTMLCode"/>
+        </w:rPr>
+        <w:t xml:space="preserve">Thread 2 → </w:t>
+      </w:r>
+      <w:proofErr w:type="gramStart"/>
+      <w:r>
+        <w:rPr>
+          <w:rStyle w:val="HTMLCode"/>
+        </w:rPr>
+        <w:t>put(</w:t>
+      </w:r>
+      <w:proofErr w:type="gramEnd"/>
+      <w:r>
+        <w:rPr>
+          <w:rStyle w:val="HTMLCode"/>
+        </w:rPr>
+        <w:t>B, 200)</w:t>
+      </w:r>
+    </w:p>
+    <w:p>
+      <w:pPr>
+        <w:pStyle w:val="HTMLPreformatted"/>
+      </w:pPr>
+      <w:r>
+        <w:rPr>
+          <w:rStyle w:val="HTMLCode"/>
+        </w:rPr>
+        <w:t>Thread 3 → put(C, 300)</w:t>
+      </w:r>
+    </w:p>
+    <w:p>
+      <w:r>
+        <w:pict>
+          <v:rect id="_x0000_i1090" style="width:0;height:1.5pt" o:hralign="center" o:hrstd="t" o:hr="t" fillcolor="#a0a0a0" stroked="f"/>
+        </w:pict>
+      </w:r>
+    </w:p>
+    <w:p>
+      <w:pPr>
+        <w:pStyle w:val="Heading2"/>
+      </w:pPr>
+      <w:r>
+        <w:t xml:space="preserve">First: What is </w:t>
+      </w:r>
+      <w:r>
+        <w:rPr>
+          <w:rStyle w:val="HTMLCode"/>
+        </w:rPr>
+        <w:t>volatile</w:t>
+      </w:r>
+      <w:r>
+        <w:t>?</w:t>
+      </w:r>
+    </w:p>
+    <w:p>
+      <w:pPr>
+        <w:pStyle w:val="NormalWeb"/>
+      </w:pPr>
+      <w:r>
+        <w:t>Very simply:</w:t>
+      </w:r>
+    </w:p>
+    <w:p>
+      <w:pPr>
+        <w:pStyle w:val="NormalWeb"/>
+      </w:pPr>
+      <w:proofErr w:type="gramStart"/>
+      <w:r>
+        <w:rPr>
+          <w:rStyle w:val="HTMLCode"/>
+          <w:b/>
+          <w:bCs/>
+        </w:rPr>
+        <w:t>volatile</w:t>
+      </w:r>
+      <w:proofErr w:type="gramEnd"/>
+      <w:r>
+        <w:rPr>
+          <w:rStyle w:val="Strong"/>
+        </w:rPr>
+        <w:t xml:space="preserve"> helps threads see the latest value of a shared variable.</w:t>
+      </w:r>
+    </w:p>
+    <w:p>
+      <w:pPr>
+        <w:pStyle w:val="NormalWeb"/>
+      </w:pPr>
+      <w:r>
+        <w:t>Conceptually:</w:t>
+      </w:r>
+    </w:p>
+    <w:p>
+      <w:pPr>
+        <w:pStyle w:val="HTMLPreformatted"/>
+        <w:rPr>
+          <w:rStyle w:val="HTMLCode"/>
+        </w:rPr>
+      </w:pPr>
+      <w:r>
+        <w:rPr>
+          <w:rStyle w:val="HTMLCode"/>
+        </w:rPr>
+        <w:t>Thread 1</w:t>
+      </w:r>
+    </w:p>
+    <w:p>
+      <w:pPr>
+        <w:pStyle w:val="HTMLPreformatted"/>
+        <w:rPr>
+          <w:rStyle w:val="HTMLCode"/>
+        </w:rPr>
+      </w:pPr>
+      <w:r>
+        <w:rPr>
+          <w:rStyle w:val="HTMLCode"/>
+        </w:rPr>
+        <w:t xml:space="preserve">   ↓</w:t>
+      </w:r>
+    </w:p>
+    <w:p>
+      <w:pPr>
+        <w:pStyle w:val="HTMLPreformatted"/>
+        <w:rPr>
+          <w:rStyle w:val="HTMLCode"/>
+        </w:rPr>
+      </w:pPr>
+      <w:proofErr w:type="gramStart"/>
+      <w:r>
+        <w:rPr>
+          <w:rStyle w:val="HTMLCode"/>
+        </w:rPr>
+        <w:t>changes</w:t>
+      </w:r>
+      <w:proofErr w:type="gramEnd"/>
+      <w:r>
+        <w:rPr>
+          <w:rStyle w:val="HTMLCode"/>
+        </w:rPr>
+        <w:t xml:space="preserve"> shared value</w:t>
+      </w:r>
+    </w:p>
+    <w:p>
+      <w:pPr>
+        <w:pStyle w:val="HTMLPreformatted"/>
+        <w:rPr>
+          <w:rStyle w:val="HTMLCode"/>
+        </w:rPr>
+      </w:pPr>
+      <w:r>
+        <w:rPr>
+          <w:rStyle w:val="HTMLCode"/>
+        </w:rPr>
+        <w:t xml:space="preserve">   ↓</w:t>
+      </w:r>
+    </w:p>
+    <w:p>
+      <w:pPr>
+        <w:pStyle w:val="HTMLPreformatted"/>
+        <w:rPr>
+          <w:rStyle w:val="HTMLCode"/>
+        </w:rPr>
+      </w:pPr>
+      <w:proofErr w:type="gramStart"/>
+      <w:r>
+        <w:rPr>
+          <w:rStyle w:val="HTMLCode"/>
+        </w:rPr>
+        <w:t>volatile</w:t>
+      </w:r>
+      <w:proofErr w:type="gramEnd"/>
+    </w:p>
+    <w:p>
+      <w:pPr>
+        <w:pStyle w:val="HTMLPreformatted"/>
+        <w:rPr>
+          <w:rStyle w:val="HTMLCode"/>
+        </w:rPr>
+      </w:pPr>
+      <w:r>
+        <w:rPr>
+          <w:rStyle w:val="HTMLCode"/>
+        </w:rPr>
+        <w:t xml:space="preserve">   ↓</w:t>
+      </w:r>
+    </w:p>
+    <w:p>
+      <w:pPr>
+        <w:pStyle w:val="HTMLPreformatted"/>
+      </w:pPr>
+      <w:r>
+        <w:rPr>
+          <w:rStyle w:val="HTMLCode"/>
+        </w:rPr>
+        <w:t>Thread 2 can see latest value</w:t>
+      </w:r>
+    </w:p>
+    <w:p>
+      <w:pPr>
+        <w:pStyle w:val="NormalWeb"/>
+      </w:pPr>
+      <w:r>
+        <w:t xml:space="preserve">It provides </w:t>
+      </w:r>
+      <w:r>
+        <w:rPr>
+          <w:rStyle w:val="Strong"/>
+        </w:rPr>
+        <w:t>visibility</w:t>
+      </w:r>
+      <w:r>
+        <w:t>, not "one thread at a time."</w:t>
+      </w:r>
+    </w:p>
+    <w:p>
+      <w:pPr>
+        <w:pStyle w:val="HTMLPreformatted"/>
+        <w:rPr>
+          <w:rStyle w:val="HTMLCode"/>
+        </w:rPr>
+      </w:pPr>
+      <w:proofErr w:type="gramStart"/>
+      <w:r>
+        <w:rPr>
+          <w:rStyle w:val="HTMLCode"/>
+        </w:rPr>
+        <w:t>volatile</w:t>
+      </w:r>
+      <w:proofErr w:type="gramEnd"/>
+      <w:r>
+        <w:rPr>
+          <w:rStyle w:val="HTMLCode"/>
+        </w:rPr>
+        <w:t xml:space="preserve"> → visibility 👀</w:t>
+      </w:r>
+    </w:p>
+    <w:p>
+      <w:pPr>
+        <w:pStyle w:val="HTMLPreformatted"/>
+        <w:rPr>
+          <w:rStyle w:val="HTMLCode"/>
+        </w:rPr>
+      </w:pPr>
+      <w:r>
+        <w:rPr>
+          <w:rStyle w:val="HTMLCode"/>
+        </w:rPr>
+        <w:t>CAS      → atomic update ⚛️</w:t>
+      </w:r>
+    </w:p>
+    <w:p>
+      <w:pPr>
+        <w:pStyle w:val="HTMLPreformatted"/>
+      </w:pPr>
+      <w:proofErr w:type="gramStart"/>
+      <w:r>
+        <w:rPr>
+          <w:rStyle w:val="HTMLCode"/>
+        </w:rPr>
+        <w:t>synchronized</w:t>
+      </w:r>
+      <w:proofErr w:type="gramEnd"/>
+      <w:r>
+        <w:rPr>
+          <w:rStyle w:val="HTMLCode"/>
+        </w:rPr>
+        <w:t xml:space="preserve"> → one thread at a time 🔒</w:t>
+      </w:r>
+    </w:p>
+    <w:p>
+      <w:pPr>
+        <w:pStyle w:val="NormalWeb"/>
+      </w:pPr>
+      <w:proofErr w:type="spellStart"/>
+      <w:r>
+        <w:rPr>
+          <w:rStyle w:val="HTMLCode"/>
+        </w:rPr>
+        <w:t>ConcurrentHashMap</w:t>
+      </w:r>
+      <w:proofErr w:type="spellEnd"/>
+      <w:r>
+        <w:t xml:space="preserve"> uses volatile fields for visibility of table/bin/node state, while CAS and synchronization handle particular updates.</w:t>
+      </w:r>
+    </w:p>
+    <w:p>
+      <w:r>
+        <w:pict>
+          <v:rect id="_x0000_i1091" style="width:0;height:1.5pt" o:hralign="center" o:hrstd="t" o:hr="t" fillcolor="#a0a0a0" stroked="f"/>
+        </w:pict>
+      </w:r>
+    </w:p>
+    <w:p>
+      <w:pPr>
+        <w:pStyle w:val="Heading1"/>
+      </w:pPr>
+      <w:r>
+        <w:t>Case 1 — Bucket is EMPTY</w:t>
+      </w:r>
+    </w:p>
+    <w:p>
+      <w:pPr>
+        <w:pStyle w:val="NormalWeb"/>
+      </w:pPr>
+      <w:r>
+        <w:t>Suppose:</w:t>
+      </w:r>
+    </w:p>
+    <w:p>
+      <w:pPr>
+        <w:pStyle w:val="HTMLPreformatted"/>
+      </w:pPr>
+      <w:r>
+        <w:rPr>
+          <w:rStyle w:val="HTMLCode"/>
+        </w:rPr>
+        <w:t>Bucket 5 = null</w:t>
+      </w:r>
+    </w:p>
+    <w:p>
+      <w:pPr>
+        <w:pStyle w:val="NormalWeb"/>
+      </w:pPr>
+      <w:r>
+        <w:lastRenderedPageBreak/>
+        <w:t>All 3 threads calculate:</w:t>
+      </w:r>
+    </w:p>
+    <w:p>
+      <w:pPr>
+        <w:pStyle w:val="HTMLPreformatted"/>
+        <w:rPr>
+          <w:rStyle w:val="HTMLCode"/>
+        </w:rPr>
+      </w:pPr>
+      <w:r>
+        <w:rPr>
+          <w:rStyle w:val="HTMLCode"/>
+        </w:rPr>
+        <w:t>A → Bucket 5</w:t>
+      </w:r>
+    </w:p>
+    <w:p>
+      <w:pPr>
+        <w:pStyle w:val="HTMLPreformatted"/>
+        <w:rPr>
+          <w:rStyle w:val="HTMLCode"/>
+        </w:rPr>
+      </w:pPr>
+      <w:r>
+        <w:rPr>
+          <w:rStyle w:val="HTMLCode"/>
+        </w:rPr>
+        <w:t>B → Bucket 5</w:t>
+      </w:r>
+    </w:p>
+    <w:p>
+      <w:pPr>
+        <w:pStyle w:val="HTMLPreformatted"/>
+      </w:pPr>
+      <w:r>
+        <w:rPr>
+          <w:rStyle w:val="HTMLCode"/>
+        </w:rPr>
+        <w:t>C → Bucket 5</w:t>
+      </w:r>
+    </w:p>
+    <w:p>
+      <w:pPr>
+        <w:pStyle w:val="NormalWeb"/>
+      </w:pPr>
+      <w:r>
+        <w:t>They try to insert.</w:t>
+      </w:r>
+    </w:p>
+    <w:p>
+      <w:pPr>
+        <w:pStyle w:val="HTMLPreformatted"/>
+        <w:rPr>
+          <w:rStyle w:val="HTMLCode"/>
+        </w:rPr>
+      </w:pPr>
+      <w:r>
+        <w:rPr>
+          <w:rStyle w:val="HTMLCode"/>
+        </w:rPr>
+        <w:t xml:space="preserve">Thread 1 → </w:t>
+      </w:r>
+      <w:proofErr w:type="gramStart"/>
+      <w:r>
+        <w:rPr>
+          <w:rStyle w:val="HTMLCode"/>
+        </w:rPr>
+        <w:t>CAS(</w:t>
+      </w:r>
+      <w:proofErr w:type="gramEnd"/>
+      <w:r>
+        <w:rPr>
+          <w:rStyle w:val="HTMLCode"/>
+        </w:rPr>
+        <w:t>null → A) ✅</w:t>
+      </w:r>
+    </w:p>
+    <w:p>
+      <w:pPr>
+        <w:pStyle w:val="HTMLPreformatted"/>
+        <w:rPr>
+          <w:rStyle w:val="HTMLCode"/>
+        </w:rPr>
+      </w:pPr>
+      <w:r>
+        <w:rPr>
+          <w:rStyle w:val="HTMLCode"/>
+        </w:rPr>
+        <w:t xml:space="preserve">Thread 2 → </w:t>
+      </w:r>
+      <w:proofErr w:type="gramStart"/>
+      <w:r>
+        <w:rPr>
+          <w:rStyle w:val="HTMLCode"/>
+        </w:rPr>
+        <w:t>CAS(</w:t>
+      </w:r>
+      <w:proofErr w:type="gramEnd"/>
+      <w:r>
+        <w:rPr>
+          <w:rStyle w:val="HTMLCode"/>
+        </w:rPr>
+        <w:t>null → B) ❌</w:t>
+      </w:r>
+    </w:p>
+    <w:p>
+      <w:pPr>
+        <w:pStyle w:val="HTMLPreformatted"/>
+      </w:pPr>
+      <w:r>
+        <w:rPr>
+          <w:rStyle w:val="HTMLCode"/>
+        </w:rPr>
+        <w:t xml:space="preserve">Thread 3 → </w:t>
+      </w:r>
+      <w:proofErr w:type="gramStart"/>
+      <w:r>
+        <w:rPr>
+          <w:rStyle w:val="HTMLCode"/>
+        </w:rPr>
+        <w:t>CAS(</w:t>
+      </w:r>
+      <w:proofErr w:type="gramEnd"/>
+      <w:r>
+        <w:rPr>
+          <w:rStyle w:val="HTMLCode"/>
+        </w:rPr>
+        <w:t>null → C) ❌</w:t>
+      </w:r>
+    </w:p>
+    <w:p>
+      <w:pPr>
+        <w:pStyle w:val="NormalWeb"/>
+      </w:pPr>
+      <w:r>
+        <w:t>Why?</w:t>
+      </w:r>
+    </w:p>
+    <w:p>
+      <w:pPr>
+        <w:pStyle w:val="NormalWeb"/>
+      </w:pPr>
+      <w:r>
+        <w:t xml:space="preserve">Because </w:t>
+      </w:r>
+      <w:r>
+        <w:rPr>
+          <w:rStyle w:val="Strong"/>
+        </w:rPr>
+        <w:t xml:space="preserve">only one thread can successfully change </w:t>
+      </w:r>
+      <w:r>
+        <w:rPr>
+          <w:rStyle w:val="HTMLCode"/>
+          <w:b/>
+          <w:bCs/>
+        </w:rPr>
+        <w:t>null</w:t>
+      </w:r>
+      <w:r>
+        <w:rPr>
+          <w:rStyle w:val="Strong"/>
+        </w:rPr>
+        <w:t xml:space="preserve"> to a Node</w:t>
+      </w:r>
+      <w:r>
+        <w:t>.</w:t>
+      </w:r>
+    </w:p>
+    <w:p>
+      <w:pPr>
+        <w:pStyle w:val="NormalWeb"/>
+      </w:pPr>
+      <w:r>
+        <w:t>After Thread 1 wins:</w:t>
+      </w:r>
+    </w:p>
+    <w:p>
+      <w:pPr>
+        <w:pStyle w:val="HTMLPreformatted"/>
+        <w:rPr>
+          <w:rStyle w:val="HTMLCode"/>
+        </w:rPr>
+      </w:pPr>
+      <w:r>
+        <w:rPr>
+          <w:rStyle w:val="HTMLCode"/>
+        </w:rPr>
+        <w:t>Bucket 5</w:t>
+      </w:r>
+    </w:p>
+    <w:p>
+      <w:pPr>
+        <w:pStyle w:val="HTMLPreformatted"/>
+        <w:rPr>
+          <w:rStyle w:val="HTMLCode"/>
+        </w:rPr>
+      </w:pPr>
+      <w:r>
+        <w:rPr>
+          <w:rStyle w:val="HTMLCode"/>
+        </w:rPr>
+        <w:t xml:space="preserve">   ↓</w:t>
+      </w:r>
+    </w:p>
+    <w:p>
+      <w:pPr>
+        <w:pStyle w:val="HTMLPreformatted"/>
+      </w:pPr>
+      <w:r>
+        <w:rPr>
+          <w:rStyle w:val="HTMLCode"/>
+        </w:rPr>
+        <w:t>Node A</w:t>
+      </w:r>
+    </w:p>
+    <w:p>
+      <w:pPr>
+        <w:pStyle w:val="NormalWeb"/>
+      </w:pPr>
+      <w:r>
+        <w:t>Thread 2 and Thread 3 see that the bucket is no longer empty.</w:t>
+      </w:r>
+    </w:p>
+    <w:p>
+      <w:pPr>
+        <w:pStyle w:val="NormalWeb"/>
+      </w:pPr>
+      <w:r>
+        <w:t xml:space="preserve">They then handle the </w:t>
+      </w:r>
+      <w:r>
+        <w:rPr>
+          <w:rStyle w:val="Strong"/>
+        </w:rPr>
+        <w:t>existing bin</w:t>
+      </w:r>
+      <w:r>
+        <w:t>.</w:t>
+      </w:r>
+    </w:p>
+    <w:p>
+      <w:r>
+        <w:pict>
+          <v:rect id="_x0000_i1092" style="width:0;height:1.5pt" o:hralign="center" o:hrstd="t" o:hr="t" fillcolor="#a0a0a0" stroked="f"/>
+        </w:pict>
+      </w:r>
+    </w:p>
+    <w:p>
+      <w:pPr>
+        <w:pStyle w:val="Heading1"/>
+      </w:pPr>
+      <w:r>
+        <w:t>Case 2 — Collision</w:t>
+      </w:r>
+    </w:p>
+    <w:p>
+      <w:pPr>
+        <w:pStyle w:val="NormalWeb"/>
+      </w:pPr>
+      <w:r>
+        <w:t>Now:</w:t>
+      </w:r>
+    </w:p>
+    <w:p>
+      <w:pPr>
+        <w:pStyle w:val="HTMLPreformatted"/>
+        <w:rPr>
+          <w:rStyle w:val="HTMLCode"/>
+        </w:rPr>
+      </w:pPr>
+      <w:r>
+        <w:rPr>
+          <w:rStyle w:val="HTMLCode"/>
+        </w:rPr>
+        <w:t>Bucket 5</w:t>
+      </w:r>
+    </w:p>
+    <w:p>
+      <w:pPr>
+        <w:pStyle w:val="HTMLPreformatted"/>
+        <w:rPr>
+          <w:rStyle w:val="HTMLCode"/>
+        </w:rPr>
+      </w:pPr>
+      <w:r>
+        <w:rPr>
+          <w:rStyle w:val="HTMLCode"/>
+        </w:rPr>
+        <w:t xml:space="preserve">   ↓</w:t>
+      </w:r>
+    </w:p>
+    <w:p>
+      <w:pPr>
+        <w:pStyle w:val="HTMLPreformatted"/>
+      </w:pPr>
+      <w:r>
+        <w:rPr>
+          <w:rStyle w:val="HTMLCode"/>
+        </w:rPr>
+        <w:t>Node A</w:t>
+      </w:r>
+    </w:p>
+    <w:p>
+      <w:pPr>
+        <w:pStyle w:val="NormalWeb"/>
+      </w:pPr>
+      <w:r>
+        <w:t>Thread 2 wants:</w:t>
+      </w:r>
+    </w:p>
+    <w:p>
+      <w:pPr>
+        <w:pStyle w:val="HTMLPreformatted"/>
+      </w:pPr>
+      <w:r>
+        <w:rPr>
+          <w:rStyle w:val="HTMLCode"/>
+        </w:rPr>
+        <w:t>B → Bucket 5</w:t>
+      </w:r>
+    </w:p>
+    <w:p>
+      <w:pPr>
+        <w:pStyle w:val="NormalWeb"/>
+      </w:pPr>
+      <w:r>
+        <w:lastRenderedPageBreak/>
+        <w:t>Thread 3 also wants:</w:t>
+      </w:r>
+    </w:p>
+    <w:p>
+      <w:pPr>
+        <w:pStyle w:val="HTMLPreformatted"/>
+      </w:pPr>
+      <w:r>
+        <w:rPr>
+          <w:rStyle w:val="HTMLCode"/>
+        </w:rPr>
+        <w:t>C → Bucket 5</w:t>
+      </w:r>
+    </w:p>
+    <w:p>
+      <w:pPr>
+        <w:pStyle w:val="NormalWeb"/>
+      </w:pPr>
+      <w:r>
+        <w:t>This is a collision.</w:t>
+      </w:r>
+    </w:p>
+    <w:p>
+      <w:pPr>
+        <w:pStyle w:val="NormalWeb"/>
+      </w:pPr>
+      <w:r>
+        <w:t>Now imagine:</w:t>
+      </w:r>
+    </w:p>
+    <w:p>
+      <w:pPr>
+        <w:pStyle w:val="HTMLPreformatted"/>
+      </w:pPr>
+      <w:r>
+        <w:rPr>
+          <w:rStyle w:val="HTMLCode"/>
+        </w:rPr>
+        <w:t xml:space="preserve">Thread 2 → </w:t>
+      </w:r>
+      <w:proofErr w:type="gramStart"/>
+      <w:r>
+        <w:rPr>
+          <w:rStyle w:val="HTMLCode"/>
+        </w:rPr>
+        <w:t>synchronized(</w:t>
+      </w:r>
+      <w:proofErr w:type="gramEnd"/>
+      <w:r>
+        <w:rPr>
+          <w:rStyle w:val="HTMLCode"/>
+        </w:rPr>
+        <w:t>bin)</w:t>
+      </w:r>
+    </w:p>
+    <w:p>
+      <w:pPr>
+        <w:pStyle w:val="NormalWeb"/>
+      </w:pPr>
+      <w:r>
+        <w:t>Thread 2 gets the lock:</w:t>
+      </w:r>
+    </w:p>
+    <w:p>
+      <w:pPr>
+        <w:pStyle w:val="HTMLPreformatted"/>
+      </w:pPr>
+      <w:r>
+        <w:rPr>
+          <w:rStyle w:val="HTMLCode"/>
+        </w:rPr>
+        <w:t>Bucket 5 🔒</w:t>
+      </w:r>
+    </w:p>
+    <w:p>
+      <w:pPr>
+        <w:pStyle w:val="NormalWeb"/>
+      </w:pPr>
+      <w:r>
+        <w:t>Thread 3 also wants the same bin:</w:t>
+      </w:r>
+    </w:p>
+    <w:p>
+      <w:pPr>
+        <w:pStyle w:val="HTMLPreformatted"/>
+        <w:rPr>
+          <w:rStyle w:val="HTMLCode"/>
+        </w:rPr>
+      </w:pPr>
+      <w:r>
+        <w:rPr>
+          <w:rStyle w:val="HTMLCode"/>
+        </w:rPr>
+        <w:t xml:space="preserve">Thread 3 → </w:t>
+      </w:r>
+      <w:proofErr w:type="gramStart"/>
+      <w:r>
+        <w:rPr>
+          <w:rStyle w:val="HTMLCode"/>
+        </w:rPr>
+        <w:t>synchronized(</w:t>
+      </w:r>
+      <w:proofErr w:type="gramEnd"/>
+      <w:r>
+        <w:rPr>
+          <w:rStyle w:val="HTMLCode"/>
+        </w:rPr>
+        <w:t>bin)</w:t>
+      </w:r>
+    </w:p>
+    <w:p>
+      <w:pPr>
+        <w:pStyle w:val="HTMLPreformatted"/>
+        <w:rPr>
+          <w:rStyle w:val="HTMLCode"/>
+        </w:rPr>
+      </w:pPr>
+      <w:r>
+        <w:rPr>
+          <w:rStyle w:val="HTMLCode"/>
+        </w:rPr>
+        <w:t xml:space="preserve">              ↓</w:t>
+      </w:r>
+    </w:p>
+    <w:p>
+      <w:pPr>
+        <w:pStyle w:val="HTMLPreformatted"/>
+      </w:pPr>
+      <w:r>
+        <w:rPr>
+          <w:rStyle w:val="HTMLCode"/>
+        </w:rPr>
+        <w:t xml:space="preserve">             WAIT ⏳</w:t>
+      </w:r>
+    </w:p>
+    <w:p>
+      <w:pPr>
+        <w:pStyle w:val="Heading3"/>
+      </w:pPr>
+      <w:r>
+        <w:t>Why does Thread 3 wait?</w:t>
+      </w:r>
+    </w:p>
+    <w:p>
+      <w:pPr>
+        <w:pStyle w:val="NormalWeb"/>
+      </w:pPr>
+      <w:proofErr w:type="gramStart"/>
+      <w:r>
+        <w:t xml:space="preserve">Because both are trying to modify </w:t>
+      </w:r>
+      <w:r>
+        <w:rPr>
+          <w:rStyle w:val="Strong"/>
+        </w:rPr>
+        <w:t>the same bin</w:t>
+      </w:r>
+      <w:r>
+        <w:t>.</w:t>
+      </w:r>
+      <w:proofErr w:type="gramEnd"/>
+    </w:p>
+    <w:p>
+      <w:pPr>
+        <w:pStyle w:val="HTMLPreformatted"/>
+        <w:rPr>
+          <w:rStyle w:val="HTMLCode"/>
+        </w:rPr>
+      </w:pPr>
+      <w:r>
+        <w:rPr>
+          <w:rStyle w:val="HTMLCode"/>
+        </w:rPr>
+        <w:t>Thread 2</w:t>
+      </w:r>
+    </w:p>
+    <w:p>
+      <w:pPr>
+        <w:pStyle w:val="HTMLPreformatted"/>
+        <w:rPr>
+          <w:rStyle w:val="HTMLCode"/>
+        </w:rPr>
+      </w:pPr>
+      <w:r>
+        <w:rPr>
+          <w:rStyle w:val="HTMLCode"/>
+        </w:rPr>
+        <w:t xml:space="preserve">   ↓</w:t>
+      </w:r>
+    </w:p>
+    <w:p>
+      <w:pPr>
+        <w:pStyle w:val="HTMLPreformatted"/>
+        <w:rPr>
+          <w:rStyle w:val="HTMLCode"/>
+        </w:rPr>
+      </w:pPr>
+      <w:r>
+        <w:rPr>
+          <w:rStyle w:val="HTMLCode"/>
+        </w:rPr>
+        <w:t>Bucket 5 🔒</w:t>
+      </w:r>
+    </w:p>
+    <w:p>
+      <w:pPr>
+        <w:pStyle w:val="HTMLPreformatted"/>
+        <w:rPr>
+          <w:rStyle w:val="HTMLCode"/>
+        </w:rPr>
+      </w:pPr>
+      <w:r>
+        <w:rPr>
+          <w:rStyle w:val="HTMLCode"/>
+        </w:rPr>
+        <w:t xml:space="preserve">   ↓</w:t>
+      </w:r>
+    </w:p>
+    <w:p>
+      <w:pPr>
+        <w:pStyle w:val="HTMLPreformatted"/>
+        <w:rPr>
+          <w:rStyle w:val="HTMLCode"/>
+        </w:rPr>
+      </w:pPr>
+      <w:proofErr w:type="gramStart"/>
+      <w:r>
+        <w:rPr>
+          <w:rStyle w:val="HTMLCode"/>
+        </w:rPr>
+        <w:t>add</w:t>
+      </w:r>
+      <w:proofErr w:type="gramEnd"/>
+      <w:r>
+        <w:rPr>
+          <w:rStyle w:val="HTMLCode"/>
+        </w:rPr>
+        <w:t xml:space="preserve"> B</w:t>
+      </w:r>
+    </w:p>
+    <w:p>
+      <w:pPr>
+        <w:pStyle w:val="HTMLPreformatted"/>
+        <w:rPr>
+          <w:rStyle w:val="HTMLCode"/>
+        </w:rPr>
+      </w:pPr>
+      <w:r>
+        <w:rPr>
+          <w:rStyle w:val="HTMLCode"/>
+        </w:rPr>
+        <w:t xml:space="preserve">   ↓</w:t>
+      </w:r>
+    </w:p>
+    <w:p>
+      <w:pPr>
+        <w:pStyle w:val="HTMLPreformatted"/>
+      </w:pPr>
+      <w:proofErr w:type="gramStart"/>
+      <w:r>
+        <w:rPr>
+          <w:rStyle w:val="HTMLCode"/>
+        </w:rPr>
+        <w:t>unlock</w:t>
+      </w:r>
+      <w:proofErr w:type="gramEnd"/>
+    </w:p>
+    <w:p>
+      <w:pPr>
+        <w:pStyle w:val="NormalWeb"/>
+      </w:pPr>
+      <w:r>
+        <w:t>Then:</w:t>
+      </w:r>
+    </w:p>
+    <w:p>
+      <w:pPr>
+        <w:pStyle w:val="HTMLPreformatted"/>
+        <w:rPr>
+          <w:rStyle w:val="HTMLCode"/>
+        </w:rPr>
+      </w:pPr>
+      <w:r>
+        <w:rPr>
+          <w:rStyle w:val="HTMLCode"/>
+        </w:rPr>
+        <w:t>Thread 3</w:t>
+      </w:r>
+    </w:p>
+    <w:p>
+      <w:pPr>
+        <w:pStyle w:val="HTMLPreformatted"/>
+        <w:rPr>
+          <w:rStyle w:val="HTMLCode"/>
+        </w:rPr>
+      </w:pPr>
+      <w:r>
+        <w:rPr>
+          <w:rStyle w:val="HTMLCode"/>
+        </w:rPr>
+        <w:t xml:space="preserve">   ↓</w:t>
+      </w:r>
+    </w:p>
+    <w:p>
+      <w:pPr>
+        <w:pStyle w:val="HTMLPreformatted"/>
+        <w:rPr>
+          <w:rStyle w:val="HTMLCode"/>
+        </w:rPr>
+      </w:pPr>
+      <w:r>
+        <w:rPr>
+          <w:rStyle w:val="HTMLCode"/>
+        </w:rPr>
+        <w:t>Bucket 5 🔒</w:t>
+      </w:r>
+    </w:p>
+    <w:p>
+      <w:pPr>
+        <w:pStyle w:val="HTMLPreformatted"/>
+        <w:rPr>
+          <w:rStyle w:val="HTMLCode"/>
+        </w:rPr>
+      </w:pPr>
+      <w:r>
+        <w:rPr>
+          <w:rStyle w:val="HTMLCode"/>
+        </w:rPr>
+        <w:t xml:space="preserve">   ↓</w:t>
+      </w:r>
+    </w:p>
+    <w:p>
+      <w:pPr>
+        <w:pStyle w:val="HTMLPreformatted"/>
+        <w:rPr>
+          <w:rStyle w:val="HTMLCode"/>
+        </w:rPr>
+      </w:pPr>
+      <w:proofErr w:type="gramStart"/>
+      <w:r>
+        <w:rPr>
+          <w:rStyle w:val="HTMLCode"/>
+        </w:rPr>
+        <w:t>add</w:t>
+      </w:r>
+      <w:proofErr w:type="gramEnd"/>
+      <w:r>
+        <w:rPr>
+          <w:rStyle w:val="HTMLCode"/>
+        </w:rPr>
+        <w:t xml:space="preserve"> C</w:t>
+      </w:r>
+    </w:p>
+    <w:p>
+      <w:pPr>
+        <w:pStyle w:val="HTMLPreformatted"/>
+        <w:rPr>
+          <w:rStyle w:val="HTMLCode"/>
+        </w:rPr>
+      </w:pPr>
+      <w:r>
+        <w:rPr>
+          <w:rStyle w:val="HTMLCode"/>
+        </w:rPr>
+        <w:t xml:space="preserve">   ↓</w:t>
+      </w:r>
+    </w:p>
+    <w:p>
+      <w:pPr>
+        <w:pStyle w:val="HTMLPreformatted"/>
+      </w:pPr>
+      <w:proofErr w:type="gramStart"/>
+      <w:r>
+        <w:rPr>
+          <w:rStyle w:val="HTMLCode"/>
+        </w:rPr>
+        <w:t>unlock</w:t>
+      </w:r>
+      <w:proofErr w:type="gramEnd"/>
+    </w:p>
+    <w:p>
+      <w:pPr>
+        <w:pStyle w:val="NormalWeb"/>
+      </w:pPr>
+      <w:r>
+        <w:lastRenderedPageBreak/>
+        <w:t>Final:</w:t>
+      </w:r>
+    </w:p>
+    <w:p>
+      <w:pPr>
+        <w:pStyle w:val="HTMLPreformatted"/>
+        <w:rPr>
+          <w:rStyle w:val="HTMLCode"/>
+        </w:rPr>
+      </w:pPr>
+      <w:r>
+        <w:rPr>
+          <w:rStyle w:val="HTMLCode"/>
+        </w:rPr>
+        <w:t>Bucket 5</w:t>
+      </w:r>
+    </w:p>
+    <w:p>
+      <w:pPr>
+        <w:pStyle w:val="HTMLPreformatted"/>
+        <w:rPr>
+          <w:rStyle w:val="HTMLCode"/>
+        </w:rPr>
+      </w:pPr>
+      <w:r>
+        <w:rPr>
+          <w:rStyle w:val="HTMLCode"/>
+        </w:rPr>
+        <w:t xml:space="preserve">   ↓</w:t>
+      </w:r>
+    </w:p>
+    <w:p>
+      <w:pPr>
+        <w:pStyle w:val="HTMLPreformatted"/>
+        <w:rPr>
+          <w:rStyle w:val="HTMLCode"/>
+        </w:rPr>
+      </w:pPr>
+      <w:r>
+        <w:rPr>
+          <w:rStyle w:val="HTMLCode"/>
+        </w:rPr>
+        <w:t>Node A</w:t>
+      </w:r>
+    </w:p>
+    <w:p>
+      <w:pPr>
+        <w:pStyle w:val="HTMLPreformatted"/>
+        <w:rPr>
+          <w:rStyle w:val="HTMLCode"/>
+        </w:rPr>
+      </w:pPr>
+      <w:r>
+        <w:rPr>
+          <w:rStyle w:val="HTMLCode"/>
+        </w:rPr>
+        <w:t xml:space="preserve">   ↓ </w:t>
+      </w:r>
+      <w:proofErr w:type="gramStart"/>
+      <w:r>
+        <w:rPr>
+          <w:rStyle w:val="HTMLCode"/>
+        </w:rPr>
+        <w:t>next</w:t>
+      </w:r>
+      <w:proofErr w:type="gramEnd"/>
+    </w:p>
+    <w:p>
+      <w:pPr>
+        <w:pStyle w:val="HTMLPreformatted"/>
+        <w:rPr>
+          <w:rStyle w:val="HTMLCode"/>
+        </w:rPr>
+      </w:pPr>
+      <w:r>
+        <w:rPr>
+          <w:rStyle w:val="HTMLCode"/>
+        </w:rPr>
+        <w:t>Node B</w:t>
+      </w:r>
+    </w:p>
+    <w:p>
+      <w:pPr>
+        <w:pStyle w:val="HTMLPreformatted"/>
+        <w:rPr>
+          <w:rStyle w:val="HTMLCode"/>
+        </w:rPr>
+      </w:pPr>
+      <w:r>
+        <w:rPr>
+          <w:rStyle w:val="HTMLCode"/>
+        </w:rPr>
+        <w:t xml:space="preserve">   ↓ </w:t>
+      </w:r>
+      <w:proofErr w:type="gramStart"/>
+      <w:r>
+        <w:rPr>
+          <w:rStyle w:val="HTMLCode"/>
+        </w:rPr>
+        <w:t>next</w:t>
+      </w:r>
+      <w:proofErr w:type="gramEnd"/>
+    </w:p>
+    <w:p>
+      <w:pPr>
+        <w:pStyle w:val="HTMLPreformatted"/>
+      </w:pPr>
+      <w:r>
+        <w:rPr>
+          <w:rStyle w:val="HTMLCode"/>
+        </w:rPr>
+        <w:t>Node C</w:t>
+      </w:r>
+    </w:p>
+    <w:p>
+      <w:pPr>
+        <w:pStyle w:val="Heading3"/>
+      </w:pPr>
+      <w:r>
+        <w:t xml:space="preserve">This is what </w:t>
+      </w:r>
+      <w:proofErr w:type="gramStart"/>
+      <w:r>
+        <w:rPr>
+          <w:rStyle w:val="HTMLCode"/>
+        </w:rPr>
+        <w:t>synchronized(</w:t>
+      </w:r>
+      <w:proofErr w:type="gramEnd"/>
+      <w:r>
+        <w:rPr>
+          <w:rStyle w:val="HTMLCode"/>
+        </w:rPr>
+        <w:t>bin)</w:t>
+      </w:r>
+      <w:r>
+        <w:t xml:space="preserve"> means</w:t>
+      </w:r>
+    </w:p>
+    <w:p>
+      <w:pPr>
+        <w:pStyle w:val="NormalWeb"/>
+      </w:pPr>
+      <w:r>
+        <w:t>It simply means:</w:t>
+      </w:r>
+    </w:p>
+    <w:p>
+      <w:pPr>
+        <w:pStyle w:val="NormalWeb"/>
+      </w:pPr>
+      <w:r>
+        <w:rPr>
+          <w:rStyle w:val="Strong"/>
+        </w:rPr>
+        <w:t>For this particular bin, let only one thread modify it at a time.</w:t>
+      </w:r>
+    </w:p>
+    <w:p>
+      <w:pPr>
+        <w:pStyle w:val="NormalWeb"/>
+      </w:pPr>
+      <w:r>
+        <w:t xml:space="preserve">It does </w:t>
+      </w:r>
+      <w:r>
+        <w:rPr>
+          <w:rStyle w:val="Strong"/>
+        </w:rPr>
+        <w:t>NOT</w:t>
+      </w:r>
+      <w:r>
+        <w:t xml:space="preserve"> mean:</w:t>
+      </w:r>
+    </w:p>
+    <w:p>
+      <w:pPr>
+        <w:pStyle w:val="HTMLPreformatted"/>
+      </w:pPr>
+      <w:r>
+        <w:rPr>
+          <w:rStyle w:val="HTMLCode"/>
+        </w:rPr>
+        <w:t xml:space="preserve">Entire </w:t>
+      </w:r>
+      <w:proofErr w:type="spellStart"/>
+      <w:r>
+        <w:rPr>
+          <w:rStyle w:val="HTMLCode"/>
+        </w:rPr>
+        <w:t>ConcurrentHashMap</w:t>
+      </w:r>
+      <w:proofErr w:type="spellEnd"/>
+      <w:r>
+        <w:rPr>
+          <w:rStyle w:val="HTMLCode"/>
+        </w:rPr>
+        <w:t xml:space="preserve"> 🔒</w:t>
+      </w:r>
+    </w:p>
+    <w:p>
+      <w:r>
+        <w:pict>
+          <v:rect id="_x0000_i1093" style="width:0;height:1.5pt" o:hralign="center" o:hrstd="t" o:hr="t" fillcolor="#a0a0a0" stroked="f"/>
+        </w:pict>
+      </w:r>
+    </w:p>
+    <w:p>
+      <w:pPr>
+        <w:pStyle w:val="Heading1"/>
+      </w:pPr>
+      <w:r>
+        <w:t>Case 3 — Different buckets</w:t>
+      </w:r>
+    </w:p>
+    <w:p>
+      <w:pPr>
+        <w:pStyle w:val="NormalWeb"/>
+      </w:pPr>
+      <w:r>
+        <w:t>Now suppose:</w:t>
+      </w:r>
+    </w:p>
+    <w:p>
+      <w:pPr>
+        <w:pStyle w:val="HTMLPreformatted"/>
+        <w:rPr>
+          <w:rStyle w:val="HTMLCode"/>
+        </w:rPr>
+      </w:pPr>
+      <w:r>
+        <w:rPr>
+          <w:rStyle w:val="HTMLCode"/>
+        </w:rPr>
+        <w:t xml:space="preserve">Thread 1 → </w:t>
+      </w:r>
+      <w:proofErr w:type="gramStart"/>
+      <w:r>
+        <w:rPr>
+          <w:rStyle w:val="HTMLCode"/>
+        </w:rPr>
+        <w:t>A</w:t>
+      </w:r>
+      <w:proofErr w:type="gramEnd"/>
+      <w:r>
+        <w:rPr>
+          <w:rStyle w:val="HTMLCode"/>
+        </w:rPr>
+        <w:t xml:space="preserve"> → Bucket 5</w:t>
+      </w:r>
+    </w:p>
+    <w:p>
+      <w:pPr>
+        <w:pStyle w:val="HTMLPreformatted"/>
+        <w:rPr>
+          <w:rStyle w:val="HTMLCode"/>
+        </w:rPr>
+      </w:pPr>
+      <w:r>
+        <w:rPr>
+          <w:rStyle w:val="HTMLCode"/>
+        </w:rPr>
+        <w:t>Thread 2 → B → Bucket 8</w:t>
+      </w:r>
+    </w:p>
+    <w:p>
+      <w:pPr>
+        <w:pStyle w:val="HTMLPreformatted"/>
+      </w:pPr>
+      <w:r>
+        <w:rPr>
+          <w:rStyle w:val="HTMLCode"/>
+        </w:rPr>
+        <w:t>Thread 3 → C → Bucket 12</w:t>
+      </w:r>
+    </w:p>
+    <w:p>
+      <w:pPr>
+        <w:pStyle w:val="NormalWeb"/>
+      </w:pPr>
+      <w:r>
+        <w:t>They are different buckets:</w:t>
+      </w:r>
+    </w:p>
+    <w:p>
+      <w:pPr>
+        <w:pStyle w:val="HTMLPreformatted"/>
+        <w:rPr>
+          <w:rStyle w:val="HTMLCode"/>
+        </w:rPr>
+      </w:pPr>
+      <w:r>
+        <w:rPr>
+          <w:rStyle w:val="HTMLCode"/>
+        </w:rPr>
+        <w:t>Bucket 5      Bucket 8      Bucket 12</w:t>
+      </w:r>
+    </w:p>
+    <w:p>
+      <w:pPr>
+        <w:pStyle w:val="HTMLPreformatted"/>
+        <w:rPr>
+          <w:rStyle w:val="HTMLCode"/>
+        </w:rPr>
+      </w:pPr>
+      <w:r>
+        <w:rPr>
+          <w:rStyle w:val="HTMLCode"/>
+        </w:rPr>
+        <w:t xml:space="preserve">   ↓             ↓              ↓</w:t>
+      </w:r>
+    </w:p>
+    <w:p>
+      <w:pPr>
+        <w:pStyle w:val="HTMLPreformatted"/>
+      </w:pPr>
+      <w:r>
+        <w:rPr>
+          <w:rStyle w:val="HTMLCode"/>
+        </w:rPr>
+        <w:t xml:space="preserve"> Node A        Node B         Node C</w:t>
+      </w:r>
+    </w:p>
+    <w:p>
+      <w:pPr>
+        <w:pStyle w:val="NormalWeb"/>
+      </w:pPr>
+      <w:r>
+        <w:t>So they can work concurrently:</w:t>
+      </w:r>
+    </w:p>
+    <w:p>
+      <w:pPr>
+        <w:pStyle w:val="HTMLPreformatted"/>
+        <w:rPr>
+          <w:rStyle w:val="HTMLCode"/>
+        </w:rPr>
+      </w:pPr>
+      <w:r>
+        <w:rPr>
+          <w:rStyle w:val="HTMLCode"/>
+        </w:rPr>
+        <w:t>Thread 1 → Bucket 5 🔒</w:t>
+      </w:r>
+    </w:p>
+    <w:p>
+      <w:pPr>
+        <w:pStyle w:val="HTMLPreformatted"/>
+        <w:rPr>
+          <w:rStyle w:val="HTMLCode"/>
+        </w:rPr>
+      </w:pPr>
+      <w:r>
+        <w:rPr>
+          <w:rStyle w:val="HTMLCode"/>
+        </w:rPr>
+        <w:t>Thread 2 → Bucket 8 🔒</w:t>
+      </w:r>
+    </w:p>
+    <w:p>
+      <w:pPr>
+        <w:pStyle w:val="HTMLPreformatted"/>
+      </w:pPr>
+      <w:r>
+        <w:rPr>
+          <w:rStyle w:val="HTMLCode"/>
+        </w:rPr>
+        <w:t>Thread 3 → Bucket 12 🔒</w:t>
+      </w:r>
+    </w:p>
+    <w:p>
+      <w:pPr>
+        <w:pStyle w:val="NormalWeb"/>
+      </w:pPr>
+      <w:r>
+        <w:lastRenderedPageBreak/>
+        <w:t xml:space="preserve">They don't wait for each other merely because all are modifying the same </w:t>
+      </w:r>
+      <w:proofErr w:type="spellStart"/>
+      <w:r>
+        <w:rPr>
+          <w:rStyle w:val="HTMLCode"/>
+        </w:rPr>
+        <w:t>ConcurrentHashMap</w:t>
+      </w:r>
+      <w:proofErr w:type="spellEnd"/>
+      <w:r>
+        <w:t>.</w:t>
+      </w:r>
+    </w:p>
+    <w:p>
+      <w:r>
+        <w:pict>
+          <v:rect id="_x0000_i1094" style="width:0;height:1.5pt" o:hralign="center" o:hrstd="t" o:hr="t" fillcolor="#a0a0a0" stroked="f"/>
+        </w:pict>
+      </w:r>
+    </w:p>
+    <w:p>
+      <w:pPr>
+        <w:pStyle w:val="Heading1"/>
+      </w:pPr>
+      <w:r>
+        <w:t xml:space="preserve">⭐ </w:t>
+      </w:r>
+      <w:proofErr w:type="gramStart"/>
+      <w:r>
+        <w:t>Put</w:t>
+      </w:r>
+      <w:proofErr w:type="gramEnd"/>
+      <w:r>
+        <w:t xml:space="preserve"> everything together</w:t>
+      </w:r>
+    </w:p>
+    <w:p>
+      <w:pPr>
+        <w:pStyle w:val="HTMLPreformatted"/>
+        <w:rPr>
+          <w:rStyle w:val="HTMLCode"/>
+        </w:rPr>
+      </w:pPr>
+      <w:r>
+        <w:rPr>
+          <w:rStyle w:val="HTMLCode"/>
+        </w:rPr>
+        <w:t xml:space="preserve">                 </w:t>
+      </w:r>
+      <w:proofErr w:type="spellStart"/>
+      <w:r>
+        <w:rPr>
+          <w:rStyle w:val="HTMLCode"/>
+        </w:rPr>
+        <w:t>ConcurrentHashMap</w:t>
+      </w:r>
+      <w:proofErr w:type="spellEnd"/>
+    </w:p>
+    <w:p>
+      <w:pPr>
+        <w:pStyle w:val="HTMLPreformatted"/>
+        <w:rPr>
+          <w:rStyle w:val="HTMLCode"/>
+        </w:rPr>
+      </w:pPr>
+      <w:r>
+        <w:rPr>
+          <w:rStyle w:val="HTMLCode"/>
+        </w:rPr>
+        <w:t xml:space="preserve">                        |</w:t>
+      </w:r>
+    </w:p>
+    <w:p>
+      <w:pPr>
+        <w:pStyle w:val="HTMLPreformatted"/>
+        <w:rPr>
+          <w:rStyle w:val="HTMLCode"/>
+        </w:rPr>
+      </w:pPr>
+      <w:r>
+        <w:rPr>
+          <w:rStyle w:val="HTMLCode"/>
+        </w:rPr>
+        <w:t xml:space="preserve">                       </w:t>
+      </w:r>
+      <w:proofErr w:type="gramStart"/>
+      <w:r>
+        <w:rPr>
+          <w:rStyle w:val="HTMLCode"/>
+        </w:rPr>
+        <w:t>hash</w:t>
+      </w:r>
+      <w:proofErr w:type="gramEnd"/>
+    </w:p>
+    <w:p>
+      <w:pPr>
+        <w:pStyle w:val="HTMLPreformatted"/>
+        <w:rPr>
+          <w:rStyle w:val="HTMLCode"/>
+        </w:rPr>
+      </w:pPr>
+      <w:r>
+        <w:rPr>
+          <w:rStyle w:val="HTMLCode"/>
+        </w:rPr>
+        <w:t xml:space="preserve">                        |</w:t>
+      </w:r>
+    </w:p>
+    <w:p>
+      <w:pPr>
+        <w:pStyle w:val="HTMLPreformatted"/>
+        <w:rPr>
+          <w:rStyle w:val="HTMLCode"/>
+        </w:rPr>
+      </w:pPr>
+      <w:r>
+        <w:rPr>
+          <w:rStyle w:val="HTMLCode"/>
+        </w:rPr>
+        <w:t xml:space="preserve">                      Bucket</w:t>
+      </w:r>
+    </w:p>
+    <w:p>
+      <w:pPr>
+        <w:pStyle w:val="HTMLPreformatted"/>
+        <w:rPr>
+          <w:rStyle w:val="HTMLCode"/>
+        </w:rPr>
+      </w:pPr>
+      <w:r>
+        <w:rPr>
+          <w:rStyle w:val="HTMLCode"/>
+        </w:rPr>
+        <w:t xml:space="preserve">                        |</w:t>
+      </w:r>
+    </w:p>
+    <w:p>
+      <w:pPr>
+        <w:pStyle w:val="HTMLPreformatted"/>
+        <w:rPr>
+          <w:rStyle w:val="HTMLCode"/>
+        </w:rPr>
+      </w:pPr>
+      <w:r>
+        <w:rPr>
+          <w:rStyle w:val="HTMLCode"/>
+        </w:rPr>
+        <w:t xml:space="preserve">          +-------------+-------------+</w:t>
+      </w:r>
+    </w:p>
+    <w:p>
+      <w:pPr>
+        <w:pStyle w:val="HTMLPreformatted"/>
+        <w:rPr>
+          <w:rStyle w:val="HTMLCode"/>
+        </w:rPr>
+      </w:pPr>
+      <w:r>
+        <w:rPr>
+          <w:rStyle w:val="HTMLCode"/>
+        </w:rPr>
+        <w:t xml:space="preserve">          |             |             |</w:t>
+      </w:r>
+    </w:p>
+    <w:p>
+      <w:pPr>
+        <w:pStyle w:val="HTMLPreformatted"/>
+        <w:rPr>
+          <w:rStyle w:val="HTMLCode"/>
+        </w:rPr>
+      </w:pPr>
+      <w:r>
+        <w:rPr>
+          <w:rStyle w:val="HTMLCode"/>
+        </w:rPr>
+        <w:t xml:space="preserve">        EMPTY       SAME BUCKET    DIFFERENT</w:t>
+      </w:r>
+    </w:p>
+    <w:p>
+      <w:pPr>
+        <w:pStyle w:val="HTMLPreformatted"/>
+        <w:rPr>
+          <w:rStyle w:val="HTMLCode"/>
+        </w:rPr>
+      </w:pPr>
+      <w:r>
+        <w:rPr>
+          <w:rStyle w:val="HTMLCode"/>
+        </w:rPr>
+        <w:t xml:space="preserve">          |          / COLLISION     BUCKET</w:t>
+      </w:r>
+    </w:p>
+    <w:p>
+      <w:pPr>
+        <w:pStyle w:val="HTMLPreformatted"/>
+        <w:rPr>
+          <w:rStyle w:val="HTMLCode"/>
+        </w:rPr>
+      </w:pPr>
+      <w:r>
+        <w:rPr>
+          <w:rStyle w:val="HTMLCode"/>
+        </w:rPr>
+        <w:t xml:space="preserve">          |             |             |</w:t>
+      </w:r>
+    </w:p>
+    <w:p>
+      <w:pPr>
+        <w:pStyle w:val="HTMLPreformatted"/>
+        <w:rPr>
+          <w:rStyle w:val="HTMLCode"/>
+        </w:rPr>
+      </w:pPr>
+      <w:r>
+        <w:rPr>
+          <w:rStyle w:val="HTMLCode"/>
+        </w:rPr>
+        <w:t xml:space="preserve">          ▼             ▼             ▼</w:t>
+      </w:r>
+    </w:p>
+    <w:p>
+      <w:pPr>
+        <w:pStyle w:val="HTMLPreformatted"/>
+        <w:rPr>
+          <w:rStyle w:val="HTMLCode"/>
+        </w:rPr>
+      </w:pPr>
+      <w:r>
+        <w:rPr>
+          <w:rStyle w:val="HTMLCode"/>
+        </w:rPr>
+        <w:t xml:space="preserve">         CAS       synchronized      Work</w:t>
+      </w:r>
+    </w:p>
+    <w:p>
+      <w:pPr>
+        <w:pStyle w:val="HTMLPreformatted"/>
+        <w:rPr>
+          <w:rStyle w:val="HTMLCode"/>
+        </w:rPr>
+      </w:pPr>
+      <w:r>
+        <w:rPr>
+          <w:rStyle w:val="HTMLCode"/>
+        </w:rPr>
+        <w:t xml:space="preserve">          |             |           concurrently</w:t>
+      </w:r>
+    </w:p>
+    <w:p>
+      <w:pPr>
+        <w:pStyle w:val="HTMLPreformatted"/>
+        <w:rPr>
+          <w:rStyle w:val="HTMLCode"/>
+        </w:rPr>
+      </w:pPr>
+      <w:r>
+        <w:rPr>
+          <w:rStyle w:val="HTMLCode"/>
+        </w:rPr>
+        <w:t xml:space="preserve">          ▼             ▼</w:t>
+      </w:r>
+    </w:p>
+    <w:p>
+      <w:pPr>
+        <w:pStyle w:val="HTMLPreformatted"/>
+        <w:rPr>
+          <w:rStyle w:val="HTMLCode"/>
+        </w:rPr>
+      </w:pPr>
+      <w:r>
+        <w:rPr>
+          <w:rStyle w:val="HTMLCode"/>
+        </w:rPr>
+        <w:t xml:space="preserve">        Node       one thread</w:t>
+      </w:r>
+    </w:p>
+    <w:p>
+      <w:pPr>
+        <w:pStyle w:val="HTMLPreformatted"/>
+        <w:rPr>
+          <w:rStyle w:val="HTMLCode"/>
+        </w:rPr>
+      </w:pPr>
+      <w:r>
+        <w:rPr>
+          <w:rStyle w:val="HTMLCode"/>
+        </w:rPr>
+        <w:t xml:space="preserve">                    </w:t>
+      </w:r>
+      <w:proofErr w:type="gramStart"/>
+      <w:r>
+        <w:rPr>
+          <w:rStyle w:val="HTMLCode"/>
+        </w:rPr>
+        <w:t>at</w:t>
+      </w:r>
+      <w:proofErr w:type="gramEnd"/>
+      <w:r>
+        <w:rPr>
+          <w:rStyle w:val="HTMLCode"/>
+        </w:rPr>
+        <w:t xml:space="preserve"> a time</w:t>
+      </w:r>
+    </w:p>
+    <w:p>
+      <w:pPr>
+        <w:pStyle w:val="HTMLPreformatted"/>
+        <w:rPr>
+          <w:rStyle w:val="HTMLCode"/>
+        </w:rPr>
+      </w:pPr>
+      <w:r>
+        <w:rPr>
+          <w:rStyle w:val="HTMLCode"/>
+        </w:rPr>
+        <w:t xml:space="preserve">                       |</w:t>
+      </w:r>
+    </w:p>
+    <w:p>
+      <w:pPr>
+        <w:pStyle w:val="HTMLPreformatted"/>
+        <w:rPr>
+          <w:rStyle w:val="HTMLCode"/>
+        </w:rPr>
+      </w:pPr>
+      <w:r>
+        <w:rPr>
+          <w:rStyle w:val="HTMLCode"/>
+        </w:rPr>
+        <w:t xml:space="preserve">                       ▼</w:t>
+      </w:r>
+    </w:p>
+    <w:p>
+      <w:pPr>
+        <w:pStyle w:val="HTMLPreformatted"/>
+      </w:pPr>
+      <w:r>
+        <w:rPr>
+          <w:rStyle w:val="HTMLCode"/>
+        </w:rPr>
+        <w:t xml:space="preserve">                  Node → next</w:t>
+      </w:r>
+    </w:p>
+    <w:p>
+      <w:pPr>
+        <w:pStyle w:val="Heading2"/>
+      </w:pPr>
+      <w:r>
+        <w:t>3 threads example</w:t>
+      </w:r>
+    </w:p>
+    <w:p>
+      <w:pPr>
+        <w:pStyle w:val="HTMLPreformatted"/>
+        <w:rPr>
+          <w:rStyle w:val="HTMLCode"/>
+        </w:rPr>
+      </w:pPr>
+      <w:r>
+        <w:rPr>
+          <w:rStyle w:val="HTMLCode"/>
+        </w:rPr>
+        <w:t xml:space="preserve">Thread 1 → </w:t>
+      </w:r>
+      <w:proofErr w:type="gramStart"/>
+      <w:r>
+        <w:rPr>
+          <w:rStyle w:val="HTMLCode"/>
+        </w:rPr>
+        <w:t>A</w:t>
+      </w:r>
+      <w:proofErr w:type="gramEnd"/>
+      <w:r>
+        <w:rPr>
+          <w:rStyle w:val="HTMLCode"/>
+        </w:rPr>
+        <w:t xml:space="preserve"> → Bucket 5</w:t>
+      </w:r>
+    </w:p>
+    <w:p>
+      <w:pPr>
+        <w:pStyle w:val="HTMLPreformatted"/>
+        <w:rPr>
+          <w:rStyle w:val="HTMLCode"/>
+        </w:rPr>
+      </w:pPr>
+      <w:r>
+        <w:rPr>
+          <w:rStyle w:val="HTMLCode"/>
+        </w:rPr>
+        <w:t>Thread 2 → B → Bucket 5</w:t>
+      </w:r>
+    </w:p>
+    <w:p>
+      <w:pPr>
+        <w:pStyle w:val="HTMLPreformatted"/>
+      </w:pPr>
+      <w:r>
+        <w:rPr>
+          <w:rStyle w:val="HTMLCode"/>
+        </w:rPr>
+        <w:t>Thread 3 → C → Bucket 8</w:t>
+      </w:r>
+    </w:p>
+    <w:p>
+      <w:pPr>
+        <w:pStyle w:val="Heading3"/>
+      </w:pPr>
+      <w:r>
+        <w:t>Thread 1</w:t>
+      </w:r>
+    </w:p>
+    <w:p>
+      <w:pPr>
+        <w:pStyle w:val="NormalWeb"/>
+      </w:pPr>
+      <w:r>
+        <w:t>Bucket 5 is empty:</w:t>
+      </w:r>
+    </w:p>
+    <w:p>
+      <w:pPr>
+        <w:pStyle w:val="HTMLPreformatted"/>
+        <w:rPr>
+          <w:rStyle w:val="HTMLCode"/>
+        </w:rPr>
+      </w:pPr>
+      <w:r>
+        <w:rPr>
+          <w:rStyle w:val="HTMLCode"/>
+        </w:rPr>
+        <w:t>Thread 1</w:t>
+      </w:r>
+    </w:p>
+    <w:p>
+      <w:pPr>
+        <w:pStyle w:val="HTMLPreformatted"/>
+        <w:rPr>
+          <w:rStyle w:val="HTMLCode"/>
+        </w:rPr>
+      </w:pPr>
+      <w:r>
+        <w:rPr>
+          <w:rStyle w:val="HTMLCode"/>
+        </w:rPr>
+        <w:t xml:space="preserve">   ↓</w:t>
+      </w:r>
+    </w:p>
+    <w:p>
+      <w:pPr>
+        <w:pStyle w:val="HTMLPreformatted"/>
+        <w:rPr>
+          <w:rStyle w:val="HTMLCode"/>
+        </w:rPr>
+      </w:pPr>
+      <w:proofErr w:type="gramStart"/>
+      <w:r>
+        <w:rPr>
+          <w:rStyle w:val="HTMLCode"/>
+        </w:rPr>
+        <w:t>CAS(</w:t>
+      </w:r>
+      <w:proofErr w:type="gramEnd"/>
+      <w:r>
+        <w:rPr>
+          <w:rStyle w:val="HTMLCode"/>
+        </w:rPr>
+        <w:t>null → A)</w:t>
+      </w:r>
+    </w:p>
+    <w:p>
+      <w:pPr>
+        <w:pStyle w:val="HTMLPreformatted"/>
+        <w:rPr>
+          <w:rStyle w:val="HTMLCode"/>
+        </w:rPr>
+      </w:pPr>
+      <w:r>
+        <w:rPr>
+          <w:rStyle w:val="HTMLCode"/>
+        </w:rPr>
+        <w:t xml:space="preserve">   ↓</w:t>
+      </w:r>
+    </w:p>
+    <w:p>
+      <w:pPr>
+        <w:pStyle w:val="HTMLPreformatted"/>
+      </w:pPr>
+      <w:r>
+        <w:rPr>
+          <w:rStyle w:val="HTMLCode"/>
+        </w:rPr>
+        <w:lastRenderedPageBreak/>
+        <w:t>✅</w:t>
+      </w:r>
+    </w:p>
+    <w:p>
+      <w:pPr>
+        <w:pStyle w:val="Heading3"/>
+      </w:pPr>
+      <w:r>
+        <w:t>Thread 2</w:t>
+      </w:r>
+    </w:p>
+    <w:p>
+      <w:pPr>
+        <w:pStyle w:val="NormalWeb"/>
+      </w:pPr>
+      <w:r>
+        <w:t>Bucket 5 already has A:</w:t>
+      </w:r>
+    </w:p>
+    <w:p>
+      <w:pPr>
+        <w:pStyle w:val="HTMLPreformatted"/>
+        <w:rPr>
+          <w:rStyle w:val="HTMLCode"/>
+        </w:rPr>
+      </w:pPr>
+      <w:r>
+        <w:rPr>
+          <w:rStyle w:val="HTMLCode"/>
+        </w:rPr>
+        <w:t>Thread 2</w:t>
+      </w:r>
+    </w:p>
+    <w:p>
+      <w:pPr>
+        <w:pStyle w:val="HTMLPreformatted"/>
+        <w:rPr>
+          <w:rStyle w:val="HTMLCode"/>
+        </w:rPr>
+      </w:pPr>
+      <w:r>
+        <w:rPr>
+          <w:rStyle w:val="HTMLCode"/>
+        </w:rPr>
+        <w:t xml:space="preserve">   ↓</w:t>
+      </w:r>
+    </w:p>
+    <w:p>
+      <w:pPr>
+        <w:pStyle w:val="HTMLPreformatted"/>
+        <w:rPr>
+          <w:rStyle w:val="HTMLCode"/>
+        </w:rPr>
+      </w:pPr>
+      <w:r>
+        <w:rPr>
+          <w:rStyle w:val="HTMLCode"/>
+        </w:rPr>
+        <w:t>Bucket 5</w:t>
+      </w:r>
+    </w:p>
+    <w:p>
+      <w:pPr>
+        <w:pStyle w:val="HTMLPreformatted"/>
+        <w:rPr>
+          <w:rStyle w:val="HTMLCode"/>
+        </w:rPr>
+      </w:pPr>
+      <w:r>
+        <w:rPr>
+          <w:rStyle w:val="HTMLCode"/>
+        </w:rPr>
+        <w:t xml:space="preserve">   ↓</w:t>
+      </w:r>
+    </w:p>
+    <w:p>
+      <w:pPr>
+        <w:pStyle w:val="HTMLPreformatted"/>
+        <w:rPr>
+          <w:rStyle w:val="HTMLCode"/>
+        </w:rPr>
+      </w:pPr>
+      <w:proofErr w:type="gramStart"/>
+      <w:r>
+        <w:rPr>
+          <w:rStyle w:val="HTMLCode"/>
+        </w:rPr>
+        <w:t>synchronized(</w:t>
+      </w:r>
+      <w:proofErr w:type="gramEnd"/>
+      <w:r>
+        <w:rPr>
+          <w:rStyle w:val="HTMLCode"/>
+        </w:rPr>
+        <w:t>bin) 🔒</w:t>
+      </w:r>
+    </w:p>
+    <w:p>
+      <w:pPr>
+        <w:pStyle w:val="HTMLPreformatted"/>
+        <w:rPr>
+          <w:rStyle w:val="HTMLCode"/>
+        </w:rPr>
+      </w:pPr>
+      <w:r>
+        <w:rPr>
+          <w:rStyle w:val="HTMLCode"/>
+        </w:rPr>
+        <w:t xml:space="preserve">   ↓</w:t>
+      </w:r>
+    </w:p>
+    <w:p>
+      <w:pPr>
+        <w:pStyle w:val="HTMLPreformatted"/>
+      </w:pPr>
+      <w:proofErr w:type="gramStart"/>
+      <w:r>
+        <w:rPr>
+          <w:rStyle w:val="HTMLCode"/>
+        </w:rPr>
+        <w:t>add</w:t>
+      </w:r>
+      <w:proofErr w:type="gramEnd"/>
+      <w:r>
+        <w:rPr>
+          <w:rStyle w:val="HTMLCode"/>
+        </w:rPr>
+        <w:t xml:space="preserve"> B</w:t>
+      </w:r>
+    </w:p>
+    <w:p>
+      <w:pPr>
+        <w:pStyle w:val="Heading3"/>
+      </w:pPr>
+      <w:r>
+        <w:t>Thread 3</w:t>
+      </w:r>
+    </w:p>
+    <w:p>
+      <w:pPr>
+        <w:pStyle w:val="NormalWeb"/>
+      </w:pPr>
+      <w:r>
+        <w:t>Bucket 8 is different:</w:t>
+      </w:r>
+    </w:p>
+    <w:p>
+      <w:pPr>
+        <w:pStyle w:val="HTMLPreformatted"/>
+        <w:rPr>
+          <w:rStyle w:val="HTMLCode"/>
+        </w:rPr>
+      </w:pPr>
+      <w:r>
+        <w:rPr>
+          <w:rStyle w:val="HTMLCode"/>
+        </w:rPr>
+        <w:t>Thread 3</w:t>
+      </w:r>
+    </w:p>
+    <w:p>
+      <w:pPr>
+        <w:pStyle w:val="HTMLPreformatted"/>
+        <w:rPr>
+          <w:rStyle w:val="HTMLCode"/>
+        </w:rPr>
+      </w:pPr>
+      <w:r>
+        <w:rPr>
+          <w:rStyle w:val="HTMLCode"/>
+        </w:rPr>
+        <w:t xml:space="preserve">   ↓</w:t>
+      </w:r>
+    </w:p>
+    <w:p>
+      <w:pPr>
+        <w:pStyle w:val="HTMLPreformatted"/>
+        <w:rPr>
+          <w:rStyle w:val="HTMLCode"/>
+        </w:rPr>
+      </w:pPr>
+      <w:r>
+        <w:rPr>
+          <w:rStyle w:val="HTMLCode"/>
+        </w:rPr>
+        <w:t>Bucket 8</w:t>
+      </w:r>
+    </w:p>
+    <w:p>
+      <w:pPr>
+        <w:pStyle w:val="HTMLPreformatted"/>
+        <w:rPr>
+          <w:rStyle w:val="HTMLCode"/>
+        </w:rPr>
+      </w:pPr>
+      <w:r>
+        <w:rPr>
+          <w:rStyle w:val="HTMLCode"/>
+        </w:rPr>
+        <w:t xml:space="preserve">   ↓</w:t>
+      </w:r>
+    </w:p>
+    <w:p>
+      <w:pPr>
+        <w:pStyle w:val="HTMLPreformatted"/>
+      </w:pPr>
+      <w:proofErr w:type="gramStart"/>
+      <w:r>
+        <w:rPr>
+          <w:rStyle w:val="HTMLCode"/>
+        </w:rPr>
+        <w:t>can</w:t>
+      </w:r>
+      <w:proofErr w:type="gramEnd"/>
+      <w:r>
+        <w:rPr>
+          <w:rStyle w:val="HTMLCode"/>
+        </w:rPr>
+        <w:t xml:space="preserve"> work independently</w:t>
+      </w:r>
+    </w:p>
+    <w:p>
+      <w:pPr>
+        <w:pStyle w:val="NormalWeb"/>
+      </w:pPr>
+      <w:r>
+        <w:t>Final:</w:t>
+      </w:r>
+    </w:p>
+    <w:p>
+      <w:pPr>
+        <w:pStyle w:val="HTMLPreformatted"/>
+        <w:rPr>
+          <w:rStyle w:val="HTMLCode"/>
+        </w:rPr>
+      </w:pPr>
+      <w:r>
+        <w:rPr>
+          <w:rStyle w:val="HTMLCode"/>
+        </w:rPr>
+        <w:t>Bucket 5                 Bucket 8</w:t>
+      </w:r>
+    </w:p>
+    <w:p>
+      <w:pPr>
+        <w:pStyle w:val="HTMLPreformatted"/>
+        <w:rPr>
+          <w:rStyle w:val="HTMLCode"/>
+        </w:rPr>
+      </w:pPr>
+      <w:r>
+        <w:rPr>
+          <w:rStyle w:val="HTMLCode"/>
+        </w:rPr>
+        <w:t xml:space="preserve">   ↓                        ↓</w:t>
+      </w:r>
+    </w:p>
+    <w:p>
+      <w:pPr>
+        <w:pStyle w:val="HTMLPreformatted"/>
+        <w:rPr>
+          <w:rStyle w:val="HTMLCode"/>
+        </w:rPr>
+      </w:pPr>
+      <w:r>
+        <w:rPr>
+          <w:rStyle w:val="HTMLCode"/>
+        </w:rPr>
+        <w:t xml:space="preserve">Node </w:t>
+      </w:r>
+      <w:proofErr w:type="gramStart"/>
+      <w:r>
+        <w:rPr>
+          <w:rStyle w:val="HTMLCode"/>
+        </w:rPr>
+        <w:t>A</w:t>
+      </w:r>
+      <w:proofErr w:type="gramEnd"/>
+      <w:r>
+        <w:rPr>
+          <w:rStyle w:val="HTMLCode"/>
+        </w:rPr>
+        <w:t xml:space="preserve">                    Node C</w:t>
+      </w:r>
+    </w:p>
+    <w:p>
+      <w:pPr>
+        <w:pStyle w:val="HTMLPreformatted"/>
+        <w:rPr>
+          <w:rStyle w:val="HTMLCode"/>
+        </w:rPr>
+      </w:pPr>
+      <w:r>
+        <w:rPr>
+          <w:rStyle w:val="HTMLCode"/>
+        </w:rPr>
+        <w:t xml:space="preserve">   ↓ </w:t>
+      </w:r>
+      <w:proofErr w:type="gramStart"/>
+      <w:r>
+        <w:rPr>
+          <w:rStyle w:val="HTMLCode"/>
+        </w:rPr>
+        <w:t>next</w:t>
+      </w:r>
+      <w:proofErr w:type="gramEnd"/>
+    </w:p>
+    <w:p>
+      <w:pPr>
+        <w:pStyle w:val="HTMLPreformatted"/>
+      </w:pPr>
+      <w:r>
+        <w:rPr>
+          <w:rStyle w:val="HTMLCode"/>
+        </w:rPr>
+        <w:t>Node B</w:t>
+      </w:r>
+    </w:p>
+    <w:p>
+      <w:r>
+        <w:pict>
+          <v:rect id="_x0000_i1095" style="width:0;height:1.5pt" o:hralign="center" o:hrstd="t" o:hr="t" fillcolor="#a0a0a0" stroked="f"/>
+        </w:pict>
+      </w:r>
+    </w:p>
+    <w:p>
+      <w:pPr>
+        <w:pStyle w:val="Heading1"/>
+      </w:pPr>
+      <w:r>
+        <w:t xml:space="preserve">⭐ </w:t>
+      </w:r>
+      <w:proofErr w:type="gramStart"/>
+      <w:r>
+        <w:t>Three</w:t>
+      </w:r>
+      <w:proofErr w:type="gramEnd"/>
+      <w:r>
+        <w:t xml:space="preserve"> keywords</w:t>
+      </w:r>
+    </w:p>
+    <w:p>
+      <w:pPr>
+        <w:pStyle w:val="HTMLPreformatted"/>
+        <w:rPr>
+          <w:rStyle w:val="HTMLCode"/>
+        </w:rPr>
+      </w:pPr>
+      <w:proofErr w:type="gramStart"/>
+      <w:r>
+        <w:rPr>
+          <w:rStyle w:val="HTMLCode"/>
+        </w:rPr>
+        <w:t>volatile</w:t>
+      </w:r>
+      <w:proofErr w:type="gramEnd"/>
+    </w:p>
+    <w:p>
+      <w:pPr>
+        <w:pStyle w:val="HTMLPreformatted"/>
+        <w:rPr>
+          <w:rStyle w:val="HTMLCode"/>
+        </w:rPr>
+      </w:pPr>
+      <w:r>
+        <w:rPr>
+          <w:rStyle w:val="HTMLCode"/>
+        </w:rPr>
+        <w:t xml:space="preserve">   ↓</w:t>
+      </w:r>
+    </w:p>
+    <w:p>
+      <w:pPr>
+        <w:pStyle w:val="HTMLPreformatted"/>
+        <w:rPr>
+          <w:rStyle w:val="HTMLCode"/>
+        </w:rPr>
+      </w:pPr>
+      <w:r>
+        <w:rPr>
+          <w:rStyle w:val="HTMLCode"/>
+        </w:rPr>
+        <w:t>"Can I SEE the latest value?"</w:t>
+      </w:r>
+    </w:p>
+    <w:p>
+      <w:pPr>
+        <w:pStyle w:val="HTMLPreformatted"/>
+        <w:rPr>
+          <w:rStyle w:val="HTMLCode"/>
+        </w:rPr>
+      </w:pPr>
+      <w:r>
+        <w:rPr>
+          <w:rStyle w:val="HTMLCode"/>
+        </w:rPr>
+        <w:t xml:space="preserve">   ↓</w:t>
+      </w:r>
+    </w:p>
+    <w:p>
+      <w:pPr>
+        <w:pStyle w:val="HTMLPreformatted"/>
+      </w:pPr>
+      <w:r>
+        <w:rPr>
+          <w:rStyle w:val="HTMLCode"/>
+        </w:rPr>
+        <w:t>VISIBILITY</w:t>
+      </w:r>
+    </w:p>
+    <w:p>
+      <w:pPr>
+        <w:pStyle w:val="HTMLPreformatted"/>
+        <w:rPr>
+          <w:rStyle w:val="HTMLCode"/>
+        </w:rPr>
+      </w:pPr>
+      <w:r>
+        <w:rPr>
+          <w:rStyle w:val="HTMLCode"/>
+        </w:rPr>
+        <w:t>CAS</w:t>
+      </w:r>
+    </w:p>
+    <w:p>
+      <w:pPr>
+        <w:pStyle w:val="HTMLPreformatted"/>
+        <w:rPr>
+          <w:rStyle w:val="HTMLCode"/>
+        </w:rPr>
+      </w:pPr>
+      <w:r>
+        <w:rPr>
+          <w:rStyle w:val="HTMLCode"/>
+        </w:rPr>
+        <w:t xml:space="preserve">   ↓</w:t>
+      </w:r>
+    </w:p>
+    <w:p>
+      <w:pPr>
+        <w:pStyle w:val="HTMLPreformatted"/>
+        <w:rPr>
+          <w:rStyle w:val="HTMLCode"/>
+        </w:rPr>
+      </w:pPr>
+      <w:r>
+        <w:rPr>
+          <w:rStyle w:val="HTMLCode"/>
+        </w:rPr>
+        <w:lastRenderedPageBreak/>
+        <w:t>"Is it still what I expect?"</w:t>
+      </w:r>
+    </w:p>
+    <w:p>
+      <w:pPr>
+        <w:pStyle w:val="HTMLPreformatted"/>
+        <w:rPr>
+          <w:rStyle w:val="HTMLCode"/>
+        </w:rPr>
+      </w:pPr>
+      <w:r>
+        <w:rPr>
+          <w:rStyle w:val="HTMLCode"/>
+        </w:rPr>
+        <w:t xml:space="preserve">   ↓</w:t>
+      </w:r>
+    </w:p>
+    <w:p>
+      <w:pPr>
+        <w:pStyle w:val="HTMLPreformatted"/>
+        <w:rPr>
+          <w:rStyle w:val="HTMLCode"/>
+        </w:rPr>
+      </w:pPr>
+      <w:r>
+        <w:rPr>
+          <w:rStyle w:val="HTMLCode"/>
+        </w:rPr>
+        <w:t>"Yes → change it"</w:t>
+      </w:r>
+    </w:p>
+    <w:p>
+      <w:pPr>
+        <w:pStyle w:val="HTMLPreformatted"/>
+        <w:rPr>
+          <w:rStyle w:val="HTMLCode"/>
+        </w:rPr>
+      </w:pPr>
+      <w:r>
+        <w:rPr>
+          <w:rStyle w:val="HTMLCode"/>
+        </w:rPr>
+        <w:t xml:space="preserve">   ↓</w:t>
+      </w:r>
+    </w:p>
+    <w:p>
+      <w:pPr>
+        <w:pStyle w:val="HTMLPreformatted"/>
+      </w:pPr>
+      <w:r>
+        <w:rPr>
+          <w:rStyle w:val="HTMLCode"/>
+        </w:rPr>
+        <w:t>ATOMIC UPDATE</w:t>
+      </w:r>
+    </w:p>
+    <w:p>
+      <w:pPr>
+        <w:pStyle w:val="HTMLPreformatted"/>
+        <w:rPr>
+          <w:rStyle w:val="HTMLCode"/>
+        </w:rPr>
+      </w:pPr>
+      <w:proofErr w:type="gramStart"/>
+      <w:r>
+        <w:rPr>
+          <w:rStyle w:val="HTMLCode"/>
+        </w:rPr>
+        <w:t>synchronized(</w:t>
+      </w:r>
+      <w:proofErr w:type="gramEnd"/>
+      <w:r>
+        <w:rPr>
+          <w:rStyle w:val="HTMLCode"/>
+        </w:rPr>
+        <w:t>bin)</w:t>
+      </w:r>
+    </w:p>
+    <w:p>
+      <w:pPr>
+        <w:pStyle w:val="HTMLPreformatted"/>
+        <w:rPr>
+          <w:rStyle w:val="HTMLCode"/>
+        </w:rPr>
+      </w:pPr>
+      <w:r>
+        <w:rPr>
+          <w:rStyle w:val="HTMLCode"/>
+        </w:rPr>
+        <w:t xml:space="preserve">   ↓</w:t>
+      </w:r>
+    </w:p>
+    <w:p>
+      <w:pPr>
+        <w:pStyle w:val="HTMLPreformatted"/>
+        <w:rPr>
+          <w:rStyle w:val="HTMLCode"/>
+        </w:rPr>
+      </w:pPr>
+      <w:r>
+        <w:rPr>
+          <w:rStyle w:val="HTMLCode"/>
+        </w:rPr>
+        <w:t>"Only ONE thread modifies this bin now."</w:t>
+      </w:r>
+    </w:p>
+    <w:p>
+      <w:pPr>
+        <w:pStyle w:val="HTMLPreformatted"/>
+        <w:rPr>
+          <w:rStyle w:val="HTMLCode"/>
+        </w:rPr>
+      </w:pPr>
+      <w:r>
+        <w:rPr>
+          <w:rStyle w:val="HTMLCode"/>
+        </w:rPr>
+        <w:t xml:space="preserve">   ↓</w:t>
+      </w:r>
+    </w:p>
+    <w:p>
+      <w:pPr>
+        <w:pStyle w:val="HTMLPreformatted"/>
+      </w:pPr>
+      <w:r>
+        <w:rPr>
+          <w:rStyle w:val="HTMLCode"/>
+        </w:rPr>
+        <w:t>LOCK</w:t>
+      </w:r>
+    </w:p>
+    <w:p>
+      <w:pPr>
+        <w:pStyle w:val="Heading3"/>
+      </w:pPr>
+      <w:r>
+        <w:t>Interview memory</w:t>
+      </w:r>
+    </w:p>
+    <w:p>
+      <w:pPr>
+        <w:pStyle w:val="HTMLPreformatted"/>
+        <w:rPr>
+          <w:rStyle w:val="HTMLCode"/>
+        </w:rPr>
+      </w:pPr>
+      <w:r>
+        <w:rPr>
+          <w:rStyle w:val="HTMLCode"/>
+        </w:rPr>
+        <w:t>EMPTY bucket</w:t>
+      </w:r>
+    </w:p>
+    <w:p>
+      <w:pPr>
+        <w:pStyle w:val="HTMLPreformatted"/>
+        <w:rPr>
+          <w:rStyle w:val="HTMLCode"/>
+        </w:rPr>
+      </w:pPr>
+      <w:r>
+        <w:rPr>
+          <w:rStyle w:val="HTMLCode"/>
+        </w:rPr>
+        <w:t xml:space="preserve">     ↓</w:t>
+      </w:r>
+    </w:p>
+    <w:p>
+      <w:pPr>
+        <w:pStyle w:val="HTMLPreformatted"/>
+        <w:rPr>
+          <w:rStyle w:val="HTMLCode"/>
+        </w:rPr>
+      </w:pPr>
+      <w:r>
+        <w:rPr>
+          <w:rStyle w:val="HTMLCode"/>
+        </w:rPr>
+        <w:t xml:space="preserve">    CAS</w:t>
+      </w:r>
+    </w:p>
+    <w:p>
+      <w:pPr>
+        <w:pStyle w:val="HTMLPreformatted"/>
+        <w:rPr>
+          <w:rStyle w:val="HTMLCode"/>
+        </w:rPr>
+      </w:pPr>
+      <w:r>
+        <w:rPr>
+          <w:rStyle w:val="HTMLCode"/>
+        </w:rPr>
+        <w:t xml:space="preserve">     ↓</w:t>
+      </w:r>
+    </w:p>
+    <w:p>
+      <w:pPr>
+        <w:pStyle w:val="HTMLPreformatted"/>
+      </w:pPr>
+      <w:r>
+        <w:rPr>
+          <w:rStyle w:val="HTMLCode"/>
+        </w:rPr>
+        <w:t xml:space="preserve"> Node inserted</w:t>
+      </w:r>
+    </w:p>
+    <w:p>
+      <w:pPr>
+        <w:pStyle w:val="HTMLPreformatted"/>
+        <w:rPr>
+          <w:rStyle w:val="HTMLCode"/>
+        </w:rPr>
+      </w:pPr>
+      <w:r>
+        <w:rPr>
+          <w:rStyle w:val="HTMLCode"/>
+        </w:rPr>
+        <w:t>EXISTING bucket / collision</w:t>
+      </w:r>
+    </w:p>
+    <w:p>
+      <w:pPr>
+        <w:pStyle w:val="HTMLPreformatted"/>
+        <w:rPr>
+          <w:rStyle w:val="HTMLCode"/>
+        </w:rPr>
+      </w:pPr>
+      <w:r>
+        <w:rPr>
+          <w:rStyle w:val="HTMLCode"/>
+        </w:rPr>
+        <w:t xml:space="preserve">     ↓</w:t>
+      </w:r>
+    </w:p>
+    <w:p>
+      <w:pPr>
+        <w:pStyle w:val="HTMLPreformatted"/>
+        <w:rPr>
+          <w:rStyle w:val="HTMLCode"/>
+        </w:rPr>
+      </w:pPr>
+      <w:proofErr w:type="gramStart"/>
+      <w:r>
+        <w:rPr>
+          <w:rStyle w:val="HTMLCode"/>
+        </w:rPr>
+        <w:t>synchronized(</w:t>
+      </w:r>
+      <w:proofErr w:type="gramEnd"/>
+      <w:r>
+        <w:rPr>
+          <w:rStyle w:val="HTMLCode"/>
+        </w:rPr>
+        <w:t>bin)</w:t>
+      </w:r>
+    </w:p>
+    <w:p>
+      <w:pPr>
+        <w:pStyle w:val="HTMLPreformatted"/>
+        <w:rPr>
+          <w:rStyle w:val="HTMLCode"/>
+        </w:rPr>
+      </w:pPr>
+      <w:r>
+        <w:rPr>
+          <w:rStyle w:val="HTMLCode"/>
+        </w:rPr>
+        <w:t xml:space="preserve">     ↓</w:t>
+      </w:r>
+    </w:p>
+    <w:p>
+      <w:pPr>
+        <w:pStyle w:val="HTMLPreformatted"/>
+      </w:pPr>
+      <w:proofErr w:type="gramStart"/>
+      <w:r>
+        <w:rPr>
+          <w:rStyle w:val="HTMLCode"/>
+        </w:rPr>
+        <w:t>one</w:t>
+      </w:r>
+      <w:proofErr w:type="gramEnd"/>
+      <w:r>
+        <w:rPr>
+          <w:rStyle w:val="HTMLCode"/>
+        </w:rPr>
+        <w:t xml:space="preserve"> thread at a time for that bin</w:t>
+      </w:r>
+    </w:p>
+    <w:p>
+      <w:pPr>
+        <w:pStyle w:val="HTMLPreformatted"/>
+        <w:rPr>
+          <w:rStyle w:val="HTMLCode"/>
+        </w:rPr>
+      </w:pPr>
+      <w:r>
+        <w:rPr>
+          <w:rStyle w:val="HTMLCode"/>
+        </w:rPr>
+        <w:t>DIFFERENT buckets</w:t>
+      </w:r>
+    </w:p>
+    <w:p>
+      <w:pPr>
+        <w:pStyle w:val="HTMLPreformatted"/>
+        <w:rPr>
+          <w:rStyle w:val="HTMLCode"/>
+        </w:rPr>
+      </w:pPr>
+      <w:r>
+        <w:rPr>
+          <w:rStyle w:val="HTMLCode"/>
+        </w:rPr>
+        <w:t xml:space="preserve">     ↓</w:t>
+      </w:r>
+    </w:p>
+    <w:p>
+      <w:pPr>
+        <w:pStyle w:val="HTMLPreformatted"/>
+      </w:pPr>
+      <w:proofErr w:type="gramStart"/>
+      <w:r>
+        <w:rPr>
+          <w:rStyle w:val="HTMLCode"/>
+        </w:rPr>
+        <w:t>threads</w:t>
+      </w:r>
+      <w:proofErr w:type="gramEnd"/>
+      <w:r>
+        <w:rPr>
+          <w:rStyle w:val="HTMLCode"/>
+        </w:rPr>
+        <w:t xml:space="preserve"> can work concurrently</w:t>
+      </w:r>
+    </w:p>
+    <w:p>
+      <w:pPr>
+        <w:pStyle w:val="HTMLPreformatted"/>
+        <w:rPr>
+          <w:rStyle w:val="HTMLCode"/>
+        </w:rPr>
+      </w:pPr>
+      <w:proofErr w:type="gramStart"/>
+      <w:r>
+        <w:rPr>
+          <w:rStyle w:val="HTMLCode"/>
+        </w:rPr>
+        <w:t>volatile</w:t>
+      </w:r>
+      <w:proofErr w:type="gramEnd"/>
+    </w:p>
+    <w:p>
+      <w:pPr>
+        <w:pStyle w:val="HTMLPreformatted"/>
+        <w:rPr>
+          <w:rStyle w:val="HTMLCode"/>
+        </w:rPr>
+      </w:pPr>
+      <w:r>
+        <w:rPr>
+          <w:rStyle w:val="HTMLCode"/>
+        </w:rPr>
+        <w:t xml:space="preserve">     ↓</w:t>
+      </w:r>
+    </w:p>
+    <w:p>
+      <w:pPr>
+        <w:pStyle w:val="HTMLPreformatted"/>
+      </w:pPr>
+      <w:proofErr w:type="gramStart"/>
+      <w:r>
+        <w:rPr>
+          <w:rStyle w:val="HTMLCode"/>
+        </w:rPr>
+        <w:t>visibility</w:t>
+      </w:r>
+      <w:proofErr w:type="gramEnd"/>
+      <w:r>
+        <w:rPr>
+          <w:rStyle w:val="HTMLCode"/>
+        </w:rPr>
+        <w:t xml:space="preserve"> of shared state</w:t>
+      </w:r>
+    </w:p>
+    <w:p>
+      <w:pPr>
+        <w:pStyle w:val="NormalWeb"/>
+      </w:pPr>
+      <w:r>
+        <w:rPr>
+          <w:rStyle w:val="Strong"/>
+        </w:rPr>
+        <w:t xml:space="preserve">That is the key Java 8+ </w:t>
+      </w:r>
+      <w:proofErr w:type="spellStart"/>
+      <w:r>
+        <w:rPr>
+          <w:rStyle w:val="HTMLCode"/>
+          <w:b/>
+          <w:bCs/>
+        </w:rPr>
+        <w:t>ConcurrentHashMap</w:t>
+      </w:r>
+      <w:proofErr w:type="spellEnd"/>
+      <w:r>
+        <w:rPr>
+          <w:rStyle w:val="Strong"/>
+        </w:rPr>
+        <w:t xml:space="preserve"> concurrency model.</w:t>
+      </w:r>
+    </w:p>
+    <w:p>
+      <w:r>
+        <w:rPr>
+          <w:highlight w:val="yellow"/>
+        </w:rPr>
+        <w:t>How Volatile Works</w:t>
+      </w:r>
+    </w:p>
+    <w:p>
+      <w:pPr>
+        <w:pStyle w:val="NormalWeb"/>
+      </w:pPr>
+      <w:r>
+        <w:t xml:space="preserve">Exactly — </w:t>
+      </w:r>
+      <w:r>
+        <w:rPr>
+          <w:rStyle w:val="Strong"/>
+        </w:rPr>
+        <w:t>this is the important part</w:t>
+      </w:r>
+      <w:r>
+        <w:t>.</w:t>
+      </w:r>
+    </w:p>
+    <w:p>
+      <w:pPr>
+        <w:pStyle w:val="NormalWeb"/>
+      </w:pPr>
+      <w:proofErr w:type="gramStart"/>
+      <w:r>
+        <w:rPr>
+          <w:rStyle w:val="HTMLCode"/>
+        </w:rPr>
+        <w:t>volatile</w:t>
+      </w:r>
+      <w:proofErr w:type="gramEnd"/>
+      <w:r>
+        <w:t xml:space="preserve"> </w:t>
+      </w:r>
+      <w:r>
+        <w:rPr>
+          <w:rStyle w:val="Strong"/>
+        </w:rPr>
+        <w:t>does NOT stop two threads from updating the same variable at the same time.</w:t>
+      </w:r>
+      <w:r>
+        <w:t xml:space="preserve"> It only makes the latest value </w:t>
+      </w:r>
+      <w:r>
+        <w:rPr>
+          <w:rStyle w:val="Strong"/>
+        </w:rPr>
+        <w:t>visible</w:t>
+      </w:r>
+      <w:r>
+        <w:t xml:space="preserve"> to other threads.</w:t>
+      </w:r>
+    </w:p>
+    <w:p>
+      <w:pPr>
+        <w:pStyle w:val="Heading3"/>
+      </w:pPr>
+      <w:r>
+        <w:t>Simple example</w:t>
+      </w:r>
+    </w:p>
+    <w:p>
+      <w:pPr>
+        <w:pStyle w:val="HTMLPreformatted"/>
+      </w:pPr>
+      <w:proofErr w:type="gramStart"/>
+      <w:r>
+        <w:rPr>
+          <w:rStyle w:val="HTMLCode"/>
+        </w:rPr>
+        <w:t>volatile</w:t>
+      </w:r>
+      <w:proofErr w:type="gramEnd"/>
+      <w:r>
+        <w:rPr>
+          <w:rStyle w:val="HTMLCode"/>
+        </w:rPr>
+        <w:t xml:space="preserve"> int count = 0;</w:t>
+      </w:r>
+    </w:p>
+    <w:p>
+      <w:pPr>
+        <w:pStyle w:val="NormalWeb"/>
+      </w:pPr>
+      <w:r>
+        <w:lastRenderedPageBreak/>
+        <w:t>Two threads:</w:t>
+      </w:r>
+    </w:p>
+    <w:p>
+      <w:pPr>
+        <w:pStyle w:val="HTMLPreformatted"/>
+        <w:rPr>
+          <w:rStyle w:val="HTMLCode"/>
+        </w:rPr>
+      </w:pPr>
+      <w:proofErr w:type="gramStart"/>
+      <w:r>
+        <w:rPr>
+          <w:rStyle w:val="HTMLCode"/>
+        </w:rPr>
+        <w:t>count</w:t>
+      </w:r>
+      <w:proofErr w:type="gramEnd"/>
+      <w:r>
+        <w:rPr>
+          <w:rStyle w:val="HTMLCode"/>
+        </w:rPr>
+        <w:t xml:space="preserve"> = 0</w:t>
+      </w:r>
+    </w:p>
+    <w:p>
+      <w:pPr>
+        <w:pStyle w:val="HTMLPreformatted"/>
+        <w:rPr>
+          <w:rStyle w:val="HTMLCode"/>
+        </w:rPr>
+      </w:pPr>
+    </w:p>
+    <w:p>
+      <w:pPr>
+        <w:pStyle w:val="HTMLPreformatted"/>
+        <w:rPr>
+          <w:rStyle w:val="HTMLCode"/>
+        </w:rPr>
+      </w:pPr>
+      <w:r>
+        <w:rPr>
+          <w:rStyle w:val="HTMLCode"/>
+        </w:rPr>
+        <w:t>Thread 1                  Thread 2</w:t>
+      </w:r>
+    </w:p>
+    <w:p>
+      <w:pPr>
+        <w:pStyle w:val="HTMLPreformatted"/>
+        <w:rPr>
+          <w:rStyle w:val="HTMLCode"/>
+        </w:rPr>
+      </w:pPr>
+      <w:r>
+        <w:rPr>
+          <w:rStyle w:val="HTMLCode"/>
+        </w:rPr>
+        <w:t xml:space="preserve">   ↓                         ↓</w:t>
+      </w:r>
+    </w:p>
+    <w:p>
+      <w:pPr>
+        <w:pStyle w:val="HTMLPreformatted"/>
+        <w:rPr>
+          <w:rStyle w:val="HTMLCode"/>
+        </w:rPr>
+      </w:pPr>
+      <w:proofErr w:type="gramStart"/>
+      <w:r>
+        <w:rPr>
+          <w:rStyle w:val="HTMLCode"/>
+        </w:rPr>
+        <w:t>reads</w:t>
+      </w:r>
+      <w:proofErr w:type="gramEnd"/>
+      <w:r>
+        <w:rPr>
+          <w:rStyle w:val="HTMLCode"/>
+        </w:rPr>
+        <w:t xml:space="preserve"> count = 0          reads count = 0</w:t>
+      </w:r>
+    </w:p>
+    <w:p>
+      <w:pPr>
+        <w:pStyle w:val="HTMLPreformatted"/>
+        <w:rPr>
+          <w:rStyle w:val="HTMLCode"/>
+        </w:rPr>
+      </w:pPr>
+      <w:r>
+        <w:rPr>
+          <w:rStyle w:val="HTMLCode"/>
+        </w:rPr>
+        <w:t xml:space="preserve">   ↓                         ↓</w:t>
+      </w:r>
+    </w:p>
+    <w:p>
+      <w:pPr>
+        <w:pStyle w:val="HTMLPreformatted"/>
+      </w:pPr>
+      <w:proofErr w:type="gramStart"/>
+      <w:r>
+        <w:rPr>
+          <w:rStyle w:val="HTMLCode"/>
+        </w:rPr>
+        <w:t>count</w:t>
+      </w:r>
+      <w:proofErr w:type="gramEnd"/>
+      <w:r>
+        <w:rPr>
+          <w:rStyle w:val="HTMLCode"/>
+        </w:rPr>
+        <w:t xml:space="preserve"> = 1                count = 1</w:t>
+      </w:r>
+    </w:p>
+    <w:p>
+      <w:pPr>
+        <w:pStyle w:val="NormalWeb"/>
+      </w:pPr>
+      <w:r>
+        <w:t>Final result:</w:t>
+      </w:r>
+    </w:p>
+    <w:p>
+      <w:pPr>
+        <w:pStyle w:val="HTMLPreformatted"/>
+      </w:pPr>
+      <w:proofErr w:type="gramStart"/>
+      <w:r>
+        <w:rPr>
+          <w:rStyle w:val="HTMLCode"/>
+        </w:rPr>
+        <w:t>count</w:t>
+      </w:r>
+      <w:proofErr w:type="gramEnd"/>
+      <w:r>
+        <w:rPr>
+          <w:rStyle w:val="HTMLCode"/>
+        </w:rPr>
+        <w:t xml:space="preserve"> = 1</w:t>
+      </w:r>
+    </w:p>
+    <w:p>
+      <w:pPr>
+        <w:pStyle w:val="NormalWeb"/>
+      </w:pPr>
+      <w:r>
+        <w:t>But we might expect:</w:t>
+      </w:r>
+    </w:p>
+    <w:p>
+      <w:pPr>
+        <w:pStyle w:val="HTMLPreformatted"/>
+      </w:pPr>
+      <w:proofErr w:type="gramStart"/>
+      <w:r>
+        <w:rPr>
+          <w:rStyle w:val="HTMLCode"/>
+        </w:rPr>
+        <w:t>count</w:t>
+      </w:r>
+      <w:proofErr w:type="gramEnd"/>
+      <w:r>
+        <w:rPr>
+          <w:rStyle w:val="HTMLCode"/>
+        </w:rPr>
+        <w:t xml:space="preserve"> = 2</w:t>
+      </w:r>
+    </w:p>
+    <w:p>
+      <w:pPr>
+        <w:pStyle w:val="Heading3"/>
+      </w:pPr>
+      <w:r>
+        <w:t xml:space="preserve">Why is </w:t>
+      </w:r>
+      <w:proofErr w:type="gramStart"/>
+      <w:r>
+        <w:t>this a</w:t>
+      </w:r>
+      <w:proofErr w:type="gramEnd"/>
+      <w:r>
+        <w:t xml:space="preserve"> problem?</w:t>
+      </w:r>
+    </w:p>
+    <w:p>
+      <w:pPr>
+        <w:pStyle w:val="NormalWeb"/>
+      </w:pPr>
+      <w:r>
+        <w:t>Because:</w:t>
+      </w:r>
+    </w:p>
+    <w:p>
+      <w:pPr>
+        <w:pStyle w:val="HTMLPreformatted"/>
+      </w:pPr>
+      <w:proofErr w:type="gramStart"/>
+      <w:r>
+        <w:rPr>
+          <w:rStyle w:val="HTMLCode"/>
+        </w:rPr>
+        <w:t>count</w:t>
+      </w:r>
+      <w:proofErr w:type="gramEnd"/>
+      <w:r>
+        <w:rPr>
+          <w:rStyle w:val="HTMLCode"/>
+        </w:rPr>
+        <w:t>++;</w:t>
+      </w:r>
+    </w:p>
+    <w:p>
+      <w:pPr>
+        <w:pStyle w:val="NormalWeb"/>
+      </w:pPr>
+      <w:proofErr w:type="gramStart"/>
+      <w:r>
+        <w:t>is</w:t>
+      </w:r>
+      <w:proofErr w:type="gramEnd"/>
+      <w:r>
+        <w:t xml:space="preserve"> </w:t>
+      </w:r>
+      <w:r>
+        <w:rPr>
+          <w:rStyle w:val="Strong"/>
+        </w:rPr>
+        <w:t>not one operation</w:t>
+      </w:r>
+      <w:r>
+        <w:t>.</w:t>
+      </w:r>
+    </w:p>
+    <w:p>
+      <w:pPr>
+        <w:pStyle w:val="NormalWeb"/>
+      </w:pPr>
+      <w:r>
+        <w:t>It is basically:</w:t>
+      </w:r>
+    </w:p>
+    <w:p>
+      <w:pPr>
+        <w:pStyle w:val="HTMLPreformatted"/>
+        <w:rPr>
+          <w:rStyle w:val="HTMLCode"/>
+        </w:rPr>
+      </w:pPr>
+      <w:r>
+        <w:rPr>
+          <w:rStyle w:val="HTMLCode"/>
+        </w:rPr>
+        <w:t>1. READ count</w:t>
+      </w:r>
+    </w:p>
+    <w:p>
+      <w:pPr>
+        <w:pStyle w:val="HTMLPreformatted"/>
+        <w:rPr>
+          <w:rStyle w:val="HTMLCode"/>
+        </w:rPr>
+      </w:pPr>
+      <w:r>
+        <w:rPr>
+          <w:rStyle w:val="HTMLCode"/>
+        </w:rPr>
+        <w:t>2. ADD 1</w:t>
+      </w:r>
+    </w:p>
+    <w:p>
+      <w:pPr>
+        <w:pStyle w:val="HTMLPreformatted"/>
+      </w:pPr>
+      <w:r>
+        <w:rPr>
+          <w:rStyle w:val="HTMLCode"/>
+        </w:rPr>
+        <w:t>3. WRITE count</w:t>
+      </w:r>
+    </w:p>
+    <w:p>
+      <w:pPr>
+        <w:pStyle w:val="NormalWeb"/>
+      </w:pPr>
+      <w:r>
+        <w:t>So:</w:t>
+      </w:r>
+    </w:p>
+    <w:p>
+      <w:pPr>
+        <w:pStyle w:val="HTMLPreformatted"/>
+        <w:rPr>
+          <w:rStyle w:val="HTMLCode"/>
+        </w:rPr>
+      </w:pPr>
+      <w:r>
+        <w:rPr>
+          <w:rStyle w:val="HTMLCode"/>
+        </w:rPr>
+        <w:t>Thread 1: READ 0</w:t>
+      </w:r>
+    </w:p>
+    <w:p>
+      <w:pPr>
+        <w:pStyle w:val="HTMLPreformatted"/>
+        <w:rPr>
+          <w:rStyle w:val="HTMLCode"/>
+        </w:rPr>
+      </w:pPr>
+      <w:r>
+        <w:rPr>
+          <w:rStyle w:val="HTMLCode"/>
+        </w:rPr>
+        <w:t>Thread 2: READ 0</w:t>
+      </w:r>
+    </w:p>
+    <w:p>
+      <w:pPr>
+        <w:pStyle w:val="HTMLPreformatted"/>
+        <w:rPr>
+          <w:rStyle w:val="HTMLCode"/>
+        </w:rPr>
+      </w:pPr>
+    </w:p>
+    <w:p>
+      <w:pPr>
+        <w:pStyle w:val="HTMLPreformatted"/>
+        <w:rPr>
+          <w:rStyle w:val="HTMLCode"/>
+        </w:rPr>
+      </w:pPr>
+      <w:r>
+        <w:rPr>
+          <w:rStyle w:val="HTMLCode"/>
+        </w:rPr>
+        <w:t>Thread 1: WRITE 1</w:t>
+      </w:r>
+    </w:p>
+    <w:p>
+      <w:pPr>
+        <w:pStyle w:val="HTMLPreformatted"/>
+      </w:pPr>
+      <w:r>
+        <w:rPr>
+          <w:rStyle w:val="HTMLCode"/>
+        </w:rPr>
+        <w:t>Thread 2: WRITE 1</w:t>
+      </w:r>
+    </w:p>
+    <w:p>
+      <w:pPr>
+        <w:pStyle w:val="NormalWeb"/>
+      </w:pPr>
+      <w:r>
+        <w:t>Result:</w:t>
+      </w:r>
+    </w:p>
+    <w:p>
+      <w:pPr>
+        <w:pStyle w:val="HTMLPreformatted"/>
+      </w:pPr>
+      <w:r>
+        <w:rPr>
+          <w:rStyle w:val="HTMLCode"/>
+        </w:rPr>
+        <w:lastRenderedPageBreak/>
+        <w:t>1 ❌</w:t>
+      </w:r>
+    </w:p>
+    <w:p>
+      <w:pPr>
+        <w:pStyle w:val="NormalWeb"/>
+      </w:pPr>
+      <w:r>
+        <w:t>One update was lost.</w:t>
+      </w:r>
+    </w:p>
+    <w:p>
+      <w:pPr>
+        <w:pStyle w:val="NormalWeb"/>
+      </w:pPr>
+    </w:p>
+    <w:p>
+      <w:pPr>
+        <w:pStyle w:val="Heading3"/>
+        <w:shd w:val="clear" w:color="auto" w:fill="EEECE1" w:themeFill="background2"/>
+      </w:pPr>
+      <w:r>
+        <w:t>CAS</w:t>
+      </w:r>
+    </w:p>
+    <w:p>
+      <w:pPr>
+        <w:pStyle w:val="HTMLPreformatted"/>
+        <w:shd w:val="clear" w:color="auto" w:fill="EEECE1" w:themeFill="background2"/>
+      </w:pPr>
+      <w:proofErr w:type="gramStart"/>
+      <w:r>
+        <w:t>count</w:t>
+      </w:r>
+      <w:proofErr w:type="gramEnd"/>
+      <w:r>
+        <w:t xml:space="preserve"> = 0</w:t>
+      </w:r>
+    </w:p>
+    <w:p>
+      <w:pPr>
+        <w:pStyle w:val="HTMLPreformatted"/>
+        <w:shd w:val="clear" w:color="auto" w:fill="EEECE1" w:themeFill="background2"/>
+      </w:pPr>
+    </w:p>
+    <w:p>
+      <w:pPr>
+        <w:pStyle w:val="HTMLPreformatted"/>
+        <w:shd w:val="clear" w:color="auto" w:fill="EEECE1" w:themeFill="background2"/>
+      </w:pPr>
+      <w:r>
+        <w:t xml:space="preserve">Thread 1 → </w:t>
+      </w:r>
+      <w:proofErr w:type="gramStart"/>
+      <w:r>
+        <w:t>CAS(</w:t>
+      </w:r>
+      <w:proofErr w:type="gramEnd"/>
+      <w:r>
+        <w:t>0 → 1) ✅</w:t>
+      </w:r>
+    </w:p>
+    <w:p>
+      <w:pPr>
+        <w:pStyle w:val="HTMLPreformatted"/>
+        <w:shd w:val="clear" w:color="auto" w:fill="EEECE1" w:themeFill="background2"/>
+      </w:pPr>
+      <w:r>
+        <w:t xml:space="preserve">Thread 2 → </w:t>
+      </w:r>
+      <w:proofErr w:type="gramStart"/>
+      <w:r>
+        <w:t>CAS(</w:t>
+      </w:r>
+      <w:proofErr w:type="gramEnd"/>
+      <w:r>
+        <w:t>0 → 1) ❌</w:t>
+      </w:r>
+    </w:p>
+    <w:p>
+      <w:pPr>
+        <w:pStyle w:val="HTMLPreformatted"/>
+        <w:shd w:val="clear" w:color="auto" w:fill="EEECE1" w:themeFill="background2"/>
+      </w:pPr>
+      <w:r>
+        <w:t xml:space="preserve">                    ↓</w:t>
+      </w:r>
+    </w:p>
+    <w:p>
+      <w:pPr>
+        <w:pStyle w:val="HTMLPreformatted"/>
+        <w:shd w:val="clear" w:color="auto" w:fill="EEECE1" w:themeFill="background2"/>
+      </w:pPr>
+      <w:r>
+        <w:t xml:space="preserve">                 </w:t>
+      </w:r>
+      <w:proofErr w:type="gramStart"/>
+      <w:r>
+        <w:t>retry</w:t>
+      </w:r>
+      <w:proofErr w:type="gramEnd"/>
+    </w:p>
+    <w:p>
+      <w:pPr>
+        <w:pStyle w:val="HTMLPreformatted"/>
+        <w:shd w:val="clear" w:color="auto" w:fill="EEECE1" w:themeFill="background2"/>
+      </w:pPr>
+      <w:r>
+        <w:t xml:space="preserve">                    ↓</w:t>
+      </w:r>
+    </w:p>
+    <w:p>
+      <w:pPr>
+        <w:pStyle w:val="HTMLPreformatted"/>
+        <w:shd w:val="clear" w:color="auto" w:fill="EEECE1" w:themeFill="background2"/>
+      </w:pPr>
+      <w:r>
+        <w:t xml:space="preserve">              </w:t>
+      </w:r>
+      <w:proofErr w:type="gramStart"/>
+      <w:r>
+        <w:t>CAS(</w:t>
+      </w:r>
+      <w:proofErr w:type="gramEnd"/>
+      <w:r>
+        <w:t>1 → 2) ✅</w:t>
+      </w:r>
+    </w:p>
+    <w:p>
+      <w:pPr>
+        <w:pStyle w:val="HTMLPreformatted"/>
+        <w:shd w:val="clear" w:color="auto" w:fill="EEECE1" w:themeFill="background2"/>
+      </w:pPr>
+    </w:p>
+    <w:p>
+      <w:pPr>
+        <w:pStyle w:val="HTMLPreformatted"/>
+        <w:shd w:val="clear" w:color="auto" w:fill="EEECE1" w:themeFill="background2"/>
+      </w:pPr>
+      <w:r>
+        <w:t>Final = 2</w:t>
+      </w:r>
+    </w:p>
+    <w:p>
+      <w:pPr>
+        <w:pStyle w:val="Heading3"/>
+        <w:shd w:val="clear" w:color="auto" w:fill="EEECE1" w:themeFill="background2"/>
+      </w:pPr>
+      <w:proofErr w:type="gramStart"/>
+      <w:r>
+        <w:t>synchronized</w:t>
+      </w:r>
+      <w:proofErr w:type="gramEnd"/>
+    </w:p>
+    <w:p>
+      <w:pPr>
+        <w:pStyle w:val="HTMLPreformatted"/>
+        <w:shd w:val="clear" w:color="auto" w:fill="EEECE1" w:themeFill="background2"/>
+      </w:pPr>
+      <w:proofErr w:type="gramStart"/>
+      <w:r>
+        <w:t>count</w:t>
+      </w:r>
+      <w:proofErr w:type="gramEnd"/>
+      <w:r>
+        <w:t xml:space="preserve"> = 0</w:t>
+      </w:r>
+    </w:p>
+    <w:p>
+      <w:pPr>
+        <w:pStyle w:val="HTMLPreformatted"/>
+        <w:shd w:val="clear" w:color="auto" w:fill="EEECE1" w:themeFill="background2"/>
+      </w:pPr>
+    </w:p>
+    <w:p>
+      <w:pPr>
+        <w:pStyle w:val="HTMLPreformatted"/>
+        <w:shd w:val="clear" w:color="auto" w:fill="EEECE1" w:themeFill="background2"/>
+      </w:pPr>
+      <w:r>
+        <w:t>Thread 1 → 🔒</w:t>
+      </w:r>
+    </w:p>
+    <w:p>
+      <w:pPr>
+        <w:pStyle w:val="HTMLPreformatted"/>
+        <w:shd w:val="clear" w:color="auto" w:fill="EEECE1" w:themeFill="background2"/>
+      </w:pPr>
+      <w:r>
+        <w:t xml:space="preserve">           </w:t>
+      </w:r>
+      <w:proofErr w:type="gramStart"/>
+      <w:r>
+        <w:t>count</w:t>
+      </w:r>
+      <w:proofErr w:type="gramEnd"/>
+      <w:r>
+        <w:t xml:space="preserve"> 0 → 1</w:t>
+      </w:r>
+    </w:p>
+    <w:p>
+      <w:pPr>
+        <w:pStyle w:val="HTMLPreformatted"/>
+        <w:shd w:val="clear" w:color="auto" w:fill="EEECE1" w:themeFill="background2"/>
+      </w:pPr>
+      <w:r>
+        <w:t xml:space="preserve">           🔓</w:t>
+      </w:r>
+    </w:p>
+    <w:p>
+      <w:pPr>
+        <w:pStyle w:val="HTMLPreformatted"/>
+        <w:shd w:val="clear" w:color="auto" w:fill="EEECE1" w:themeFill="background2"/>
+      </w:pPr>
+    </w:p>
+    <w:p>
+      <w:pPr>
+        <w:pStyle w:val="HTMLPreformatted"/>
+        <w:shd w:val="clear" w:color="auto" w:fill="EEECE1" w:themeFill="background2"/>
+      </w:pPr>
+      <w:r>
+        <w:t>Thread 2 → 🔒</w:t>
+      </w:r>
+    </w:p>
+    <w:p>
+      <w:pPr>
+        <w:pStyle w:val="HTMLPreformatted"/>
+        <w:shd w:val="clear" w:color="auto" w:fill="EEECE1" w:themeFill="background2"/>
+      </w:pPr>
+      <w:r>
+        <w:t xml:space="preserve">           </w:t>
+      </w:r>
+      <w:proofErr w:type="gramStart"/>
+      <w:r>
+        <w:t>count</w:t>
+      </w:r>
+      <w:proofErr w:type="gramEnd"/>
+      <w:r>
+        <w:t xml:space="preserve"> 1 → 2</w:t>
+      </w:r>
+    </w:p>
+    <w:p>
+      <w:pPr>
+        <w:pStyle w:val="HTMLPreformatted"/>
+        <w:shd w:val="clear" w:color="auto" w:fill="EEECE1" w:themeFill="background2"/>
+      </w:pPr>
+      <w:r>
+        <w:t xml:space="preserve">           🔓</w:t>
+      </w:r>
+    </w:p>
+    <w:p>
+      <w:pPr>
+        <w:pStyle w:val="HTMLPreformatted"/>
+        <w:shd w:val="clear" w:color="auto" w:fill="EEECE1" w:themeFill="background2"/>
+      </w:pPr>
+    </w:p>
+    <w:p>
+      <w:pPr>
+        <w:pStyle w:val="HTMLPreformatted"/>
+        <w:shd w:val="clear" w:color="auto" w:fill="EEECE1" w:themeFill="background2"/>
+      </w:pPr>
+      <w:r>
+        <w:t>Final = 2</w:t>
+      </w:r>
+    </w:p>
+    <w:p>
+      <w:pPr>
+        <w:pStyle w:val="Heading3"/>
+        <w:shd w:val="clear" w:color="auto" w:fill="EEECE1" w:themeFill="background2"/>
+      </w:pPr>
+      <w:r>
+        <w:t>Simple difference</w:t>
+      </w:r>
+    </w:p>
+    <w:p>
+      <w:pPr>
+        <w:pStyle w:val="HTMLPreformatted"/>
+        <w:shd w:val="clear" w:color="auto" w:fill="EEECE1" w:themeFill="background2"/>
+      </w:pPr>
+      <w:r>
+        <w:t xml:space="preserve">CAS          → one </w:t>
+      </w:r>
+      <w:proofErr w:type="gramStart"/>
+      <w:r>
+        <w:t>wins,</w:t>
+      </w:r>
+      <w:proofErr w:type="gramEnd"/>
+      <w:r>
+        <w:t xml:space="preserve"> other retries</w:t>
+      </w:r>
+    </w:p>
+    <w:p>
+      <w:pPr>
+        <w:pStyle w:val="HTMLPreformatted"/>
+        <w:shd w:val="clear" w:color="auto" w:fill="EEECE1" w:themeFill="background2"/>
+      </w:pPr>
+      <w:proofErr w:type="gramStart"/>
+      <w:r>
+        <w:t>synchronized</w:t>
+      </w:r>
+      <w:proofErr w:type="gramEnd"/>
+      <w:r>
+        <w:t xml:space="preserve"> → one works, other waits</w:t>
+      </w:r>
+    </w:p>
+    <w:p>
+      <w:pPr>
+        <w:pStyle w:val="HTMLPreformatted"/>
+        <w:shd w:val="clear" w:color="auto" w:fill="EEECE1" w:themeFill="background2"/>
+      </w:pPr>
+      <w:proofErr w:type="gramStart"/>
+      <w:r>
+        <w:t>volatile</w:t>
+      </w:r>
+      <w:proofErr w:type="gramEnd"/>
+      <w:r>
+        <w:t xml:space="preserve">     → only visibility</w:t>
+      </w:r>
+    </w:p>
+    <w:p>
+      <w:pPr>
+        <w:shd w:val="clear" w:color="auto" w:fill="EEECE1" w:themeFill="background2"/>
+        <w:spacing w:before="100" w:beforeAutospacing="1" w:after="100" w:afterAutospacing="1" w:line="240" w:lineRule="auto"/>
+        <w:rPr>
+          <w:rFonts w:ascii="Times New Roman" w:eastAsia="Times New Roman" w:hAnsi="Times New Roman" w:cs="Times New Roman"/>
+          <w:sz w:val="24"/>
+          <w:szCs w:val="24"/>
+          <w:lang w:eastAsia="en-IN"/>
+        </w:rPr>
+      </w:pPr>
+      <w:r>
+        <w:rPr>
+          <w:rFonts w:ascii="Times New Roman" w:eastAsia="Times New Roman" w:hAnsi="Times New Roman" w:cs="Times New Roman"/>
+          <w:sz w:val="24"/>
+          <w:szCs w:val="24"/>
+          <w:lang w:eastAsia="en-IN"/>
+        </w:rPr>
+        <w:t xml:space="preserve">Yes, </w:t>
+      </w:r>
+      <w:r>
+        <w:rPr>
+          <w:rFonts w:ascii="Times New Roman" w:eastAsia="Times New Roman" w:hAnsi="Times New Roman" w:cs="Times New Roman"/>
+          <w:b/>
+          <w:bCs/>
+          <w:sz w:val="24"/>
+          <w:szCs w:val="24"/>
+          <w:lang w:eastAsia="en-IN"/>
+        </w:rPr>
+        <w:t>in simple terms, the CPU/hardware determines which CAS gets executed successfully first.</w:t>
+      </w:r>
+    </w:p>
+    <w:p>
+      <w:pPr>
+        <w:shd w:val="clear" w:color="auto" w:fill="EEECE1" w:themeFill="background2"/>
+        <w:tabs>
+          <w:tab w:val="left" w:pos="916"/>
+          <w:tab w:val="left" w:pos="1832"/>
+          <w:tab w:val="left" w:pos="2748"/>
+          <w:tab w:val="left" w:pos="3664"/>
+          <w:tab w:val="left" w:pos="4580"/>
+          <w:tab w:val="left" w:pos="5496"/>
+          <w:tab w:val="left" w:pos="6412"/>
+          <w:tab w:val="left" w:pos="7328"/>
+          <w:tab w:val="left" w:pos="8244"/>
+          <w:tab w:val="left" w:pos="9160"/>
+          <w:tab w:val="left" w:pos="10076"/>
+          <w:tab w:val="left" w:pos="10992"/>
+          <w:tab w:val="left" w:pos="11908"/>
+          <w:tab w:val="left" w:pos="12824"/>
+          <w:tab w:val="left" w:pos="13740"/>
+          <w:tab w:val="left" w:pos="14656"/>
+        </w:tabs>
+        <w:spacing w:after="0" w:line="240" w:lineRule="auto"/>
+        <w:rPr>
+          <w:rFonts w:ascii="Courier New" w:eastAsia="Times New Roman" w:hAnsi="Courier New" w:cs="Courier New"/>
+          <w:sz w:val="20"/>
+          <w:szCs w:val="20"/>
+          <w:lang w:eastAsia="en-IN"/>
+        </w:rPr>
+      </w:pPr>
+      <w:r>
+        <w:rPr>
+          <w:rFonts w:ascii="Courier New" w:eastAsia="Times New Roman" w:hAnsi="Courier New" w:cs="Courier New"/>
+          <w:sz w:val="20"/>
+          <w:szCs w:val="20"/>
+          <w:lang w:eastAsia="en-IN"/>
+        </w:rPr>
+        <w:t>Thread 1 ──┐</w:t>
+      </w:r>
+    </w:p>
+    <w:p>
+      <w:pPr>
+        <w:shd w:val="clear" w:color="auto" w:fill="EEECE1" w:themeFill="background2"/>
+        <w:tabs>
+          <w:tab w:val="left" w:pos="916"/>
+          <w:tab w:val="left" w:pos="1832"/>
+          <w:tab w:val="left" w:pos="2748"/>
+          <w:tab w:val="left" w:pos="3664"/>
+          <w:tab w:val="left" w:pos="4580"/>
+          <w:tab w:val="left" w:pos="5496"/>
+          <w:tab w:val="left" w:pos="6412"/>
+          <w:tab w:val="left" w:pos="7328"/>
+          <w:tab w:val="left" w:pos="8244"/>
+          <w:tab w:val="left" w:pos="9160"/>
+          <w:tab w:val="left" w:pos="10076"/>
+          <w:tab w:val="left" w:pos="10992"/>
+          <w:tab w:val="left" w:pos="11908"/>
+          <w:tab w:val="left" w:pos="12824"/>
+          <w:tab w:val="left" w:pos="13740"/>
+          <w:tab w:val="left" w:pos="14656"/>
+        </w:tabs>
+        <w:spacing w:after="0" w:line="240" w:lineRule="auto"/>
+        <w:rPr>
+          <w:rFonts w:ascii="Courier New" w:eastAsia="Times New Roman" w:hAnsi="Courier New" w:cs="Courier New"/>
+          <w:sz w:val="20"/>
+          <w:szCs w:val="20"/>
+          <w:lang w:eastAsia="en-IN"/>
+        </w:rPr>
+      </w:pPr>
+      <w:r>
+        <w:rPr>
+          <w:rFonts w:ascii="Courier New" w:eastAsia="Times New Roman" w:hAnsi="Courier New" w:cs="Courier New"/>
+          <w:sz w:val="20"/>
+          <w:szCs w:val="20"/>
+          <w:lang w:eastAsia="en-IN"/>
+        </w:rPr>
+        <w:lastRenderedPageBreak/>
+        <w:t xml:space="preserve">           ├──► CPU atomic CAS</w:t>
+      </w:r>
+    </w:p>
+    <w:p>
+      <w:pPr>
+        <w:shd w:val="clear" w:color="auto" w:fill="EEECE1" w:themeFill="background2"/>
+        <w:tabs>
+          <w:tab w:val="left" w:pos="916"/>
+          <w:tab w:val="left" w:pos="1832"/>
+          <w:tab w:val="left" w:pos="2748"/>
+          <w:tab w:val="left" w:pos="3664"/>
+          <w:tab w:val="left" w:pos="4580"/>
+          <w:tab w:val="left" w:pos="5496"/>
+          <w:tab w:val="left" w:pos="6412"/>
+          <w:tab w:val="left" w:pos="7328"/>
+          <w:tab w:val="left" w:pos="8244"/>
+          <w:tab w:val="left" w:pos="9160"/>
+          <w:tab w:val="left" w:pos="10076"/>
+          <w:tab w:val="left" w:pos="10992"/>
+          <w:tab w:val="left" w:pos="11908"/>
+          <w:tab w:val="left" w:pos="12824"/>
+          <w:tab w:val="left" w:pos="13740"/>
+          <w:tab w:val="left" w:pos="14656"/>
+        </w:tabs>
+        <w:spacing w:after="0" w:line="240" w:lineRule="auto"/>
+        <w:rPr>
+          <w:rFonts w:ascii="Courier New" w:eastAsia="Times New Roman" w:hAnsi="Courier New" w:cs="Courier New"/>
+          <w:sz w:val="20"/>
+          <w:szCs w:val="20"/>
+          <w:lang w:eastAsia="en-IN"/>
+        </w:rPr>
+      </w:pPr>
+      <w:r>
+        <w:rPr>
+          <w:rFonts w:ascii="Courier New" w:eastAsia="Times New Roman" w:hAnsi="Courier New" w:cs="Courier New"/>
+          <w:sz w:val="20"/>
+          <w:szCs w:val="20"/>
+          <w:lang w:eastAsia="en-IN"/>
+        </w:rPr>
+        <w:t>Thread 2 ──┘</w:t>
+      </w:r>
+    </w:p>
+    <w:p>
+      <w:pPr>
+        <w:shd w:val="clear" w:color="auto" w:fill="EEECE1" w:themeFill="background2"/>
+        <w:spacing w:before="100" w:beforeAutospacing="1" w:after="100" w:afterAutospacing="1" w:line="240" w:lineRule="auto"/>
+        <w:rPr>
+          <w:rFonts w:ascii="Times New Roman" w:eastAsia="Times New Roman" w:hAnsi="Times New Roman" w:cs="Times New Roman"/>
+          <w:sz w:val="24"/>
+          <w:szCs w:val="24"/>
+          <w:lang w:eastAsia="en-IN"/>
+        </w:rPr>
+      </w:pPr>
+      <w:r>
+        <w:rPr>
+          <w:rFonts w:ascii="Times New Roman" w:eastAsia="Times New Roman" w:hAnsi="Times New Roman" w:cs="Times New Roman"/>
+          <w:sz w:val="24"/>
+          <w:szCs w:val="24"/>
+          <w:lang w:eastAsia="en-IN"/>
+        </w:rPr>
+        <w:t xml:space="preserve">Whichever CAS </w:t>
+      </w:r>
+      <w:r>
+        <w:rPr>
+          <w:rFonts w:ascii="Times New Roman" w:eastAsia="Times New Roman" w:hAnsi="Times New Roman" w:cs="Times New Roman"/>
+          <w:b/>
+          <w:bCs/>
+          <w:sz w:val="24"/>
+          <w:szCs w:val="24"/>
+          <w:lang w:eastAsia="en-IN"/>
+        </w:rPr>
+        <w:t>successfully changes the value first</w:t>
+      </w:r>
+      <w:r>
+        <w:rPr>
+          <w:rFonts w:ascii="Times New Roman" w:eastAsia="Times New Roman" w:hAnsi="Times New Roman" w:cs="Times New Roman"/>
+          <w:sz w:val="24"/>
+          <w:szCs w:val="24"/>
+          <w:lang w:eastAsia="en-IN"/>
+        </w:rPr>
+        <w:t xml:space="preserve"> → wins.</w:t>
+      </w:r>
+    </w:p>
+    <w:p>
+      <w:pPr>
+        <w:shd w:val="clear" w:color="auto" w:fill="EEECE1" w:themeFill="background2"/>
+        <w:tabs>
+          <w:tab w:val="left" w:pos="916"/>
+          <w:tab w:val="left" w:pos="1832"/>
+          <w:tab w:val="left" w:pos="2748"/>
+          <w:tab w:val="left" w:pos="3664"/>
+          <w:tab w:val="left" w:pos="4580"/>
+          <w:tab w:val="left" w:pos="5496"/>
+          <w:tab w:val="left" w:pos="6412"/>
+          <w:tab w:val="left" w:pos="7328"/>
+          <w:tab w:val="left" w:pos="8244"/>
+          <w:tab w:val="left" w:pos="9160"/>
+          <w:tab w:val="left" w:pos="10076"/>
+          <w:tab w:val="left" w:pos="10992"/>
+          <w:tab w:val="left" w:pos="11908"/>
+          <w:tab w:val="left" w:pos="12824"/>
+          <w:tab w:val="left" w:pos="13740"/>
+          <w:tab w:val="left" w:pos="14656"/>
+        </w:tabs>
+        <w:spacing w:after="0" w:line="240" w:lineRule="auto"/>
+        <w:rPr>
+          <w:rFonts w:ascii="Courier New" w:eastAsia="Times New Roman" w:hAnsi="Courier New" w:cs="Courier New"/>
+          <w:sz w:val="20"/>
+          <w:szCs w:val="20"/>
+          <w:lang w:eastAsia="en-IN"/>
+        </w:rPr>
+      </w:pPr>
+      <w:r>
+        <w:rPr>
+          <w:rFonts w:ascii="Courier New" w:eastAsia="Times New Roman" w:hAnsi="Courier New" w:cs="Courier New"/>
+          <w:sz w:val="20"/>
+          <w:szCs w:val="20"/>
+          <w:lang w:eastAsia="en-IN"/>
+        </w:rPr>
+        <w:t xml:space="preserve">Thread 1 → </w:t>
+      </w:r>
+      <w:proofErr w:type="gramStart"/>
+      <w:r>
+        <w:rPr>
+          <w:rFonts w:ascii="Courier New" w:eastAsia="Times New Roman" w:hAnsi="Courier New" w:cs="Courier New"/>
+          <w:sz w:val="20"/>
+          <w:szCs w:val="20"/>
+          <w:lang w:eastAsia="en-IN"/>
+        </w:rPr>
+        <w:t>CAS(</w:t>
+      </w:r>
+      <w:proofErr w:type="gramEnd"/>
+      <w:r>
+        <w:rPr>
+          <w:rFonts w:ascii="Courier New" w:eastAsia="Times New Roman" w:hAnsi="Courier New" w:cs="Courier New"/>
+          <w:sz w:val="20"/>
+          <w:szCs w:val="20"/>
+          <w:lang w:eastAsia="en-IN"/>
+        </w:rPr>
+        <w:t>0 → 1) → ✅ wins</w:t>
+      </w:r>
+    </w:p>
+    <w:p>
+      <w:pPr>
+        <w:shd w:val="clear" w:color="auto" w:fill="EEECE1" w:themeFill="background2"/>
+        <w:tabs>
+          <w:tab w:val="left" w:pos="916"/>
+          <w:tab w:val="left" w:pos="1832"/>
+          <w:tab w:val="left" w:pos="2748"/>
+          <w:tab w:val="left" w:pos="3664"/>
+          <w:tab w:val="left" w:pos="4580"/>
+          <w:tab w:val="left" w:pos="5496"/>
+          <w:tab w:val="left" w:pos="6412"/>
+          <w:tab w:val="left" w:pos="7328"/>
+          <w:tab w:val="left" w:pos="8244"/>
+          <w:tab w:val="left" w:pos="9160"/>
+          <w:tab w:val="left" w:pos="10076"/>
+          <w:tab w:val="left" w:pos="10992"/>
+          <w:tab w:val="left" w:pos="11908"/>
+          <w:tab w:val="left" w:pos="12824"/>
+          <w:tab w:val="left" w:pos="13740"/>
+          <w:tab w:val="left" w:pos="14656"/>
+        </w:tabs>
+        <w:spacing w:after="0" w:line="240" w:lineRule="auto"/>
+        <w:rPr>
+          <w:rFonts w:ascii="Courier New" w:eastAsia="Times New Roman" w:hAnsi="Courier New" w:cs="Courier New"/>
+          <w:sz w:val="20"/>
+          <w:szCs w:val="20"/>
+          <w:lang w:eastAsia="en-IN"/>
+        </w:rPr>
+      </w:pPr>
+      <w:r>
+        <w:rPr>
+          <w:rFonts w:ascii="Courier New" w:eastAsia="Times New Roman" w:hAnsi="Courier New" w:cs="Courier New"/>
+          <w:sz w:val="20"/>
+          <w:szCs w:val="20"/>
+          <w:lang w:eastAsia="en-IN"/>
+        </w:rPr>
+        <w:t xml:space="preserve">Thread 2 → </w:t>
+      </w:r>
+      <w:proofErr w:type="gramStart"/>
+      <w:r>
+        <w:rPr>
+          <w:rFonts w:ascii="Courier New" w:eastAsia="Times New Roman" w:hAnsi="Courier New" w:cs="Courier New"/>
+          <w:sz w:val="20"/>
+          <w:szCs w:val="20"/>
+          <w:lang w:eastAsia="en-IN"/>
+        </w:rPr>
+        <w:t>CAS(</w:t>
+      </w:r>
+      <w:proofErr w:type="gramEnd"/>
+      <w:r>
+        <w:rPr>
+          <w:rFonts w:ascii="Courier New" w:eastAsia="Times New Roman" w:hAnsi="Courier New" w:cs="Courier New"/>
+          <w:sz w:val="20"/>
+          <w:szCs w:val="20"/>
+          <w:lang w:eastAsia="en-IN"/>
+        </w:rPr>
+        <w:t>0</w:t>
+      </w:r>
+      <w:bookmarkStart w:id="0" w:name="_GoBack"/>
+      <w:bookmarkEnd w:id="0"/>
+      <w:r>
+        <w:rPr>
+          <w:rFonts w:ascii="Courier New" w:eastAsia="Times New Roman" w:hAnsi="Courier New" w:cs="Courier New"/>
+          <w:sz w:val="20"/>
+          <w:szCs w:val="20"/>
+          <w:lang w:eastAsia="en-IN"/>
+        </w:rPr>
+        <w:t xml:space="preserve"> → 1) → ❌ fails</w:t>
+      </w:r>
+    </w:p>
+    <w:p>
+      <w:pPr>
+        <w:shd w:val="clear" w:color="auto" w:fill="EEECE1" w:themeFill="background2"/>
+        <w:spacing w:before="100" w:beforeAutospacing="1" w:after="100" w:afterAutospacing="1" w:line="240" w:lineRule="auto"/>
+        <w:rPr>
+          <w:rFonts w:ascii="Times New Roman" w:eastAsia="Times New Roman" w:hAnsi="Times New Roman" w:cs="Times New Roman"/>
+          <w:sz w:val="24"/>
+          <w:szCs w:val="24"/>
+          <w:lang w:eastAsia="en-IN"/>
+        </w:rPr>
+      </w:pPr>
+      <w:r>
+        <w:rPr>
+          <w:rFonts w:ascii="Times New Roman" w:eastAsia="Times New Roman" w:hAnsi="Times New Roman" w:cs="Times New Roman"/>
+          <w:sz w:val="24"/>
+          <w:szCs w:val="24"/>
+          <w:lang w:eastAsia="en-IN"/>
+        </w:rPr>
+        <w:t xml:space="preserve">There is </w:t>
+      </w:r>
+      <w:r>
+        <w:rPr>
+          <w:rFonts w:ascii="Times New Roman" w:eastAsia="Times New Roman" w:hAnsi="Times New Roman" w:cs="Times New Roman"/>
+          <w:b/>
+          <w:bCs/>
+          <w:sz w:val="24"/>
+          <w:szCs w:val="24"/>
+          <w:lang w:eastAsia="en-IN"/>
+        </w:rPr>
+        <w:t>no fixed priority</w:t>
+      </w:r>
+      <w:r>
+        <w:rPr>
+          <w:rFonts w:ascii="Times New Roman" w:eastAsia="Times New Roman" w:hAnsi="Times New Roman" w:cs="Times New Roman"/>
+          <w:sz w:val="24"/>
+          <w:szCs w:val="24"/>
+          <w:lang w:eastAsia="en-IN"/>
+        </w:rPr>
+        <w:t xml:space="preserve"> saying Thread 1 always wins. It depends on the timing/order of the atomic operation.</w:t>
+      </w:r>
+    </w:p>
+    <w:p>
+      <w:pPr>
+        <w:pStyle w:val="NormalWeb"/>
+      </w:pPr>
+    </w:p>
+    <w:p>
+      <w:r>
+        <w:pict>
+          <v:rect id="_x0000_i1096" style="width:0;height:1.5pt" o:hralign="center" o:hrstd="t" o:hr="t" fillcolor="#a0a0a0" stroked="f"/>
+        </w:pict>
+      </w:r>
+    </w:p>
+    <w:p>
+      <w:pPr>
+        <w:pStyle w:val="Heading1"/>
+      </w:pPr>
+      <w:r>
+        <w:t xml:space="preserve">So what does </w:t>
+      </w:r>
+      <w:r>
+        <w:rPr>
+          <w:rStyle w:val="HTMLCode"/>
+        </w:rPr>
+        <w:t>volatile</w:t>
+      </w:r>
+      <w:r>
+        <w:t xml:space="preserve"> actually solve?</w:t>
+      </w:r>
+    </w:p>
+    <w:p>
+      <w:pPr>
+        <w:pStyle w:val="NormalWeb"/>
+      </w:pPr>
+      <w:r>
+        <w:t>Suppose:</w:t>
+      </w:r>
+    </w:p>
+    <w:p>
+      <w:pPr>
+        <w:pStyle w:val="HTMLPreformatted"/>
+      </w:pPr>
+      <w:proofErr w:type="gramStart"/>
+      <w:r>
+        <w:rPr>
+          <w:rStyle w:val="HTMLCode"/>
+        </w:rPr>
+        <w:t>volatile</w:t>
+      </w:r>
+      <w:proofErr w:type="gramEnd"/>
+      <w:r>
+        <w:rPr>
+          <w:rStyle w:val="HTMLCode"/>
+        </w:rPr>
+        <w:t xml:space="preserve"> </w:t>
+      </w:r>
+      <w:proofErr w:type="spellStart"/>
+      <w:r>
+        <w:rPr>
+          <w:rStyle w:val="HTMLCode"/>
+        </w:rPr>
+        <w:t>boolean</w:t>
+      </w:r>
+      <w:proofErr w:type="spellEnd"/>
+      <w:r>
+        <w:rPr>
+          <w:rStyle w:val="HTMLCode"/>
+        </w:rPr>
+        <w:t xml:space="preserve"> running = true;</w:t>
+      </w:r>
+    </w:p>
+    <w:p>
+      <w:pPr>
+        <w:pStyle w:val="NormalWeb"/>
+      </w:pPr>
+      <w:r>
+        <w:t>Thread 1:</w:t>
+      </w:r>
+    </w:p>
+    <w:p>
+      <w:pPr>
+        <w:pStyle w:val="HTMLPreformatted"/>
+      </w:pPr>
+      <w:proofErr w:type="gramStart"/>
+      <w:r>
+        <w:rPr>
+          <w:rStyle w:val="HTMLCode"/>
+        </w:rPr>
+        <w:t>running</w:t>
+      </w:r>
+      <w:proofErr w:type="gramEnd"/>
+      <w:r>
+        <w:rPr>
+          <w:rStyle w:val="HTMLCode"/>
+        </w:rPr>
+        <w:t xml:space="preserve"> = false;</w:t>
+      </w:r>
+    </w:p>
+    <w:p>
+      <w:pPr>
+        <w:pStyle w:val="NormalWeb"/>
+      </w:pPr>
+      <w:r>
+        <w:t>Thread 2:</w:t>
+      </w:r>
+    </w:p>
+    <w:p>
+      <w:pPr>
+        <w:pStyle w:val="HTMLPreformatted"/>
+      </w:pPr>
+      <w:proofErr w:type="gramStart"/>
+      <w:r>
+        <w:rPr>
+          <w:rStyle w:val="HTMLCode"/>
+        </w:rPr>
+        <w:t>keeps</w:t>
+      </w:r>
+      <w:proofErr w:type="gramEnd"/>
+      <w:r>
+        <w:rPr>
+          <w:rStyle w:val="HTMLCode"/>
+        </w:rPr>
+        <w:t xml:space="preserve"> checking running</w:t>
+      </w:r>
+    </w:p>
+    <w:p>
+      <w:pPr>
+        <w:pStyle w:val="NormalWeb"/>
+      </w:pPr>
+      <w:r>
+        <w:t xml:space="preserve">Because </w:t>
+      </w:r>
+      <w:r>
+        <w:rPr>
+          <w:rStyle w:val="HTMLCode"/>
+        </w:rPr>
+        <w:t>running</w:t>
+      </w:r>
+      <w:r>
+        <w:t xml:space="preserve"> is volatile, Thread 2 is guaranteed to see the updated value rather than indefinitely using a stale cached value.</w:t>
+      </w:r>
+    </w:p>
+    <w:p>
+      <w:pPr>
+        <w:pStyle w:val="HTMLPreformatted"/>
+        <w:rPr>
+          <w:rStyle w:val="HTMLCode"/>
+        </w:rPr>
+      </w:pPr>
+      <w:proofErr w:type="gramStart"/>
+      <w:r>
+        <w:rPr>
+          <w:rStyle w:val="HTMLCode"/>
+        </w:rPr>
+        <w:t>volatile</w:t>
+      </w:r>
+      <w:proofErr w:type="gramEnd"/>
+    </w:p>
+    <w:p>
+      <w:pPr>
+        <w:pStyle w:val="HTMLPreformatted"/>
+        <w:rPr>
+          <w:rStyle w:val="HTMLCode"/>
+        </w:rPr>
+      </w:pPr>
+      <w:r>
+        <w:rPr>
+          <w:rStyle w:val="HTMLCode"/>
+        </w:rPr>
+        <w:t xml:space="preserve">   ↓</w:t>
+      </w:r>
+    </w:p>
+    <w:p>
+      <w:pPr>
+        <w:pStyle w:val="HTMLPreformatted"/>
+        <w:rPr>
+          <w:rStyle w:val="HTMLCode"/>
+        </w:rPr>
+      </w:pPr>
+      <w:r>
+        <w:rPr>
+          <w:rStyle w:val="HTMLCode"/>
+        </w:rPr>
+        <w:t>Visibility</w:t>
+      </w:r>
+    </w:p>
+    <w:p>
+      <w:pPr>
+        <w:pStyle w:val="HTMLPreformatted"/>
+        <w:rPr>
+          <w:rStyle w:val="HTMLCode"/>
+        </w:rPr>
+      </w:pPr>
+      <w:r>
+        <w:rPr>
+          <w:rStyle w:val="HTMLCode"/>
+        </w:rPr>
+        <w:t xml:space="preserve">   ↓</w:t>
+      </w:r>
+    </w:p>
+    <w:p>
+      <w:pPr>
+        <w:pStyle w:val="HTMLPreformatted"/>
+      </w:pPr>
+      <w:r>
+        <w:rPr>
+          <w:rStyle w:val="HTMLCode"/>
+        </w:rPr>
+        <w:t>"I can see your latest update"</w:t>
+      </w:r>
+    </w:p>
+    <w:p>
+      <w:pPr>
+        <w:pStyle w:val="NormalWeb"/>
+      </w:pPr>
+      <w:r>
+        <w:t>But:</w:t>
+      </w:r>
+    </w:p>
+    <w:p>
+      <w:pPr>
+        <w:pStyle w:val="HTMLPreformatted"/>
+        <w:rPr>
+          <w:rStyle w:val="HTMLCode"/>
+        </w:rPr>
+      </w:pPr>
+      <w:proofErr w:type="gramStart"/>
+      <w:r>
+        <w:rPr>
+          <w:rStyle w:val="HTMLCode"/>
+        </w:rPr>
+        <w:lastRenderedPageBreak/>
+        <w:t>volatile</w:t>
+      </w:r>
+      <w:proofErr w:type="gramEnd"/>
+    </w:p>
+    <w:p>
+      <w:pPr>
+        <w:pStyle w:val="HTMLPreformatted"/>
+        <w:rPr>
+          <w:rStyle w:val="HTMLCode"/>
+        </w:rPr>
+      </w:pPr>
+      <w:r>
+        <w:rPr>
+          <w:rStyle w:val="HTMLCode"/>
+        </w:rPr>
+        <w:t xml:space="preserve">   ❌</w:t>
+      </w:r>
+    </w:p>
+    <w:p>
+      <w:pPr>
+        <w:pStyle w:val="HTMLPreformatted"/>
+      </w:pPr>
+      <w:r>
+        <w:rPr>
+          <w:rStyle w:val="HTMLCode"/>
+        </w:rPr>
+        <w:t>"Only one thread can update"</w:t>
+      </w:r>
+    </w:p>
+    <w:p>
+      <w:r>
+        <w:pict>
+          <v:rect id="_x0000_i1097" style="width:0;height:1.5pt" o:hralign="center" o:hrstd="t" o:hr="t" fillcolor="#a0a0a0" stroked="f"/>
+        </w:pict>
+      </w:r>
+    </w:p>
+    <w:p>
+      <w:pPr>
+        <w:pStyle w:val="Heading1"/>
+      </w:pPr>
+      <w:r>
+        <w:rPr>
+          <w:highlight w:val="yellow"/>
+        </w:rPr>
+        <w:t xml:space="preserve">Then how does </w:t>
+      </w:r>
+      <w:proofErr w:type="spellStart"/>
+      <w:r>
+        <w:rPr>
+          <w:highlight w:val="yellow"/>
+        </w:rPr>
+        <w:t>ConcurrentHashMap</w:t>
+      </w:r>
+      <w:proofErr w:type="spellEnd"/>
+      <w:r>
+        <w:rPr>
+          <w:highlight w:val="yellow"/>
+        </w:rPr>
+        <w:t xml:space="preserve"> prevent the risk?</w:t>
+      </w:r>
+    </w:p>
+    <w:p>
+      <w:pPr>
+        <w:pStyle w:val="NormalWeb"/>
+      </w:pPr>
+      <w:r>
+        <w:t xml:space="preserve">It uses </w:t>
+      </w:r>
+      <w:r>
+        <w:rPr>
+          <w:rStyle w:val="Strong"/>
+        </w:rPr>
+        <w:t>CAS or synchronization</w:t>
+      </w:r>
+      <w:r>
+        <w:t>, depending on the operation.</w:t>
+      </w:r>
+    </w:p>
+    <w:p>
+      <w:pPr>
+        <w:pStyle w:val="Heading3"/>
+        <w:rPr>
+          <w:u w:val="single"/>
+        </w:rPr>
+      </w:pPr>
+      <w:r>
+        <w:rPr>
+          <w:u w:val="single"/>
+        </w:rPr>
+        <w:t>Empty bucket</w:t>
+      </w:r>
+    </w:p>
+    <w:p>
+      <w:pPr>
+        <w:pStyle w:val="HTMLPreformatted"/>
+        <w:rPr>
+          <w:rStyle w:val="HTMLCode"/>
+        </w:rPr>
+      </w:pPr>
+      <w:r>
+        <w:rPr>
+          <w:rStyle w:val="HTMLCode"/>
+        </w:rPr>
+        <w:t>Thread 1 ──┐</w:t>
+      </w:r>
+    </w:p>
+    <w:p>
+      <w:pPr>
+        <w:pStyle w:val="HTMLPreformatted"/>
+        <w:rPr>
+          <w:rStyle w:val="HTMLCode"/>
+        </w:rPr>
+      </w:pPr>
+      <w:r>
+        <w:rPr>
+          <w:rStyle w:val="HTMLCode"/>
+        </w:rPr>
+        <w:t xml:space="preserve">           ├── CAS ──► only one wins</w:t>
+      </w:r>
+    </w:p>
+    <w:p>
+      <w:pPr>
+        <w:pStyle w:val="HTMLPreformatted"/>
+      </w:pPr>
+      <w:r>
+        <w:rPr>
+          <w:rStyle w:val="HTMLCode"/>
+        </w:rPr>
+        <w:t>Thread 2 ──┘</w:t>
+      </w:r>
+    </w:p>
+    <w:p>
+      <w:pPr>
+        <w:pStyle w:val="Heading3"/>
+        <w:rPr>
+          <w:u w:val="single"/>
+        </w:rPr>
+      </w:pPr>
+      <w:r>
+        <w:rPr>
+          <w:u w:val="single"/>
+        </w:rPr>
+        <w:t>Existing/colliding bucket</w:t>
+      </w:r>
+    </w:p>
+    <w:p>
+      <w:pPr>
+        <w:pStyle w:val="HTMLPreformatted"/>
+        <w:rPr>
+          <w:rStyle w:val="HTMLCode"/>
+        </w:rPr>
+      </w:pPr>
+      <w:r>
+        <w:rPr>
+          <w:rStyle w:val="HTMLCode"/>
+        </w:rPr>
+        <w:t xml:space="preserve">Thread 1 ──► </w:t>
+      </w:r>
+      <w:proofErr w:type="gramStart"/>
+      <w:r>
+        <w:rPr>
+          <w:rStyle w:val="HTMLCode"/>
+        </w:rPr>
+        <w:t>synchronized(</w:t>
+      </w:r>
+      <w:proofErr w:type="gramEnd"/>
+      <w:r>
+        <w:rPr>
+          <w:rStyle w:val="HTMLCode"/>
+        </w:rPr>
+        <w:t>bin) 🔒</w:t>
+      </w:r>
+    </w:p>
+    <w:p>
+      <w:pPr>
+        <w:pStyle w:val="HTMLPreformatted"/>
+        <w:rPr>
+          <w:rStyle w:val="HTMLCode"/>
+        </w:rPr>
+      </w:pPr>
+      <w:r>
+        <w:rPr>
+          <w:rStyle w:val="HTMLCode"/>
+        </w:rPr>
+        <w:t>Thread 2 ──► WAIT</w:t>
+      </w:r>
+    </w:p>
+    <w:p>
+      <w:pPr>
+        <w:pStyle w:val="HTMLPreformatted"/>
+      </w:pPr>
+      <w:r>
+        <w:rPr>
+          <w:rStyle w:val="HTMLCode"/>
+        </w:rPr>
+        <w:t>Thread 3 ──► WAIT</w:t>
+      </w:r>
+    </w:p>
+    <w:p>
+      <w:pPr>
+        <w:pStyle w:val="NormalWeb"/>
+      </w:pPr>
+      <w:r>
+        <w:t>Only one thread modifies that bin at a time.</w:t>
+      </w:r>
+    </w:p>
+    <w:p>
+      <w:r>
+        <w:pict>
+          <v:rect id="_x0000_i1098" style="width:0;height:1.5pt" o:hralign="center" o:hrstd="t" o:hr="t" fillcolor="#a0a0a0" stroked="f"/>
+        </w:pict>
+      </w:r>
+    </w:p>
+    <w:p>
+      <w:pPr>
+        <w:pStyle w:val="Heading2"/>
+      </w:pPr>
+      <w:r>
+        <w:t>⭐ Remember the difference</w:t>
+      </w:r>
+    </w:p>
+    <w:p>
+      <w:pPr>
+        <w:pStyle w:val="HTMLPreformatted"/>
+        <w:rPr>
+          <w:rStyle w:val="HTMLCode"/>
+        </w:rPr>
+      </w:pPr>
+      <w:proofErr w:type="gramStart"/>
+      <w:r>
+        <w:rPr>
+          <w:rStyle w:val="HTMLCode"/>
+        </w:rPr>
+        <w:t>volatile</w:t>
+      </w:r>
+      <w:proofErr w:type="gramEnd"/>
+    </w:p>
+    <w:p>
+      <w:pPr>
+        <w:pStyle w:val="HTMLPreformatted"/>
+        <w:rPr>
+          <w:rStyle w:val="HTMLCode"/>
+        </w:rPr>
+      </w:pPr>
+      <w:r>
+        <w:rPr>
+          <w:rStyle w:val="HTMLCode"/>
+        </w:rPr>
+        <w:t xml:space="preserve">   ↓</w:t>
+      </w:r>
+    </w:p>
+    <w:p>
+      <w:pPr>
+        <w:pStyle w:val="HTMLPreformatted"/>
+        <w:rPr>
+          <w:rStyle w:val="HTMLCode"/>
+        </w:rPr>
+      </w:pPr>
+      <w:r>
+        <w:rPr>
+          <w:rStyle w:val="HTMLCode"/>
+        </w:rPr>
+        <w:t>Visibility</w:t>
+      </w:r>
+    </w:p>
+    <w:p>
+      <w:pPr>
+        <w:pStyle w:val="HTMLPreformatted"/>
+      </w:pPr>
+      <w:r>
+        <w:rPr>
+          <w:rStyle w:val="HTMLCode"/>
+        </w:rPr>
+        <w:t>"Can other threads see my latest value?"</w:t>
+      </w:r>
+    </w:p>
+    <w:p>
+      <w:pPr>
+        <w:pStyle w:val="HTMLPreformatted"/>
+        <w:rPr>
+          <w:rStyle w:val="HTMLCode"/>
+        </w:rPr>
+      </w:pPr>
+      <w:r>
+        <w:rPr>
+          <w:rStyle w:val="HTMLCode"/>
+        </w:rPr>
+        <w:t>CAS</w:t>
+      </w:r>
+    </w:p>
+    <w:p>
+      <w:pPr>
+        <w:pStyle w:val="HTMLPreformatted"/>
+        <w:rPr>
+          <w:rStyle w:val="HTMLCode"/>
+        </w:rPr>
+      </w:pPr>
+      <w:r>
+        <w:rPr>
+          <w:rStyle w:val="HTMLCode"/>
+        </w:rPr>
+        <w:t xml:space="preserve">   ↓</w:t>
+      </w:r>
+    </w:p>
+    <w:p>
+      <w:pPr>
+        <w:pStyle w:val="HTMLPreformatted"/>
+        <w:rPr>
+          <w:rStyle w:val="HTMLCode"/>
+        </w:rPr>
+      </w:pPr>
+      <w:r>
+        <w:rPr>
+          <w:rStyle w:val="HTMLCode"/>
+        </w:rPr>
+        <w:t>Atomicity</w:t>
+      </w:r>
+    </w:p>
+    <w:p>
+      <w:pPr>
+        <w:pStyle w:val="HTMLPreformatted"/>
+      </w:pPr>
+      <w:r>
+        <w:rPr>
+          <w:rStyle w:val="HTMLCode"/>
+        </w:rPr>
+        <w:t>"Only one thread wins this update."</w:t>
+      </w:r>
+    </w:p>
+    <w:p>
+      <w:pPr>
+        <w:pStyle w:val="HTMLPreformatted"/>
+        <w:rPr>
+          <w:rStyle w:val="HTMLCode"/>
+        </w:rPr>
+      </w:pPr>
+      <w:proofErr w:type="gramStart"/>
+      <w:r>
+        <w:rPr>
+          <w:rStyle w:val="HTMLCode"/>
+        </w:rPr>
+        <w:t>synchronized</w:t>
+      </w:r>
+      <w:proofErr w:type="gramEnd"/>
+    </w:p>
+    <w:p>
+      <w:pPr>
+        <w:pStyle w:val="HTMLPreformatted"/>
+        <w:rPr>
+          <w:rStyle w:val="HTMLCode"/>
+        </w:rPr>
+      </w:pPr>
+      <w:r>
+        <w:rPr>
+          <w:rStyle w:val="HTMLCode"/>
+        </w:rPr>
+        <w:lastRenderedPageBreak/>
+        <w:t xml:space="preserve">   ↓</w:t>
+      </w:r>
+    </w:p>
+    <w:p>
+      <w:pPr>
+        <w:pStyle w:val="HTMLPreformatted"/>
+        <w:rPr>
+          <w:rStyle w:val="HTMLCode"/>
+        </w:rPr>
+      </w:pPr>
+      <w:r>
+        <w:rPr>
+          <w:rStyle w:val="HTMLCode"/>
+        </w:rPr>
+        <w:t>Mutual exclusion</w:t>
+      </w:r>
+    </w:p>
+    <w:p>
+      <w:pPr>
+        <w:pStyle w:val="HTMLPreformatted"/>
+      </w:pPr>
+      <w:r>
+        <w:rPr>
+          <w:rStyle w:val="HTMLCode"/>
+        </w:rPr>
+        <w:t>"Only one thread enters this section at a time."</w:t>
+      </w:r>
+    </w:p>
+    <w:p>
+      <w:pPr>
+        <w:pStyle w:val="NormalWeb"/>
+      </w:pPr>
+      <w:r>
+        <w:t xml:space="preserve">So your concern is </w:t>
+      </w:r>
+      <w:r>
+        <w:rPr>
+          <w:rStyle w:val="Strong"/>
+        </w:rPr>
+        <w:t xml:space="preserve">exactly why </w:t>
+      </w:r>
+      <w:r>
+        <w:rPr>
+          <w:rStyle w:val="HTMLCode"/>
+          <w:b/>
+          <w:bCs/>
+        </w:rPr>
+        <w:t>volatile</w:t>
+      </w:r>
+      <w:r>
+        <w:rPr>
+          <w:rStyle w:val="Strong"/>
+        </w:rPr>
+        <w:t xml:space="preserve"> alone is not enough for </w:t>
+      </w:r>
+      <w:proofErr w:type="spellStart"/>
+      <w:r>
+        <w:rPr>
+          <w:rStyle w:val="HTMLCode"/>
+          <w:b/>
+          <w:bCs/>
+        </w:rPr>
+        <w:t>ConcurrentHashMap</w:t>
+      </w:r>
+      <w:proofErr w:type="spellEnd"/>
+      <w:r>
+        <w:t>.</w:t>
+      </w:r>
+    </w:p>
+    <w:p/>
     <w:p/>
     <w:sectPr>
       <w:pgSz w:w="8641" w:h="12962" w:code="1"/>
